--- a/8.资源管理/1.流程制度规范类文件/ZGS-08-06-服务数据管理制度.docx
+++ b/8.资源管理/1.流程制度规范类文件/ZGS-08-06-服务数据管理制度.docx
@@ -1,10 +1,11 @@
 
 <file path=word/document.xml><?xml version="1.0" encoding="utf-8"?>
-<w:document xmlns:wpc="http://schemas.microsoft.com/office/word/2010/wordprocessingCanvas" xmlns:mc="http://schemas.openxmlformats.org/markup-compatibility/2006" xmlns:o="urn:schemas-microsoft-com:office:office" xmlns:r="http://schemas.openxmlformats.org/officeDocument/2006/relationships" xmlns:m="http://schemas.openxmlformats.org/officeDocument/2006/math" xmlns:v="urn:schemas-microsoft-com:vml" xmlns:wp14="http://schemas.microsoft.com/office/word/2010/wordprocessingDrawing" xmlns:wp="http://schemas.openxmlformats.org/drawingml/2006/wordprocessingDrawing" xmlns:w="http://schemas.openxmlformats.org/wordprocessingml/2006/main" xmlns:w14="http://schemas.microsoft.com/office/word/2010/wordml" xmlns:w10="urn:schemas-microsoft-com:office:word" xmlns:w15="http://schemas.microsoft.com/office/word/2012/wordml" xmlns:wpg="http://schemas.microsoft.com/office/word/2010/wordprocessingGroup" xmlns:wpi="http://schemas.microsoft.com/office/word/2010/wordprocessingInk" xmlns:wne="http://schemas.microsoft.com/office/word/2006/wordml" xmlns:wps="http://schemas.microsoft.com/office/word/2010/wordprocessingShape" xmlns:wpsCustomData="http://www.wps.cn/officeDocument/2013/wpsCustomData" mc:Ignorable="w14 w15 wp14">
+<w:document xmlns:wpc="http://schemas.microsoft.com/office/word/2010/wordprocessingCanvas" xmlns:mc="http://schemas.openxmlformats.org/markup-compatibility/2006" xmlns:o="urn:schemas-microsoft-com:office:office" xmlns:r="http://schemas.openxmlformats.org/officeDocument/2006/relationships" xmlns:m="http://schemas.openxmlformats.org/officeDocument/2006/math" xmlns:v="urn:schemas-microsoft-com:vml" xmlns:wp14="http://schemas.microsoft.com/office/word/2010/wordprocessingDrawing" xmlns:wp="http://schemas.openxmlformats.org/drawingml/2006/wordprocessingDrawing" xmlns:w10="urn:schemas-microsoft-com:office:word" xmlns:w="http://schemas.openxmlformats.org/wordprocessingml/2006/main" xmlns:w14="http://schemas.microsoft.com/office/word/2010/wordml" xmlns:w15="http://schemas.microsoft.com/office/word/2012/wordml" xmlns:wne="http://schemas.microsoft.com/office/word/2006/wordml" xmlns:wpg="http://schemas.microsoft.com/office/word/2010/wordprocessingGroup" xmlns:wpi="http://schemas.microsoft.com/office/word/2010/wordprocessingInk" xmlns:wps="http://schemas.microsoft.com/office/word/2010/wordprocessingShape" mc:Ignorable="w14 w15 wp14">
+  <!-- Generated by Aspose.Words for .NET 13.3.0.1 -->
   <w:body>
     <w:p>
       <w:pPr>
-        <w:pStyle w:val="24"/>
+        <w:pStyle w:val="a"/>
         <w:keepNext w:val="0"/>
         <w:keepLines w:val="0"/>
         <w:pageBreakBefore w:val="0"/>
@@ -24,7 +25,7 @@
       <w:bookmarkStart w:id="0" w:name="_Toc29475"/>
       <w:r>
         <w:drawing>
-          <wp:anchor distT="0" distB="0" distL="114300" distR="114300" simplePos="0" relativeHeight="251660288" behindDoc="1" locked="0" layoutInCell="1" allowOverlap="1">
+          <wp:anchor distT="0" distB="0" distL="114300" distR="114300" simplePos="0" relativeHeight="251659264" behindDoc="1" locked="0" layoutInCell="1" allowOverlap="1">
             <wp:simplePos x="0" y="0"/>
             <wp:positionH relativeFrom="column">
               <wp:posOffset>0</wp:posOffset>
@@ -49,7 +50,7 @@
                     </pic:cNvPicPr>
                   </pic:nvPicPr>
                   <pic:blipFill>
-                    <a:blip r:embed="rId8"/>
+                    <a:blip xmlns:r="http://schemas.openxmlformats.org/officeDocument/2006/relationships" r:embed="rId4"/>
                     <a:stretch>
                       <a:fillRect/>
                     </a:stretch>
@@ -79,7 +80,7 @@
           <w:lang w:val="en-US" w:eastAsia="zh-CN"/>
         </w:rPr>
         <w:drawing>
-          <wp:anchor distT="0" distB="0" distL="114300" distR="114300" simplePos="0" relativeHeight="251659264" behindDoc="1" locked="0" layoutInCell="1" allowOverlap="1">
+          <wp:anchor distT="0" distB="0" distL="114300" distR="114300" simplePos="0" relativeHeight="251658240" behindDoc="1" locked="0" layoutInCell="1" allowOverlap="1">
             <wp:simplePos x="0" y="0"/>
             <wp:positionH relativeFrom="column">
               <wp:posOffset>635</wp:posOffset>
@@ -104,7 +105,7 @@
                     </pic:cNvPicPr>
                   </pic:nvPicPr>
                   <pic:blipFill>
-                    <a:blip r:embed="rId9">
+                    <a:blip xmlns:r="http://schemas.openxmlformats.org/officeDocument/2006/relationships" r:embed="rId5">
                       <a:alphaModFix amt="58000"/>
                       <a:lum contrast="-52000"/>
                     </a:blip>
@@ -138,7 +139,7 @@
     </w:p>
     <w:p>
       <w:pPr>
-        <w:pStyle w:val="25"/>
+        <w:pStyle w:val="a0"/>
         <w:keepNext w:val="0"/>
         <w:keepLines w:val="0"/>
         <w:pageBreakBefore w:val="0"/>
@@ -185,11 +186,11 @@
         <w:adjustRightInd w:val="0"/>
         <w:snapToGrid w:val="0"/>
         <w:spacing w:after="624" w:afterLines="200" w:line="219" w:lineRule="auto"/>
-        <w:ind w:left="0" w:leftChars="0" w:right="0" w:rightChars="0" w:firstLine="0" w:firstLineChars="0"/>
+        <w:ind w:left="0" w:right="0" w:firstLine="0" w:leftChars="0" w:rightChars="0" w:firstLineChars="0"/>
         <w:jc w:val="center"/>
         <w:textAlignment w:val="baseline"/>
         <w:rPr>
-          <w:rFonts w:hint="eastAsia" w:ascii="宋体" w:hAnsi="宋体" w:eastAsia="宋体" w:cs="宋体"/>
+          <w:rFonts w:ascii="宋体" w:eastAsia="宋体" w:hAnsi="宋体" w:cs="宋体" w:hint="eastAsia"/>
           <w:sz w:val="24"/>
           <w:szCs w:val="24"/>
           <w:lang w:val="en-US" w:eastAsia="zh-CN"/>
@@ -197,7 +198,7 @@
       </w:pPr>
       <w:r>
         <w:rPr>
-          <w:rFonts w:ascii="宋体" w:hAnsi="宋体" w:eastAsia="宋体" w:cs="宋体"/>
+          <w:rFonts w:ascii="宋体" w:eastAsia="宋体" w:hAnsi="宋体" w:cs="宋体"/>
           <w:b/>
           <w:bCs/>
           <w:spacing w:val="-3"/>
@@ -206,74 +207,20 @@
         </w:rPr>
         <w:t>文件编号：ZGS-08-06</w:t>
       </w:r>
-      <w:r>
-        <w:rPr>
-          <w:rFonts w:hint="eastAsia" w:ascii="宋体" w:hAnsi="宋体" w:eastAsia="宋体" w:cs="宋体"/>
-          <w:b/>
-          <w:bCs/>
-          <w:spacing w:val="-3"/>
-          <w:sz w:val="24"/>
-          <w:szCs w:val="24"/>
-          <w:lang w:val="en-US" w:eastAsia="zh-CN"/>
-        </w:rPr>
-      </w:r>
-      <w:r>
-        <w:rPr>
-          <w:rFonts w:ascii="宋体" w:hAnsi="宋体" w:eastAsia="宋体" w:cs="宋体"/>
-          <w:b/>
-          <w:bCs/>
-          <w:spacing w:val="-3"/>
-          <w:sz w:val="24"/>
-          <w:szCs w:val="24"/>
-        </w:rPr>
-      </w:r>
-      <w:r>
-        <w:rPr>
-          <w:rFonts w:hint="eastAsia" w:ascii="宋体" w:hAnsi="宋体" w:cs="宋体"/>
-          <w:b/>
-          <w:bCs/>
-          <w:spacing w:val="-3"/>
-          <w:sz w:val="24"/>
-          <w:szCs w:val="24"/>
-          <w:lang w:val="en-US" w:eastAsia="zh-CN"/>
-        </w:rPr>
-      </w:r>
-      <w:r>
-        <w:rPr>
-          <w:rFonts w:ascii="宋体" w:hAnsi="宋体" w:eastAsia="宋体" w:cs="宋体"/>
-          <w:b/>
-          <w:bCs/>
-          <w:spacing w:val="-3"/>
-          <w:sz w:val="24"/>
-          <w:szCs w:val="24"/>
-        </w:rPr>
-      </w:r>
-      <w:r>
-        <w:rPr>
-          <w:rFonts w:hint="eastAsia" w:ascii="宋体" w:hAnsi="宋体" w:cs="宋体"/>
-          <w:b/>
-          <w:bCs/>
-          <w:spacing w:val="-3"/>
-          <w:sz w:val="24"/>
-          <w:szCs w:val="24"/>
-          <w:lang w:val="en-US" w:eastAsia="zh-CN"/>
-        </w:rPr>
-      </w:r>
     </w:p>
     <w:tbl>
       <w:tblPr>
-        <w:tblStyle w:val="21"/>
+        <w:tblStyle w:val="TableGrid"/>
         <w:tblW w:w="0" w:type="auto"/>
         <w:jc w:val="center"/>
         <w:tblBorders>
-          <w:top w:val="none" w:color="auto" w:sz="0" w:space="0"/>
-          <w:left w:val="none" w:color="auto" w:sz="0" w:space="0"/>
-          <w:bottom w:val="none" w:color="auto" w:sz="0" w:space="0"/>
-          <w:right w:val="none" w:color="auto" w:sz="0" w:space="0"/>
-          <w:insideH w:val="none" w:color="auto" w:sz="0" w:space="0"/>
-          <w:insideV w:val="none" w:color="auto" w:sz="0" w:space="0"/>
+          <w:top w:val="nil"/>
+          <w:left w:val="nil"/>
+          <w:bottom w:val="nil"/>
+          <w:right w:val="nil"/>
+          <w:insideH w:val="nil"/>
+          <w:insideV w:val="nil"/>
         </w:tblBorders>
-        <w:tblLayout w:type="autofit"/>
         <w:tblCellMar>
           <w:top w:w="0" w:type="dxa"/>
           <w:left w:w="108" w:type="dxa"/>
@@ -287,13 +234,15 @@
       </w:tblGrid>
       <w:tr>
         <w:tblPrEx>
+          <w:tblW w:w="0" w:type="auto"/>
+          <w:jc w:val="center"/>
           <w:tblBorders>
-            <w:top w:val="none" w:color="auto" w:sz="0" w:space="0"/>
-            <w:left w:val="none" w:color="auto" w:sz="0" w:space="0"/>
-            <w:bottom w:val="none" w:color="auto" w:sz="0" w:space="0"/>
-            <w:right w:val="none" w:color="auto" w:sz="0" w:space="0"/>
-            <w:insideH w:val="none" w:color="auto" w:sz="0" w:space="0"/>
-            <w:insideV w:val="none" w:color="auto" w:sz="0" w:space="0"/>
+            <w:top w:val="nil"/>
+            <w:left w:val="nil"/>
+            <w:bottom w:val="nil"/>
+            <w:right w:val="nil"/>
+            <w:insideH w:val="nil"/>
+            <w:insideV w:val="nil"/>
           </w:tblBorders>
           <w:tblCellMar>
             <w:top w:w="0" w:type="dxa"/>
@@ -303,7 +252,7 @@
           </w:tblCellMar>
         </w:tblPrEx>
         <w:trPr>
-          <w:trHeight w:val="810" w:hRule="atLeast"/>
+          <w:trHeight w:val="810"/>
           <w:jc w:val="center"/>
         </w:trPr>
         <w:tc>
@@ -341,7 +290,7 @@
             </w:r>
             <w:r>
               <w:rPr>
-                <w:rFonts w:hint="default" w:asciiTheme="minorAscii" w:hAnsiTheme="minorAscii" w:eastAsiaTheme="minorEastAsia"/>
+                <w:rFonts w:asciiTheme="minorAscii" w:eastAsiaTheme="minorEastAsia" w:hAnsiTheme="minorAscii" w:hint="default"/>
                 <w:spacing w:val="227"/>
                 <w:sz w:val="21"/>
                 <w:vertAlign w:val="baseline"/>
@@ -395,7 +344,7 @@
             </w:r>
             <w:r>
               <w:rPr>
-                <w:rFonts w:hint="eastAsia" w:asciiTheme="minorAscii" w:hAnsiTheme="minorAscii" w:eastAsiaTheme="minorEastAsia"/>
+                <w:rFonts w:asciiTheme="minorAscii" w:eastAsiaTheme="minorEastAsia" w:hAnsiTheme="minorAscii" w:hint="eastAsia"/>
                 <w:spacing w:val="227"/>
                 <w:sz w:val="21"/>
                 <w:vertAlign w:val="baseline"/>
@@ -417,14 +366,8 @@
       </w:tr>
       <w:tr>
         <w:tblPrEx>
-          <w:tblBorders>
-            <w:top w:val="none" w:color="auto" w:sz="0" w:space="0"/>
-            <w:left w:val="none" w:color="auto" w:sz="0" w:space="0"/>
-            <w:bottom w:val="none" w:color="auto" w:sz="0" w:space="0"/>
-            <w:right w:val="none" w:color="auto" w:sz="0" w:space="0"/>
-            <w:insideH w:val="none" w:color="auto" w:sz="0" w:space="0"/>
-            <w:insideV w:val="none" w:color="auto" w:sz="0" w:space="0"/>
-          </w:tblBorders>
+          <w:tblW w:w="0" w:type="auto"/>
+          <w:jc w:val="center"/>
           <w:tblCellMar>
             <w:top w:w="0" w:type="dxa"/>
             <w:left w:w="108" w:type="dxa"/>
@@ -433,7 +376,7 @@
           </w:tblCellMar>
         </w:tblPrEx>
         <w:trPr>
-          <w:trHeight w:val="810" w:hRule="atLeast"/>
+          <w:trHeight w:val="810"/>
           <w:jc w:val="center"/>
         </w:trPr>
         <w:tc>
@@ -457,7 +400,7 @@
               <w:snapToGrid w:val="0"/>
               <w:textAlignment w:val="baseline"/>
               <w:rPr>
-                <w:rFonts w:hint="default" w:ascii="Arial" w:hAnsi="Arial" w:eastAsia="Arial" w:cs="Arial"/>
+                <w:rFonts w:ascii="Arial" w:eastAsia="Arial" w:hAnsi="Arial" w:cs="Arial" w:hint="default"/>
                 <w:snapToGrid w:val="0"/>
                 <w:color w:val="000000"/>
                 <w:kern w:val="0"/>
@@ -489,7 +432,7 @@
             </w:r>
             <w:r>
               <w:rPr>
-                <w:rFonts w:hint="default" w:asciiTheme="minorAscii" w:hAnsiTheme="minorAscii" w:eastAsiaTheme="minorEastAsia"/>
+                <w:rFonts w:asciiTheme="minorAscii" w:eastAsiaTheme="minorEastAsia" w:hAnsiTheme="minorAscii" w:hint="default"/>
                 <w:spacing w:val="227"/>
                 <w:sz w:val="21"/>
                 <w:vertAlign w:val="baseline"/>
@@ -542,7 +485,7 @@
               <w:snapToGrid w:val="0"/>
               <w:textAlignment w:val="baseline"/>
               <w:rPr>
-                <w:rFonts w:hint="default" w:ascii="Arial" w:hAnsi="Arial" w:eastAsia="Arial" w:cs="Arial"/>
+                <w:rFonts w:ascii="Arial" w:eastAsia="Arial" w:hAnsi="Arial" w:cs="Arial" w:hint="default"/>
                 <w:snapToGrid w:val="0"/>
                 <w:color w:val="000000"/>
                 <w:kern w:val="0"/>
@@ -562,7 +505,7 @@
             </w:r>
             <w:r>
               <w:rPr>
-                <w:rFonts w:hint="eastAsia" w:asciiTheme="minorAscii" w:hAnsiTheme="minorAscii" w:eastAsiaTheme="minorEastAsia"/>
+                <w:rFonts w:asciiTheme="minorAscii" w:eastAsiaTheme="minorEastAsia" w:hAnsiTheme="minorAscii" w:hint="eastAsia"/>
                 <w:spacing w:val="227"/>
                 <w:sz w:val="21"/>
                 <w:vertAlign w:val="baseline"/>
@@ -584,14 +527,8 @@
       </w:tr>
       <w:tr>
         <w:tblPrEx>
-          <w:tblBorders>
-            <w:top w:val="none" w:color="auto" w:sz="0" w:space="0"/>
-            <w:left w:val="none" w:color="auto" w:sz="0" w:space="0"/>
-            <w:bottom w:val="none" w:color="auto" w:sz="0" w:space="0"/>
-            <w:right w:val="none" w:color="auto" w:sz="0" w:space="0"/>
-            <w:insideH w:val="none" w:color="auto" w:sz="0" w:space="0"/>
-            <w:insideV w:val="none" w:color="auto" w:sz="0" w:space="0"/>
-          </w:tblBorders>
+          <w:tblW w:w="0" w:type="auto"/>
+          <w:jc w:val="center"/>
           <w:tblCellMar>
             <w:top w:w="0" w:type="dxa"/>
             <w:left w:w="108" w:type="dxa"/>
@@ -600,7 +537,7 @@
           </w:tblCellMar>
         </w:tblPrEx>
         <w:trPr>
-          <w:trHeight w:val="635" w:hRule="atLeast"/>
+          <w:trHeight w:val="635"/>
           <w:jc w:val="center"/>
         </w:trPr>
         <w:tc>
@@ -637,31 +574,6 @@
                 <w:lang w:val="en-US" w:eastAsia="zh-CN"/>
               </w:rPr>
               <w:t>批准人:宋海滨</w:t>
-            </w:r>
-            <w:r>
-              <w:rPr>
-                <w:rFonts w:hint="eastAsia"/>
-                <w:spacing w:val="1"/>
-                <w:kern w:val="0"/>
-                <w:vertAlign w:val="baseline"/>
-                <w:lang w:val="en-US" w:eastAsia="zh-CN"/>
-              </w:rPr>
-            </w:r>
-            <w:r>
-              <w:rPr>
-                <w:rFonts w:hint="eastAsia" w:asciiTheme="minorAscii" w:hAnsiTheme="minorAscii" w:eastAsiaTheme="minorEastAsia"/>
-                <w:spacing w:val="227"/>
-                <w:sz w:val="21"/>
-                <w:vertAlign w:val="baseline"/>
-                <w:lang w:val="en-US" w:eastAsia="zh-CN"/>
-              </w:rPr>
-            </w:r>
-            <w:r>
-              <w:rPr>
-                <w:rFonts w:hint="eastAsia"/>
-                <w:u w:val="single"/>
-                <w:lang w:val="en-US" w:eastAsia="zh-CN"/>
-              </w:rPr>
             </w:r>
           </w:p>
         </w:tc>
@@ -700,7 +612,7 @@
             </w:r>
             <w:r>
               <w:rPr>
-                <w:rFonts w:hint="eastAsia" w:asciiTheme="minorAscii" w:hAnsiTheme="minorAscii" w:eastAsiaTheme="minorEastAsia"/>
+                <w:rFonts w:asciiTheme="minorAscii" w:eastAsiaTheme="minorEastAsia" w:hAnsiTheme="minorAscii" w:hint="eastAsia"/>
                 <w:spacing w:val="227"/>
                 <w:sz w:val="21"/>
                 <w:vertAlign w:val="baseline"/>
@@ -759,14 +671,14 @@
         <w:ind w:left="3634"/>
         <w:textAlignment w:val="baseline"/>
         <w:rPr>
-          <w:rFonts w:ascii="宋体" w:hAnsi="宋体" w:eastAsia="宋体" w:cs="宋体"/>
+          <w:rFonts w:ascii="宋体" w:eastAsia="宋体" w:hAnsi="宋体" w:cs="宋体"/>
           <w:sz w:val="31"/>
           <w:szCs w:val="31"/>
         </w:rPr>
       </w:pPr>
       <w:r>
         <w:rPr>
-          <w:rFonts w:ascii="宋体" w:hAnsi="宋体" w:eastAsia="宋体" w:cs="宋体"/>
+          <w:rFonts w:ascii="宋体" w:eastAsia="宋体" w:hAnsi="宋体" w:cs="宋体"/>
           <w:b/>
           <w:bCs/>
           <w:spacing w:val="4"/>
@@ -778,16 +690,16 @@
     </w:p>
     <w:tbl>
       <w:tblPr>
-        <w:tblStyle w:val="26"/>
+        <w:tblStyle w:val="TableNormal0"/>
         <w:tblW w:w="7137" w:type="dxa"/>
         <w:jc w:val="center"/>
         <w:tblBorders>
-          <w:top w:val="single" w:color="000000" w:sz="2" w:space="0"/>
-          <w:left w:val="single" w:color="000000" w:sz="2" w:space="0"/>
-          <w:bottom w:val="single" w:color="000000" w:sz="2" w:space="0"/>
-          <w:right w:val="single" w:color="000000" w:sz="2" w:space="0"/>
-          <w:insideH w:val="single" w:color="000000" w:sz="2" w:space="0"/>
-          <w:insideV w:val="single" w:color="000000" w:sz="2" w:space="0"/>
+          <w:top w:val="single" w:sz="2" w:space="0" w:color="000000"/>
+          <w:left w:val="single" w:sz="2" w:space="0" w:color="000000"/>
+          <w:bottom w:val="single" w:sz="2" w:space="0" w:color="000000"/>
+          <w:right w:val="single" w:sz="2" w:space="0" w:color="000000"/>
+          <w:insideH w:val="single" w:sz="2" w:space="0" w:color="000000"/>
+          <w:insideV w:val="single" w:sz="2" w:space="0" w:color="000000"/>
         </w:tblBorders>
         <w:tblLayout w:type="fixed"/>
         <w:tblCellMar>
@@ -805,14 +717,17 @@
       </w:tblGrid>
       <w:tr>
         <w:tblPrEx>
+          <w:tblW w:w="7137" w:type="dxa"/>
+          <w:jc w:val="center"/>
           <w:tblBorders>
-            <w:top w:val="single" w:color="000000" w:sz="2" w:space="0"/>
-            <w:left w:val="single" w:color="000000" w:sz="2" w:space="0"/>
-            <w:bottom w:val="single" w:color="000000" w:sz="2" w:space="0"/>
-            <w:right w:val="single" w:color="000000" w:sz="2" w:space="0"/>
-            <w:insideH w:val="single" w:color="000000" w:sz="2" w:space="0"/>
-            <w:insideV w:val="single" w:color="000000" w:sz="2" w:space="0"/>
+            <w:top w:val="single" w:sz="2" w:space="0" w:color="000000"/>
+            <w:left w:val="single" w:sz="2" w:space="0" w:color="000000"/>
+            <w:bottom w:val="single" w:sz="2" w:space="0" w:color="000000"/>
+            <w:right w:val="single" w:sz="2" w:space="0" w:color="000000"/>
+            <w:insideH w:val="single" w:sz="2" w:space="0" w:color="000000"/>
+            <w:insideV w:val="single" w:sz="2" w:space="0" w:color="000000"/>
           </w:tblBorders>
+          <w:tblLayout w:type="fixed"/>
           <w:tblCellMar>
             <w:top w:w="0" w:type="dxa"/>
             <w:left w:w="0" w:type="dxa"/>
@@ -821,7 +736,7 @@
           </w:tblCellMar>
         </w:tblPrEx>
         <w:trPr>
-          <w:trHeight w:val="593" w:hRule="atLeast"/>
+          <w:trHeight w:val="593"/>
           <w:jc w:val="center"/>
         </w:trPr>
         <w:tc>
@@ -843,18 +758,18 @@
               <w:adjustRightInd w:val="0"/>
               <w:snapToGrid w:val="0"/>
               <w:spacing w:before="176" w:line="228" w:lineRule="auto"/>
-              <w:ind w:left="0" w:leftChars="0" w:right="0" w:rightChars="0" w:firstLine="0" w:firstLineChars="0"/>
+              <w:ind w:left="0" w:right="0" w:firstLine="0" w:leftChars="0" w:rightChars="0" w:firstLineChars="0"/>
               <w:jc w:val="center"/>
               <w:textAlignment w:val="baseline"/>
               <w:rPr>
-                <w:rFonts w:ascii="宋体" w:hAnsi="宋体" w:eastAsia="宋体" w:cs="宋体"/>
+                <w:rFonts w:ascii="宋体" w:eastAsia="宋体" w:hAnsi="宋体" w:cs="宋体"/>
                 <w:sz w:val="20"/>
                 <w:szCs w:val="20"/>
               </w:rPr>
             </w:pPr>
             <w:r>
               <w:rPr>
-                <w:rFonts w:ascii="宋体" w:hAnsi="宋体" w:eastAsia="宋体" w:cs="宋体"/>
+                <w:rFonts w:ascii="宋体" w:eastAsia="宋体" w:hAnsi="宋体" w:cs="宋体"/>
                 <w:spacing w:val="-14"/>
                 <w:sz w:val="20"/>
                 <w:szCs w:val="20"/>
@@ -882,18 +797,18 @@
               <w:adjustRightInd w:val="0"/>
               <w:snapToGrid w:val="0"/>
               <w:spacing w:before="175" w:line="227" w:lineRule="auto"/>
-              <w:ind w:left="0" w:leftChars="0" w:right="0" w:rightChars="0" w:firstLine="0" w:firstLineChars="0"/>
+              <w:ind w:left="0" w:right="0" w:firstLine="0" w:leftChars="0" w:rightChars="0" w:firstLineChars="0"/>
               <w:jc w:val="center"/>
               <w:textAlignment w:val="baseline"/>
               <w:rPr>
-                <w:rFonts w:ascii="宋体" w:hAnsi="宋体" w:eastAsia="宋体" w:cs="宋体"/>
+                <w:rFonts w:ascii="宋体" w:eastAsia="宋体" w:hAnsi="宋体" w:cs="宋体"/>
                 <w:sz w:val="20"/>
                 <w:szCs w:val="20"/>
               </w:rPr>
             </w:pPr>
             <w:r>
               <w:rPr>
-                <w:rFonts w:ascii="宋体" w:hAnsi="宋体" w:eastAsia="宋体" w:cs="宋体"/>
+                <w:rFonts w:ascii="宋体" w:eastAsia="宋体" w:hAnsi="宋体" w:cs="宋体"/>
                 <w:spacing w:val="4"/>
                 <w:sz w:val="20"/>
                 <w:szCs w:val="20"/>
@@ -921,18 +836,18 @@
               <w:adjustRightInd w:val="0"/>
               <w:snapToGrid w:val="0"/>
               <w:spacing w:before="175" w:line="228" w:lineRule="auto"/>
-              <w:ind w:left="0" w:leftChars="0" w:right="0" w:rightChars="0" w:firstLine="0" w:firstLineChars="0"/>
+              <w:ind w:left="0" w:right="0" w:firstLine="0" w:leftChars="0" w:rightChars="0" w:firstLineChars="0"/>
               <w:jc w:val="center"/>
               <w:textAlignment w:val="baseline"/>
               <w:rPr>
-                <w:rFonts w:ascii="宋体" w:hAnsi="宋体" w:eastAsia="宋体" w:cs="宋体"/>
+                <w:rFonts w:ascii="宋体" w:eastAsia="宋体" w:hAnsi="宋体" w:cs="宋体"/>
                 <w:sz w:val="20"/>
                 <w:szCs w:val="20"/>
               </w:rPr>
             </w:pPr>
             <w:r>
               <w:rPr>
-                <w:rFonts w:ascii="宋体" w:hAnsi="宋体" w:eastAsia="宋体" w:cs="宋体"/>
+                <w:rFonts w:ascii="宋体" w:eastAsia="宋体" w:hAnsi="宋体" w:cs="宋体"/>
                 <w:spacing w:val="7"/>
                 <w:sz w:val="20"/>
                 <w:szCs w:val="20"/>
@@ -960,18 +875,18 @@
               <w:adjustRightInd w:val="0"/>
               <w:snapToGrid w:val="0"/>
               <w:spacing w:before="176" w:line="229" w:lineRule="auto"/>
-              <w:ind w:left="0" w:leftChars="0" w:right="0" w:rightChars="0" w:firstLine="0" w:firstLineChars="0"/>
+              <w:ind w:left="0" w:right="0" w:firstLine="0" w:leftChars="0" w:rightChars="0" w:firstLineChars="0"/>
               <w:jc w:val="center"/>
               <w:textAlignment w:val="baseline"/>
               <w:rPr>
-                <w:rFonts w:ascii="宋体" w:hAnsi="宋体" w:eastAsia="宋体" w:cs="宋体"/>
+                <w:rFonts w:ascii="宋体" w:eastAsia="宋体" w:hAnsi="宋体" w:cs="宋体"/>
                 <w:sz w:val="20"/>
                 <w:szCs w:val="20"/>
               </w:rPr>
             </w:pPr>
             <w:r>
               <w:rPr>
-                <w:rFonts w:ascii="宋体" w:hAnsi="宋体" w:eastAsia="宋体" w:cs="宋体"/>
+                <w:rFonts w:ascii="宋体" w:eastAsia="宋体" w:hAnsi="宋体" w:cs="宋体"/>
                 <w:spacing w:val="7"/>
                 <w:sz w:val="20"/>
                 <w:szCs w:val="20"/>
@@ -983,14 +898,9 @@
       </w:tr>
       <w:tr>
         <w:tblPrEx>
-          <w:tblBorders>
-            <w:top w:val="single" w:color="000000" w:sz="2" w:space="0"/>
-            <w:left w:val="single" w:color="000000" w:sz="2" w:space="0"/>
-            <w:bottom w:val="single" w:color="000000" w:sz="2" w:space="0"/>
-            <w:right w:val="single" w:color="000000" w:sz="2" w:space="0"/>
-            <w:insideH w:val="single" w:color="000000" w:sz="2" w:space="0"/>
-            <w:insideV w:val="single" w:color="000000" w:sz="2" w:space="0"/>
-          </w:tblBorders>
+          <w:tblW w:w="7137" w:type="dxa"/>
+          <w:jc w:val="center"/>
+          <w:tblLayout w:type="fixed"/>
           <w:tblCellMar>
             <w:top w:w="0" w:type="dxa"/>
             <w:left w:w="0" w:type="dxa"/>
@@ -999,7 +909,7 @@
           </w:tblCellMar>
         </w:tblPrEx>
         <w:trPr>
-          <w:trHeight w:val="516" w:hRule="atLeast"/>
+          <w:trHeight w:val="516"/>
           <w:jc w:val="center"/>
         </w:trPr>
         <w:tc>
@@ -1021,11 +931,11 @@
               <w:adjustRightInd w:val="0"/>
               <w:snapToGrid w:val="0"/>
               <w:spacing w:before="173" w:line="267" w:lineRule="exact"/>
-              <w:ind w:left="0" w:leftChars="0" w:right="0" w:rightChars="0" w:firstLine="0" w:firstLineChars="0"/>
+              <w:ind w:left="0" w:right="0" w:firstLine="0" w:leftChars="0" w:rightChars="0" w:firstLineChars="0"/>
               <w:jc w:val="center"/>
               <w:textAlignment w:val="baseline"/>
               <w:rPr>
-                <w:rFonts w:hint="default" w:ascii="宋体" w:hAnsi="宋体" w:eastAsia="宋体" w:cs="宋体"/>
+                <w:rFonts w:ascii="宋体" w:eastAsia="宋体" w:hAnsi="宋体" w:cs="宋体" w:hint="default"/>
                 <w:sz w:val="20"/>
                 <w:szCs w:val="20"/>
                 <w:lang w:val="en-US" w:eastAsia="zh-CN"/>
@@ -1033,7 +943,7 @@
             </w:pPr>
             <w:r>
               <w:rPr>
-                <w:rFonts w:ascii="宋体" w:hAnsi="宋体" w:eastAsia="宋体" w:cs="宋体"/>
+                <w:rFonts w:ascii="宋体" w:eastAsia="宋体" w:hAnsi="宋体" w:cs="宋体"/>
                 <w:spacing w:val="3"/>
                 <w:position w:val="1"/>
                 <w:sz w:val="20"/>
@@ -1043,7 +953,7 @@
             </w:r>
             <w:r>
               <w:rPr>
-                <w:rFonts w:hint="eastAsia" w:ascii="宋体" w:hAnsi="宋体" w:cs="宋体"/>
+                <w:rFonts w:ascii="宋体" w:hAnsi="宋体" w:cs="宋体" w:hint="eastAsia"/>
                 <w:spacing w:val="3"/>
                 <w:position w:val="1"/>
                 <w:sz w:val="20"/>
@@ -1073,18 +983,18 @@
               <w:adjustRightInd w:val="0"/>
               <w:snapToGrid w:val="0"/>
               <w:spacing w:before="173" w:line="267" w:lineRule="exact"/>
-              <w:ind w:left="0" w:leftChars="0" w:right="0" w:rightChars="0" w:firstLine="0" w:firstLineChars="0"/>
+              <w:ind w:left="0" w:right="0" w:firstLine="0" w:leftChars="0" w:rightChars="0" w:firstLineChars="0"/>
               <w:jc w:val="center"/>
               <w:textAlignment w:val="baseline"/>
               <w:rPr>
-                <w:rFonts w:ascii="宋体" w:hAnsi="宋体" w:eastAsia="宋体" w:cs="宋体"/>
+                <w:rFonts w:ascii="宋体" w:eastAsia="宋体" w:hAnsi="宋体" w:cs="宋体"/>
                 <w:sz w:val="20"/>
                 <w:szCs w:val="20"/>
               </w:rPr>
             </w:pPr>
             <w:r>
               <w:rPr>
-                <w:rFonts w:ascii="宋体" w:hAnsi="宋体" w:eastAsia="宋体" w:cs="宋体"/>
+                <w:rFonts w:ascii="宋体" w:eastAsia="宋体" w:hAnsi="宋体" w:cs="宋体"/>
                 <w:spacing w:val="4"/>
                 <w:position w:val="1"/>
                 <w:sz w:val="20"/>
@@ -1113,18 +1023,18 @@
               <w:adjustRightInd w:val="0"/>
               <w:snapToGrid w:val="0"/>
               <w:spacing w:before="172" w:line="228" w:lineRule="auto"/>
-              <w:ind w:left="0" w:leftChars="0" w:right="0" w:rightChars="0" w:firstLine="0" w:firstLineChars="0"/>
+              <w:ind w:left="0" w:right="0" w:firstLine="0" w:leftChars="0" w:rightChars="0" w:firstLineChars="0"/>
               <w:jc w:val="center"/>
               <w:textAlignment w:val="baseline"/>
               <w:rPr>
-                <w:rFonts w:ascii="宋体" w:hAnsi="宋体" w:eastAsia="宋体" w:cs="宋体"/>
+                <w:rFonts w:ascii="宋体" w:eastAsia="宋体" w:hAnsi="宋体" w:cs="宋体"/>
                 <w:sz w:val="20"/>
                 <w:szCs w:val="20"/>
               </w:rPr>
             </w:pPr>
             <w:r>
               <w:rPr>
-                <w:rFonts w:ascii="宋体" w:hAnsi="宋体" w:eastAsia="宋体" w:cs="宋体"/>
+                <w:rFonts w:ascii="宋体" w:eastAsia="宋体" w:hAnsi="宋体" w:cs="宋体"/>
                 <w:spacing w:val="7"/>
                 <w:sz w:val="20"/>
                 <w:szCs w:val="20"/>
@@ -1152,11 +1062,11 @@
               <w:adjustRightInd w:val="0"/>
               <w:snapToGrid w:val="0"/>
               <w:spacing w:before="173" w:line="229" w:lineRule="auto"/>
-              <w:ind w:left="0" w:leftChars="0" w:right="0" w:rightChars="0" w:firstLine="0" w:firstLineChars="0"/>
+              <w:ind w:left="0" w:right="0" w:firstLine="0" w:leftChars="0" w:rightChars="0" w:firstLineChars="0"/>
               <w:jc w:val="center"/>
               <w:textAlignment w:val="baseline"/>
               <w:rPr>
-                <w:rFonts w:ascii="宋体" w:hAnsi="宋体" w:eastAsia="宋体" w:cs="宋体"/>
+                <w:rFonts w:ascii="宋体" w:eastAsia="宋体" w:hAnsi="宋体" w:cs="宋体"/>
                 <w:sz w:val="20"/>
                 <w:szCs w:val="20"/>
               </w:rPr>
@@ -1173,14 +1083,9 @@
       </w:tr>
       <w:tr>
         <w:tblPrEx>
-          <w:tblBorders>
-            <w:top w:val="single" w:color="000000" w:sz="2" w:space="0"/>
-            <w:left w:val="single" w:color="000000" w:sz="2" w:space="0"/>
-            <w:bottom w:val="single" w:color="000000" w:sz="2" w:space="0"/>
-            <w:right w:val="single" w:color="000000" w:sz="2" w:space="0"/>
-            <w:insideH w:val="single" w:color="000000" w:sz="2" w:space="0"/>
-            <w:insideV w:val="single" w:color="000000" w:sz="2" w:space="0"/>
-          </w:tblBorders>
+          <w:tblW w:w="7137" w:type="dxa"/>
+          <w:jc w:val="center"/>
+          <w:tblLayout w:type="fixed"/>
           <w:tblCellMar>
             <w:top w:w="0" w:type="dxa"/>
             <w:left w:w="0" w:type="dxa"/>
@@ -1189,7 +1094,7 @@
           </w:tblCellMar>
         </w:tblPrEx>
         <w:trPr>
-          <w:trHeight w:val="556" w:hRule="atLeast"/>
+          <w:trHeight w:val="556"/>
           <w:jc w:val="center"/>
         </w:trPr>
         <w:tc>
@@ -1198,7 +1103,7 @@
           </w:tcPr>
           <w:p>
             <w:pPr>
-              <w:pStyle w:val="27"/>
+              <w:pStyle w:val="TableText"/>
               <w:keepNext w:val="0"/>
               <w:keepLines w:val="0"/>
               <w:pageBreakBefore w:val="0"/>
@@ -1211,7 +1116,7 @@
               <w:bidi w:val="0"/>
               <w:adjustRightInd w:val="0"/>
               <w:snapToGrid w:val="0"/>
-              <w:ind w:left="0" w:leftChars="0" w:right="0" w:rightChars="0" w:firstLine="0" w:firstLineChars="0"/>
+              <w:ind w:left="0" w:right="0" w:firstLine="0" w:leftChars="0" w:rightChars="0" w:firstLineChars="0"/>
               <w:jc w:val="center"/>
               <w:textAlignment w:val="baseline"/>
             </w:pPr>
@@ -1223,7 +1128,7 @@
           </w:tcPr>
           <w:p>
             <w:pPr>
-              <w:pStyle w:val="27"/>
+              <w:pStyle w:val="TableText"/>
               <w:keepNext w:val="0"/>
               <w:keepLines w:val="0"/>
               <w:pageBreakBefore w:val="0"/>
@@ -1236,7 +1141,7 @@
               <w:bidi w:val="0"/>
               <w:adjustRightInd w:val="0"/>
               <w:snapToGrid w:val="0"/>
-              <w:ind w:left="0" w:leftChars="0" w:right="0" w:rightChars="0" w:firstLine="0" w:firstLineChars="0"/>
+              <w:ind w:left="0" w:right="0" w:firstLine="0" w:leftChars="0" w:rightChars="0" w:firstLineChars="0"/>
               <w:jc w:val="center"/>
               <w:textAlignment w:val="baseline"/>
             </w:pPr>
@@ -1248,7 +1153,7 @@
           </w:tcPr>
           <w:p>
             <w:pPr>
-              <w:pStyle w:val="27"/>
+              <w:pStyle w:val="TableText"/>
               <w:keepNext w:val="0"/>
               <w:keepLines w:val="0"/>
               <w:pageBreakBefore w:val="0"/>
@@ -1261,7 +1166,7 @@
               <w:bidi w:val="0"/>
               <w:adjustRightInd w:val="0"/>
               <w:snapToGrid w:val="0"/>
-              <w:ind w:left="0" w:leftChars="0" w:right="0" w:rightChars="0" w:firstLine="0" w:firstLineChars="0"/>
+              <w:ind w:left="0" w:right="0" w:firstLine="0" w:leftChars="0" w:rightChars="0" w:firstLineChars="0"/>
               <w:jc w:val="center"/>
               <w:textAlignment w:val="baseline"/>
             </w:pPr>
@@ -1273,7 +1178,7 @@
           </w:tcPr>
           <w:p>
             <w:pPr>
-              <w:pStyle w:val="27"/>
+              <w:pStyle w:val="TableText"/>
               <w:keepNext w:val="0"/>
               <w:keepLines w:val="0"/>
               <w:pageBreakBefore w:val="0"/>
@@ -1286,7 +1191,7 @@
               <w:bidi w:val="0"/>
               <w:adjustRightInd w:val="0"/>
               <w:snapToGrid w:val="0"/>
-              <w:ind w:left="0" w:leftChars="0" w:right="0" w:rightChars="0" w:firstLine="0" w:firstLineChars="0"/>
+              <w:ind w:left="0" w:right="0" w:firstLine="0" w:leftChars="0" w:rightChars="0" w:firstLineChars="0"/>
               <w:jc w:val="center"/>
               <w:textAlignment w:val="baseline"/>
             </w:pPr>
@@ -1295,14 +1200,9 @@
       </w:tr>
       <w:tr>
         <w:tblPrEx>
-          <w:tblBorders>
-            <w:top w:val="single" w:color="000000" w:sz="2" w:space="0"/>
-            <w:left w:val="single" w:color="000000" w:sz="2" w:space="0"/>
-            <w:bottom w:val="single" w:color="000000" w:sz="2" w:space="0"/>
-            <w:right w:val="single" w:color="000000" w:sz="2" w:space="0"/>
-            <w:insideH w:val="single" w:color="000000" w:sz="2" w:space="0"/>
-            <w:insideV w:val="single" w:color="000000" w:sz="2" w:space="0"/>
-          </w:tblBorders>
+          <w:tblW w:w="7137" w:type="dxa"/>
+          <w:jc w:val="center"/>
+          <w:tblLayout w:type="fixed"/>
           <w:tblCellMar>
             <w:top w:w="0" w:type="dxa"/>
             <w:left w:w="0" w:type="dxa"/>
@@ -1311,7 +1211,7 @@
           </w:tblCellMar>
         </w:tblPrEx>
         <w:trPr>
-          <w:trHeight w:val="556" w:hRule="atLeast"/>
+          <w:trHeight w:val="556"/>
           <w:jc w:val="center"/>
         </w:trPr>
         <w:tc>
@@ -1320,7 +1220,7 @@
           </w:tcPr>
           <w:p>
             <w:pPr>
-              <w:pStyle w:val="27"/>
+              <w:pStyle w:val="TableText"/>
               <w:keepNext w:val="0"/>
               <w:keepLines w:val="0"/>
               <w:pageBreakBefore w:val="0"/>
@@ -1333,7 +1233,7 @@
               <w:bidi w:val="0"/>
               <w:adjustRightInd w:val="0"/>
               <w:snapToGrid w:val="0"/>
-              <w:ind w:left="0" w:leftChars="0" w:right="0" w:rightChars="0" w:firstLine="0" w:firstLineChars="0"/>
+              <w:ind w:left="0" w:right="0" w:firstLine="0" w:leftChars="0" w:rightChars="0" w:firstLineChars="0"/>
               <w:jc w:val="center"/>
               <w:textAlignment w:val="baseline"/>
             </w:pPr>
@@ -1345,7 +1245,7 @@
           </w:tcPr>
           <w:p>
             <w:pPr>
-              <w:pStyle w:val="27"/>
+              <w:pStyle w:val="TableText"/>
               <w:keepNext w:val="0"/>
               <w:keepLines w:val="0"/>
               <w:pageBreakBefore w:val="0"/>
@@ -1358,7 +1258,7 @@
               <w:bidi w:val="0"/>
               <w:adjustRightInd w:val="0"/>
               <w:snapToGrid w:val="0"/>
-              <w:ind w:left="0" w:leftChars="0" w:right="0" w:rightChars="0" w:firstLine="0" w:firstLineChars="0"/>
+              <w:ind w:left="0" w:right="0" w:firstLine="0" w:leftChars="0" w:rightChars="0" w:firstLineChars="0"/>
               <w:jc w:val="center"/>
               <w:textAlignment w:val="baseline"/>
             </w:pPr>
@@ -1370,7 +1270,7 @@
           </w:tcPr>
           <w:p>
             <w:pPr>
-              <w:pStyle w:val="27"/>
+              <w:pStyle w:val="TableText"/>
               <w:keepNext w:val="0"/>
               <w:keepLines w:val="0"/>
               <w:pageBreakBefore w:val="0"/>
@@ -1383,7 +1283,7 @@
               <w:bidi w:val="0"/>
               <w:adjustRightInd w:val="0"/>
               <w:snapToGrid w:val="0"/>
-              <w:ind w:left="0" w:leftChars="0" w:right="0" w:rightChars="0" w:firstLine="0" w:firstLineChars="0"/>
+              <w:ind w:left="0" w:right="0" w:firstLine="0" w:leftChars="0" w:rightChars="0" w:firstLineChars="0"/>
               <w:jc w:val="center"/>
               <w:textAlignment w:val="baseline"/>
             </w:pPr>
@@ -1395,7 +1295,7 @@
           </w:tcPr>
           <w:p>
             <w:pPr>
-              <w:pStyle w:val="27"/>
+              <w:pStyle w:val="TableText"/>
               <w:keepNext w:val="0"/>
               <w:keepLines w:val="0"/>
               <w:pageBreakBefore w:val="0"/>
@@ -1408,7 +1308,7 @@
               <w:bidi w:val="0"/>
               <w:adjustRightInd w:val="0"/>
               <w:snapToGrid w:val="0"/>
-              <w:ind w:left="0" w:leftChars="0" w:right="0" w:rightChars="0" w:firstLine="0" w:firstLineChars="0"/>
+              <w:ind w:left="0" w:right="0" w:firstLine="0" w:leftChars="0" w:rightChars="0" w:firstLineChars="0"/>
               <w:jc w:val="center"/>
               <w:textAlignment w:val="baseline"/>
             </w:pPr>
@@ -1417,14 +1317,9 @@
       </w:tr>
       <w:tr>
         <w:tblPrEx>
-          <w:tblBorders>
-            <w:top w:val="single" w:color="000000" w:sz="2" w:space="0"/>
-            <w:left w:val="single" w:color="000000" w:sz="2" w:space="0"/>
-            <w:bottom w:val="single" w:color="000000" w:sz="2" w:space="0"/>
-            <w:right w:val="single" w:color="000000" w:sz="2" w:space="0"/>
-            <w:insideH w:val="single" w:color="000000" w:sz="2" w:space="0"/>
-            <w:insideV w:val="single" w:color="000000" w:sz="2" w:space="0"/>
-          </w:tblBorders>
+          <w:tblW w:w="7137" w:type="dxa"/>
+          <w:jc w:val="center"/>
+          <w:tblLayout w:type="fixed"/>
           <w:tblCellMar>
             <w:top w:w="0" w:type="dxa"/>
             <w:left w:w="0" w:type="dxa"/>
@@ -1433,7 +1328,7 @@
           </w:tblCellMar>
         </w:tblPrEx>
         <w:trPr>
-          <w:trHeight w:val="557" w:hRule="atLeast"/>
+          <w:trHeight w:val="557"/>
           <w:jc w:val="center"/>
         </w:trPr>
         <w:tc>
@@ -1442,7 +1337,7 @@
           </w:tcPr>
           <w:p>
             <w:pPr>
-              <w:pStyle w:val="27"/>
+              <w:pStyle w:val="TableText"/>
               <w:keepNext w:val="0"/>
               <w:keepLines w:val="0"/>
               <w:pageBreakBefore w:val="0"/>
@@ -1455,7 +1350,7 @@
               <w:bidi w:val="0"/>
               <w:adjustRightInd w:val="0"/>
               <w:snapToGrid w:val="0"/>
-              <w:ind w:left="0" w:leftChars="0" w:right="0" w:rightChars="0" w:firstLine="0" w:firstLineChars="0"/>
+              <w:ind w:left="0" w:right="0" w:firstLine="0" w:leftChars="0" w:rightChars="0" w:firstLineChars="0"/>
               <w:jc w:val="center"/>
               <w:textAlignment w:val="baseline"/>
             </w:pPr>
@@ -1467,7 +1362,7 @@
           </w:tcPr>
           <w:p>
             <w:pPr>
-              <w:pStyle w:val="27"/>
+              <w:pStyle w:val="TableText"/>
               <w:keepNext w:val="0"/>
               <w:keepLines w:val="0"/>
               <w:pageBreakBefore w:val="0"/>
@@ -1480,7 +1375,7 @@
               <w:bidi w:val="0"/>
               <w:adjustRightInd w:val="0"/>
               <w:snapToGrid w:val="0"/>
-              <w:ind w:left="0" w:leftChars="0" w:right="0" w:rightChars="0" w:firstLine="0" w:firstLineChars="0"/>
+              <w:ind w:left="0" w:right="0" w:firstLine="0" w:leftChars="0" w:rightChars="0" w:firstLineChars="0"/>
               <w:jc w:val="center"/>
               <w:textAlignment w:val="baseline"/>
             </w:pPr>
@@ -1492,7 +1387,7 @@
           </w:tcPr>
           <w:p>
             <w:pPr>
-              <w:pStyle w:val="27"/>
+              <w:pStyle w:val="TableText"/>
               <w:keepNext w:val="0"/>
               <w:keepLines w:val="0"/>
               <w:pageBreakBefore w:val="0"/>
@@ -1505,7 +1400,7 @@
               <w:bidi w:val="0"/>
               <w:adjustRightInd w:val="0"/>
               <w:snapToGrid w:val="0"/>
-              <w:ind w:left="0" w:leftChars="0" w:right="0" w:rightChars="0" w:firstLine="0" w:firstLineChars="0"/>
+              <w:ind w:left="0" w:right="0" w:firstLine="0" w:leftChars="0" w:rightChars="0" w:firstLineChars="0"/>
               <w:jc w:val="center"/>
               <w:textAlignment w:val="baseline"/>
             </w:pPr>
@@ -1517,7 +1412,7 @@
           </w:tcPr>
           <w:p>
             <w:pPr>
-              <w:pStyle w:val="27"/>
+              <w:pStyle w:val="TableText"/>
               <w:keepNext w:val="0"/>
               <w:keepLines w:val="0"/>
               <w:pageBreakBefore w:val="0"/>
@@ -1530,7 +1425,7 @@
               <w:bidi w:val="0"/>
               <w:adjustRightInd w:val="0"/>
               <w:snapToGrid w:val="0"/>
-              <w:ind w:left="0" w:leftChars="0" w:right="0" w:rightChars="0" w:firstLine="0" w:firstLineChars="0"/>
+              <w:ind w:left="0" w:right="0" w:firstLine="0" w:leftChars="0" w:rightChars="0" w:firstLineChars="0"/>
               <w:jc w:val="center"/>
               <w:textAlignment w:val="baseline"/>
             </w:pPr>
@@ -1561,7 +1456,7 @@
     <w:sdt>
       <w:sdtPr>
         <w:rPr>
-          <w:rFonts w:ascii="宋体" w:hAnsi="宋体" w:eastAsia="宋体" w:cs="Arial"/>
+          <w:rFonts w:ascii="宋体" w:eastAsia="宋体" w:hAnsi="宋体" w:cs="Arial"/>
           <w:snapToGrid w:val="0"/>
           <w:color w:val="000000"/>
           <w:kern w:val="0"/>
@@ -1577,7 +1472,7 @@
       </w:sdtPr>
       <w:sdtEndPr>
         <w:rPr>
-          <w:rFonts w:hint="eastAsia" w:ascii="宋体" w:hAnsi="宋体" w:eastAsia="宋体" w:cs="宋体"/>
+          <w:rFonts w:ascii="宋体" w:eastAsia="宋体" w:hAnsi="宋体" w:cs="宋体" w:hint="eastAsia"/>
           <w:snapToGrid w:val="0"/>
           <w:color w:val="000000"/>
           <w:kern w:val="0"/>
@@ -1602,18 +1497,18 @@
             <w:adjustRightInd w:val="0"/>
             <w:snapToGrid w:val="0"/>
             <w:spacing w:before="0" w:beforeLines="0" w:after="0" w:afterLines="0" w:line="240" w:lineRule="auto"/>
-            <w:ind w:left="0" w:leftChars="0" w:right="0" w:rightChars="0" w:firstLine="0" w:firstLineChars="0"/>
+            <w:ind w:left="0" w:right="0" w:firstLine="0" w:leftChars="0" w:rightChars="0" w:firstLineChars="0"/>
             <w:jc w:val="center"/>
             <w:textAlignment w:val="baseline"/>
             <w:rPr>
-              <w:rFonts w:hint="eastAsia" w:ascii="宋体" w:hAnsi="宋体" w:eastAsia="宋体" w:cs="宋体"/>
+              <w:rFonts w:ascii="宋体" w:eastAsia="宋体" w:hAnsi="宋体" w:cs="宋体" w:hint="eastAsia"/>
               <w:sz w:val="24"/>
               <w:szCs w:val="24"/>
             </w:rPr>
           </w:pPr>
           <w:r>
             <w:rPr>
-              <w:rFonts w:hint="eastAsia" w:ascii="宋体" w:hAnsi="宋体" w:eastAsia="宋体" w:cs="宋体"/>
+              <w:rFonts w:ascii="宋体" w:eastAsia="宋体" w:hAnsi="宋体" w:cs="宋体" w:hint="eastAsia"/>
               <w:sz w:val="24"/>
               <w:szCs w:val="24"/>
             </w:rPr>
@@ -1622,16 +1517,16 @@
         </w:p>
         <w:p>
           <w:pPr>
-            <w:pStyle w:val="16"/>
+            <w:pStyle w:val="TOC1"/>
             <w:tabs>
               <w:tab w:val="right" w:leader="dot" w:pos="8306"/>
             </w:tabs>
           </w:pPr>
-          <w:bookmarkStart w:id="38" w:name="_GoBack"/>
-          <w:bookmarkEnd w:id="38"/>
-          <w:r>
-            <w:rPr>
-              <w:rFonts w:hint="eastAsia" w:ascii="宋体" w:hAnsi="宋体" w:eastAsia="宋体" w:cs="宋体"/>
+          <w:bookmarkStart w:id="2" w:name="_GoBack"/>
+          <w:bookmarkEnd w:id="2"/>
+          <w:r>
+            <w:rPr>
+              <w:rFonts w:ascii="宋体" w:eastAsia="宋体" w:hAnsi="宋体" w:cs="宋体" w:hint="eastAsia"/>
               <w:sz w:val="24"/>
               <w:szCs w:val="24"/>
             </w:rPr>
@@ -1639,7 +1534,7 @@
           </w:r>
           <w:r>
             <w:rPr>
-              <w:rFonts w:hint="eastAsia" w:ascii="宋体" w:hAnsi="宋体" w:eastAsia="宋体" w:cs="宋体"/>
+              <w:rFonts w:ascii="宋体" w:eastAsia="宋体" w:hAnsi="宋体" w:cs="宋体" w:hint="eastAsia"/>
               <w:sz w:val="24"/>
               <w:szCs w:val="24"/>
             </w:rPr>
@@ -1647,7 +1542,7 @@
           </w:r>
           <w:r>
             <w:rPr>
-              <w:rFonts w:hint="eastAsia" w:ascii="宋体" w:hAnsi="宋体" w:eastAsia="宋体" w:cs="宋体"/>
+              <w:rFonts w:ascii="宋体" w:eastAsia="宋体" w:hAnsi="宋体" w:cs="宋体" w:hint="eastAsia"/>
               <w:sz w:val="24"/>
               <w:szCs w:val="24"/>
             </w:rPr>
@@ -1655,21 +1550,21 @@
           </w:r>
           <w:r>
             <w:rPr>
-              <w:rFonts w:hint="eastAsia" w:ascii="宋体" w:hAnsi="宋体" w:eastAsia="宋体" w:cs="宋体"/>
+              <w:rFonts w:ascii="宋体" w:eastAsia="宋体" w:hAnsi="宋体" w:cs="宋体" w:hint="eastAsia"/>
               <w:szCs w:val="24"/>
             </w:rPr>
             <w:fldChar w:fldCharType="begin"/>
           </w:r>
           <w:r>
             <w:rPr>
-              <w:rFonts w:hint="eastAsia" w:ascii="宋体" w:hAnsi="宋体" w:eastAsia="宋体" w:cs="宋体"/>
+              <w:rFonts w:ascii="宋体" w:eastAsia="宋体" w:hAnsi="宋体" w:cs="宋体" w:hint="eastAsia"/>
               <w:szCs w:val="24"/>
             </w:rPr>
             <w:instrText xml:space="preserve"> HYPERLINK \l _Toc29475 </w:instrText>
           </w:r>
           <w:r>
             <w:rPr>
-              <w:rFonts w:hint="eastAsia" w:ascii="宋体" w:hAnsi="宋体" w:eastAsia="宋体" w:cs="宋体"/>
+              <w:rFonts w:ascii="宋体" w:eastAsia="宋体" w:hAnsi="宋体" w:cs="宋体" w:hint="eastAsia"/>
               <w:szCs w:val="24"/>
             </w:rPr>
             <w:fldChar w:fldCharType="separate"/>
@@ -1701,7 +1596,7 @@
           </w:r>
           <w:r>
             <w:rPr>
-              <w:rFonts w:hint="eastAsia" w:ascii="宋体" w:hAnsi="宋体" w:eastAsia="宋体" w:cs="宋体"/>
+              <w:rFonts w:ascii="宋体" w:eastAsia="宋体" w:hAnsi="宋体" w:cs="宋体" w:hint="eastAsia"/>
               <w:szCs w:val="24"/>
             </w:rPr>
             <w:fldChar w:fldCharType="end"/>
@@ -1709,28 +1604,28 @@
         </w:p>
         <w:p>
           <w:pPr>
-            <w:pStyle w:val="16"/>
+            <w:pStyle w:val="TOC1"/>
             <w:tabs>
               <w:tab w:val="right" w:leader="dot" w:pos="8306"/>
             </w:tabs>
           </w:pPr>
           <w:r>
             <w:rPr>
-              <w:rFonts w:hint="eastAsia" w:ascii="宋体" w:hAnsi="宋体" w:eastAsia="宋体" w:cs="宋体"/>
+              <w:rFonts w:ascii="宋体" w:eastAsia="宋体" w:hAnsi="宋体" w:cs="宋体" w:hint="eastAsia"/>
               <w:szCs w:val="24"/>
             </w:rPr>
             <w:fldChar w:fldCharType="begin"/>
           </w:r>
           <w:r>
             <w:rPr>
-              <w:rFonts w:hint="eastAsia" w:ascii="宋体" w:hAnsi="宋体" w:eastAsia="宋体" w:cs="宋体"/>
+              <w:rFonts w:ascii="宋体" w:eastAsia="宋体" w:hAnsi="宋体" w:cs="宋体" w:hint="eastAsia"/>
               <w:szCs w:val="24"/>
             </w:rPr>
             <w:instrText xml:space="preserve"> HYPERLINK \l _Toc5163 </w:instrText>
           </w:r>
           <w:r>
             <w:rPr>
-              <w:rFonts w:hint="eastAsia" w:ascii="宋体" w:hAnsi="宋体" w:eastAsia="宋体" w:cs="宋体"/>
+              <w:rFonts w:ascii="宋体" w:eastAsia="宋体" w:hAnsi="宋体" w:cs="宋体" w:hint="eastAsia"/>
               <w:szCs w:val="24"/>
             </w:rPr>
             <w:fldChar w:fldCharType="separate"/>
@@ -1762,7 +1657,7 @@
           </w:r>
           <w:r>
             <w:rPr>
-              <w:rFonts w:hint="eastAsia" w:ascii="宋体" w:hAnsi="宋体" w:eastAsia="宋体" w:cs="宋体"/>
+              <w:rFonts w:ascii="宋体" w:eastAsia="宋体" w:hAnsi="宋体" w:cs="宋体" w:hint="eastAsia"/>
               <w:szCs w:val="24"/>
             </w:rPr>
             <w:fldChar w:fldCharType="end"/>
@@ -1770,28 +1665,28 @@
         </w:p>
         <w:p>
           <w:pPr>
-            <w:pStyle w:val="16"/>
+            <w:pStyle w:val="TOC1"/>
             <w:tabs>
               <w:tab w:val="right" w:leader="dot" w:pos="8306"/>
             </w:tabs>
           </w:pPr>
           <w:r>
             <w:rPr>
-              <w:rFonts w:hint="eastAsia" w:ascii="宋体" w:hAnsi="宋体" w:eastAsia="宋体" w:cs="宋体"/>
+              <w:rFonts w:ascii="宋体" w:eastAsia="宋体" w:hAnsi="宋体" w:cs="宋体" w:hint="eastAsia"/>
               <w:szCs w:val="24"/>
             </w:rPr>
             <w:fldChar w:fldCharType="begin"/>
           </w:r>
           <w:r>
             <w:rPr>
-              <w:rFonts w:hint="eastAsia" w:ascii="宋体" w:hAnsi="宋体" w:eastAsia="宋体" w:cs="宋体"/>
+              <w:rFonts w:ascii="宋体" w:eastAsia="宋体" w:hAnsi="宋体" w:cs="宋体" w:hint="eastAsia"/>
               <w:szCs w:val="24"/>
             </w:rPr>
             <w:instrText xml:space="preserve"> HYPERLINK \l _Toc1578 </w:instrText>
           </w:r>
           <w:r>
             <w:rPr>
-              <w:rFonts w:hint="eastAsia" w:ascii="宋体" w:hAnsi="宋体" w:eastAsia="宋体" w:cs="宋体"/>
+              <w:rFonts w:ascii="宋体" w:eastAsia="宋体" w:hAnsi="宋体" w:cs="宋体" w:hint="eastAsia"/>
               <w:szCs w:val="24"/>
             </w:rPr>
             <w:fldChar w:fldCharType="separate"/>
@@ -1829,7 +1724,7 @@
           </w:r>
           <w:r>
             <w:rPr>
-              <w:rFonts w:hint="eastAsia" w:ascii="宋体" w:hAnsi="宋体" w:eastAsia="宋体" w:cs="宋体"/>
+              <w:rFonts w:ascii="宋体" w:eastAsia="宋体" w:hAnsi="宋体" w:cs="宋体" w:hint="eastAsia"/>
               <w:szCs w:val="24"/>
             </w:rPr>
             <w:fldChar w:fldCharType="end"/>
@@ -1837,28 +1732,28 @@
         </w:p>
         <w:p>
           <w:pPr>
-            <w:pStyle w:val="17"/>
+            <w:pStyle w:val="TOC2"/>
             <w:tabs>
               <w:tab w:val="right" w:leader="dot" w:pos="8306"/>
             </w:tabs>
           </w:pPr>
           <w:r>
             <w:rPr>
-              <w:rFonts w:hint="eastAsia" w:ascii="宋体" w:hAnsi="宋体" w:eastAsia="宋体" w:cs="宋体"/>
+              <w:rFonts w:ascii="宋体" w:eastAsia="宋体" w:hAnsi="宋体" w:cs="宋体" w:hint="eastAsia"/>
               <w:szCs w:val="24"/>
             </w:rPr>
             <w:fldChar w:fldCharType="begin"/>
           </w:r>
           <w:r>
             <w:rPr>
-              <w:rFonts w:hint="eastAsia" w:ascii="宋体" w:hAnsi="宋体" w:eastAsia="宋体" w:cs="宋体"/>
+              <w:rFonts w:ascii="宋体" w:eastAsia="宋体" w:hAnsi="宋体" w:cs="宋体" w:hint="eastAsia"/>
               <w:szCs w:val="24"/>
             </w:rPr>
             <w:instrText xml:space="preserve"> HYPERLINK \l _Toc27032 </w:instrText>
           </w:r>
           <w:r>
             <w:rPr>
-              <w:rFonts w:hint="eastAsia" w:ascii="宋体" w:hAnsi="宋体" w:eastAsia="宋体" w:cs="宋体"/>
+              <w:rFonts w:ascii="宋体" w:eastAsia="宋体" w:hAnsi="宋体" w:cs="宋体" w:hint="eastAsia"/>
               <w:szCs w:val="24"/>
             </w:rPr>
             <w:fldChar w:fldCharType="separate"/>
@@ -1897,7 +1792,7 @@
           </w:r>
           <w:r>
             <w:rPr>
-              <w:rFonts w:hint="eastAsia" w:ascii="宋体" w:hAnsi="宋体" w:eastAsia="宋体" w:cs="宋体"/>
+              <w:rFonts w:ascii="宋体" w:eastAsia="宋体" w:hAnsi="宋体" w:cs="宋体" w:hint="eastAsia"/>
               <w:szCs w:val="24"/>
             </w:rPr>
             <w:fldChar w:fldCharType="end"/>
@@ -1905,28 +1800,28 @@
         </w:p>
         <w:p>
           <w:pPr>
-            <w:pStyle w:val="17"/>
+            <w:pStyle w:val="TOC2"/>
             <w:tabs>
               <w:tab w:val="right" w:leader="dot" w:pos="8306"/>
             </w:tabs>
           </w:pPr>
           <w:r>
             <w:rPr>
-              <w:rFonts w:hint="eastAsia" w:ascii="宋体" w:hAnsi="宋体" w:eastAsia="宋体" w:cs="宋体"/>
+              <w:rFonts w:ascii="宋体" w:eastAsia="宋体" w:hAnsi="宋体" w:cs="宋体" w:hint="eastAsia"/>
               <w:szCs w:val="24"/>
             </w:rPr>
             <w:fldChar w:fldCharType="begin"/>
           </w:r>
           <w:r>
             <w:rPr>
-              <w:rFonts w:hint="eastAsia" w:ascii="宋体" w:hAnsi="宋体" w:eastAsia="宋体" w:cs="宋体"/>
+              <w:rFonts w:ascii="宋体" w:eastAsia="宋体" w:hAnsi="宋体" w:cs="宋体" w:hint="eastAsia"/>
               <w:szCs w:val="24"/>
             </w:rPr>
             <w:instrText xml:space="preserve"> HYPERLINK \l _Toc10488 </w:instrText>
           </w:r>
           <w:r>
             <w:rPr>
-              <w:rFonts w:hint="eastAsia" w:ascii="宋体" w:hAnsi="宋体" w:eastAsia="宋体" w:cs="宋体"/>
+              <w:rFonts w:ascii="宋体" w:eastAsia="宋体" w:hAnsi="宋体" w:cs="宋体" w:hint="eastAsia"/>
               <w:szCs w:val="24"/>
             </w:rPr>
             <w:fldChar w:fldCharType="separate"/>
@@ -1965,7 +1860,7 @@
           </w:r>
           <w:r>
             <w:rPr>
-              <w:rFonts w:hint="eastAsia" w:ascii="宋体" w:hAnsi="宋体" w:eastAsia="宋体" w:cs="宋体"/>
+              <w:rFonts w:ascii="宋体" w:eastAsia="宋体" w:hAnsi="宋体" w:cs="宋体" w:hint="eastAsia"/>
               <w:szCs w:val="24"/>
             </w:rPr>
             <w:fldChar w:fldCharType="end"/>
@@ -1973,28 +1868,28 @@
         </w:p>
         <w:p>
           <w:pPr>
-            <w:pStyle w:val="17"/>
+            <w:pStyle w:val="TOC2"/>
             <w:tabs>
               <w:tab w:val="right" w:leader="dot" w:pos="8306"/>
             </w:tabs>
           </w:pPr>
           <w:r>
             <w:rPr>
-              <w:rFonts w:hint="eastAsia" w:ascii="宋体" w:hAnsi="宋体" w:eastAsia="宋体" w:cs="宋体"/>
+              <w:rFonts w:ascii="宋体" w:eastAsia="宋体" w:hAnsi="宋体" w:cs="宋体" w:hint="eastAsia"/>
               <w:szCs w:val="24"/>
             </w:rPr>
             <w:fldChar w:fldCharType="begin"/>
           </w:r>
           <w:r>
             <w:rPr>
-              <w:rFonts w:hint="eastAsia" w:ascii="宋体" w:hAnsi="宋体" w:eastAsia="宋体" w:cs="宋体"/>
+              <w:rFonts w:ascii="宋体" w:eastAsia="宋体" w:hAnsi="宋体" w:cs="宋体" w:hint="eastAsia"/>
               <w:szCs w:val="24"/>
             </w:rPr>
             <w:instrText xml:space="preserve"> HYPERLINK \l _Toc11275 </w:instrText>
           </w:r>
           <w:r>
             <w:rPr>
-              <w:rFonts w:hint="eastAsia" w:ascii="宋体" w:hAnsi="宋体" w:eastAsia="宋体" w:cs="宋体"/>
+              <w:rFonts w:ascii="宋体" w:eastAsia="宋体" w:hAnsi="宋体" w:cs="宋体" w:hint="eastAsia"/>
               <w:szCs w:val="24"/>
             </w:rPr>
             <w:fldChar w:fldCharType="separate"/>
@@ -2033,7 +1928,7 @@
           </w:r>
           <w:r>
             <w:rPr>
-              <w:rFonts w:hint="eastAsia" w:ascii="宋体" w:hAnsi="宋体" w:eastAsia="宋体" w:cs="宋体"/>
+              <w:rFonts w:ascii="宋体" w:eastAsia="宋体" w:hAnsi="宋体" w:cs="宋体" w:hint="eastAsia"/>
               <w:szCs w:val="24"/>
             </w:rPr>
             <w:fldChar w:fldCharType="end"/>
@@ -2041,28 +1936,28 @@
         </w:p>
         <w:p>
           <w:pPr>
-            <w:pStyle w:val="17"/>
+            <w:pStyle w:val="TOC2"/>
             <w:tabs>
               <w:tab w:val="right" w:leader="dot" w:pos="8306"/>
             </w:tabs>
           </w:pPr>
           <w:r>
             <w:rPr>
-              <w:rFonts w:hint="eastAsia" w:ascii="宋体" w:hAnsi="宋体" w:eastAsia="宋体" w:cs="宋体"/>
+              <w:rFonts w:ascii="宋体" w:eastAsia="宋体" w:hAnsi="宋体" w:cs="宋体" w:hint="eastAsia"/>
               <w:szCs w:val="24"/>
             </w:rPr>
             <w:fldChar w:fldCharType="begin"/>
           </w:r>
           <w:r>
             <w:rPr>
-              <w:rFonts w:hint="eastAsia" w:ascii="宋体" w:hAnsi="宋体" w:eastAsia="宋体" w:cs="宋体"/>
+              <w:rFonts w:ascii="宋体" w:eastAsia="宋体" w:hAnsi="宋体" w:cs="宋体" w:hint="eastAsia"/>
               <w:szCs w:val="24"/>
             </w:rPr>
             <w:instrText xml:space="preserve"> HYPERLINK \l _Toc9388 </w:instrText>
           </w:r>
           <w:r>
             <w:rPr>
-              <w:rFonts w:hint="eastAsia" w:ascii="宋体" w:hAnsi="宋体" w:eastAsia="宋体" w:cs="宋体"/>
+              <w:rFonts w:ascii="宋体" w:eastAsia="宋体" w:hAnsi="宋体" w:cs="宋体" w:hint="eastAsia"/>
               <w:szCs w:val="24"/>
             </w:rPr>
             <w:fldChar w:fldCharType="separate"/>
@@ -2101,7 +1996,7 @@
           </w:r>
           <w:r>
             <w:rPr>
-              <w:rFonts w:hint="eastAsia" w:ascii="宋体" w:hAnsi="宋体" w:eastAsia="宋体" w:cs="宋体"/>
+              <w:rFonts w:ascii="宋体" w:eastAsia="宋体" w:hAnsi="宋体" w:cs="宋体" w:hint="eastAsia"/>
               <w:szCs w:val="24"/>
             </w:rPr>
             <w:fldChar w:fldCharType="end"/>
@@ -2109,28 +2004,28 @@
         </w:p>
         <w:p>
           <w:pPr>
-            <w:pStyle w:val="13"/>
+            <w:pStyle w:val="TOC3"/>
             <w:tabs>
               <w:tab w:val="right" w:leader="dot" w:pos="8306"/>
             </w:tabs>
           </w:pPr>
           <w:r>
             <w:rPr>
-              <w:rFonts w:hint="eastAsia" w:ascii="宋体" w:hAnsi="宋体" w:eastAsia="宋体" w:cs="宋体"/>
+              <w:rFonts w:ascii="宋体" w:eastAsia="宋体" w:hAnsi="宋体" w:cs="宋体" w:hint="eastAsia"/>
               <w:szCs w:val="24"/>
             </w:rPr>
             <w:fldChar w:fldCharType="begin"/>
           </w:r>
           <w:r>
             <w:rPr>
-              <w:rFonts w:hint="eastAsia" w:ascii="宋体" w:hAnsi="宋体" w:eastAsia="宋体" w:cs="宋体"/>
+              <w:rFonts w:ascii="宋体" w:eastAsia="宋体" w:hAnsi="宋体" w:cs="宋体" w:hint="eastAsia"/>
               <w:szCs w:val="24"/>
             </w:rPr>
             <w:instrText xml:space="preserve"> HYPERLINK \l _Toc9456 </w:instrText>
           </w:r>
           <w:r>
             <w:rPr>
-              <w:rFonts w:hint="eastAsia" w:ascii="宋体" w:hAnsi="宋体" w:eastAsia="宋体" w:cs="宋体"/>
+              <w:rFonts w:ascii="宋体" w:eastAsia="宋体" w:hAnsi="宋体" w:cs="宋体" w:hint="eastAsia"/>
               <w:szCs w:val="24"/>
             </w:rPr>
             <w:fldChar w:fldCharType="separate"/>
@@ -2162,7 +2057,7 @@
           </w:r>
           <w:r>
             <w:rPr>
-              <w:rFonts w:hint="eastAsia" w:ascii="宋体" w:hAnsi="宋体" w:eastAsia="宋体" w:cs="宋体"/>
+              <w:rFonts w:ascii="宋体" w:eastAsia="宋体" w:hAnsi="宋体" w:cs="宋体" w:hint="eastAsia"/>
               <w:szCs w:val="24"/>
             </w:rPr>
             <w:fldChar w:fldCharType="end"/>
@@ -2170,28 +2065,28 @@
         </w:p>
         <w:p>
           <w:pPr>
-            <w:pStyle w:val="13"/>
+            <w:pStyle w:val="TOC3"/>
             <w:tabs>
               <w:tab w:val="right" w:leader="dot" w:pos="8306"/>
             </w:tabs>
           </w:pPr>
           <w:r>
             <w:rPr>
-              <w:rFonts w:hint="eastAsia" w:ascii="宋体" w:hAnsi="宋体" w:eastAsia="宋体" w:cs="宋体"/>
+              <w:rFonts w:ascii="宋体" w:eastAsia="宋体" w:hAnsi="宋体" w:cs="宋体" w:hint="eastAsia"/>
               <w:szCs w:val="24"/>
             </w:rPr>
             <w:fldChar w:fldCharType="begin"/>
           </w:r>
           <w:r>
             <w:rPr>
-              <w:rFonts w:hint="eastAsia" w:ascii="宋体" w:hAnsi="宋体" w:eastAsia="宋体" w:cs="宋体"/>
+              <w:rFonts w:ascii="宋体" w:eastAsia="宋体" w:hAnsi="宋体" w:cs="宋体" w:hint="eastAsia"/>
               <w:szCs w:val="24"/>
             </w:rPr>
             <w:instrText xml:space="preserve"> HYPERLINK \l _Toc22173 </w:instrText>
           </w:r>
           <w:r>
             <w:rPr>
-              <w:rFonts w:hint="eastAsia" w:ascii="宋体" w:hAnsi="宋体" w:eastAsia="宋体" w:cs="宋体"/>
+              <w:rFonts w:ascii="宋体" w:eastAsia="宋体" w:hAnsi="宋体" w:cs="宋体" w:hint="eastAsia"/>
               <w:szCs w:val="24"/>
             </w:rPr>
             <w:fldChar w:fldCharType="separate"/>
@@ -2223,7 +2118,7 @@
           </w:r>
           <w:r>
             <w:rPr>
-              <w:rFonts w:hint="eastAsia" w:ascii="宋体" w:hAnsi="宋体" w:eastAsia="宋体" w:cs="宋体"/>
+              <w:rFonts w:ascii="宋体" w:eastAsia="宋体" w:hAnsi="宋体" w:cs="宋体" w:hint="eastAsia"/>
               <w:szCs w:val="24"/>
             </w:rPr>
             <w:fldChar w:fldCharType="end"/>
@@ -2231,28 +2126,28 @@
         </w:p>
         <w:p>
           <w:pPr>
-            <w:pStyle w:val="13"/>
+            <w:pStyle w:val="TOC3"/>
             <w:tabs>
               <w:tab w:val="right" w:leader="dot" w:pos="8306"/>
             </w:tabs>
           </w:pPr>
           <w:r>
             <w:rPr>
-              <w:rFonts w:hint="eastAsia" w:ascii="宋体" w:hAnsi="宋体" w:eastAsia="宋体" w:cs="宋体"/>
+              <w:rFonts w:ascii="宋体" w:eastAsia="宋体" w:hAnsi="宋体" w:cs="宋体" w:hint="eastAsia"/>
               <w:szCs w:val="24"/>
             </w:rPr>
             <w:fldChar w:fldCharType="begin"/>
           </w:r>
           <w:r>
             <w:rPr>
-              <w:rFonts w:hint="eastAsia" w:ascii="宋体" w:hAnsi="宋体" w:eastAsia="宋体" w:cs="宋体"/>
+              <w:rFonts w:ascii="宋体" w:eastAsia="宋体" w:hAnsi="宋体" w:cs="宋体" w:hint="eastAsia"/>
               <w:szCs w:val="24"/>
             </w:rPr>
             <w:instrText xml:space="preserve"> HYPERLINK \l _Toc5978 </w:instrText>
           </w:r>
           <w:r>
             <w:rPr>
-              <w:rFonts w:hint="eastAsia" w:ascii="宋体" w:hAnsi="宋体" w:eastAsia="宋体" w:cs="宋体"/>
+              <w:rFonts w:ascii="宋体" w:eastAsia="宋体" w:hAnsi="宋体" w:cs="宋体" w:hint="eastAsia"/>
               <w:szCs w:val="24"/>
             </w:rPr>
             <w:fldChar w:fldCharType="separate"/>
@@ -2284,7 +2179,7 @@
           </w:r>
           <w:r>
             <w:rPr>
-              <w:rFonts w:hint="eastAsia" w:ascii="宋体" w:hAnsi="宋体" w:eastAsia="宋体" w:cs="宋体"/>
+              <w:rFonts w:ascii="宋体" w:eastAsia="宋体" w:hAnsi="宋体" w:cs="宋体" w:hint="eastAsia"/>
               <w:szCs w:val="24"/>
             </w:rPr>
             <w:fldChar w:fldCharType="end"/>
@@ -2292,28 +2187,28 @@
         </w:p>
         <w:p>
           <w:pPr>
-            <w:pStyle w:val="13"/>
+            <w:pStyle w:val="TOC3"/>
             <w:tabs>
               <w:tab w:val="right" w:leader="dot" w:pos="8306"/>
             </w:tabs>
           </w:pPr>
           <w:r>
             <w:rPr>
-              <w:rFonts w:hint="eastAsia" w:ascii="宋体" w:hAnsi="宋体" w:eastAsia="宋体" w:cs="宋体"/>
+              <w:rFonts w:ascii="宋体" w:eastAsia="宋体" w:hAnsi="宋体" w:cs="宋体" w:hint="eastAsia"/>
               <w:szCs w:val="24"/>
             </w:rPr>
             <w:fldChar w:fldCharType="begin"/>
           </w:r>
           <w:r>
             <w:rPr>
-              <w:rFonts w:hint="eastAsia" w:ascii="宋体" w:hAnsi="宋体" w:eastAsia="宋体" w:cs="宋体"/>
+              <w:rFonts w:ascii="宋体" w:eastAsia="宋体" w:hAnsi="宋体" w:cs="宋体" w:hint="eastAsia"/>
               <w:szCs w:val="24"/>
             </w:rPr>
             <w:instrText xml:space="preserve"> HYPERLINK \l _Toc19527 </w:instrText>
           </w:r>
           <w:r>
             <w:rPr>
-              <w:rFonts w:hint="eastAsia" w:ascii="宋体" w:hAnsi="宋体" w:eastAsia="宋体" w:cs="宋体"/>
+              <w:rFonts w:ascii="宋体" w:eastAsia="宋体" w:hAnsi="宋体" w:cs="宋体" w:hint="eastAsia"/>
               <w:szCs w:val="24"/>
             </w:rPr>
             <w:fldChar w:fldCharType="separate"/>
@@ -2345,7 +2240,7 @@
           </w:r>
           <w:r>
             <w:rPr>
-              <w:rFonts w:hint="eastAsia" w:ascii="宋体" w:hAnsi="宋体" w:eastAsia="宋体" w:cs="宋体"/>
+              <w:rFonts w:ascii="宋体" w:eastAsia="宋体" w:hAnsi="宋体" w:cs="宋体" w:hint="eastAsia"/>
               <w:szCs w:val="24"/>
             </w:rPr>
             <w:fldChar w:fldCharType="end"/>
@@ -2353,28 +2248,28 @@
         </w:p>
         <w:p>
           <w:pPr>
-            <w:pStyle w:val="13"/>
+            <w:pStyle w:val="TOC3"/>
             <w:tabs>
               <w:tab w:val="right" w:leader="dot" w:pos="8306"/>
             </w:tabs>
           </w:pPr>
           <w:r>
             <w:rPr>
-              <w:rFonts w:hint="eastAsia" w:ascii="宋体" w:hAnsi="宋体" w:eastAsia="宋体" w:cs="宋体"/>
+              <w:rFonts w:ascii="宋体" w:eastAsia="宋体" w:hAnsi="宋体" w:cs="宋体" w:hint="eastAsia"/>
               <w:szCs w:val="24"/>
             </w:rPr>
             <w:fldChar w:fldCharType="begin"/>
           </w:r>
           <w:r>
             <w:rPr>
-              <w:rFonts w:hint="eastAsia" w:ascii="宋体" w:hAnsi="宋体" w:eastAsia="宋体" w:cs="宋体"/>
+              <w:rFonts w:ascii="宋体" w:eastAsia="宋体" w:hAnsi="宋体" w:cs="宋体" w:hint="eastAsia"/>
               <w:szCs w:val="24"/>
             </w:rPr>
             <w:instrText xml:space="preserve"> HYPERLINK \l _Toc7872 </w:instrText>
           </w:r>
           <w:r>
             <w:rPr>
-              <w:rFonts w:hint="eastAsia" w:ascii="宋体" w:hAnsi="宋体" w:eastAsia="宋体" w:cs="宋体"/>
+              <w:rFonts w:ascii="宋体" w:eastAsia="宋体" w:hAnsi="宋体" w:cs="宋体" w:hint="eastAsia"/>
               <w:szCs w:val="24"/>
             </w:rPr>
             <w:fldChar w:fldCharType="separate"/>
@@ -2406,7 +2301,7 @@
           </w:r>
           <w:r>
             <w:rPr>
-              <w:rFonts w:hint="eastAsia" w:ascii="宋体" w:hAnsi="宋体" w:eastAsia="宋体" w:cs="宋体"/>
+              <w:rFonts w:ascii="宋体" w:eastAsia="宋体" w:hAnsi="宋体" w:cs="宋体" w:hint="eastAsia"/>
               <w:szCs w:val="24"/>
             </w:rPr>
             <w:fldChar w:fldCharType="end"/>
@@ -2414,28 +2309,28 @@
         </w:p>
         <w:p>
           <w:pPr>
-            <w:pStyle w:val="16"/>
+            <w:pStyle w:val="TOC1"/>
             <w:tabs>
               <w:tab w:val="right" w:leader="dot" w:pos="8306"/>
             </w:tabs>
           </w:pPr>
           <w:r>
             <w:rPr>
-              <w:rFonts w:hint="eastAsia" w:ascii="宋体" w:hAnsi="宋体" w:eastAsia="宋体" w:cs="宋体"/>
+              <w:rFonts w:ascii="宋体" w:eastAsia="宋体" w:hAnsi="宋体" w:cs="宋体" w:hint="eastAsia"/>
               <w:szCs w:val="24"/>
             </w:rPr>
             <w:fldChar w:fldCharType="begin"/>
           </w:r>
           <w:r>
             <w:rPr>
-              <w:rFonts w:hint="eastAsia" w:ascii="宋体" w:hAnsi="宋体" w:eastAsia="宋体" w:cs="宋体"/>
+              <w:rFonts w:ascii="宋体" w:eastAsia="宋体" w:hAnsi="宋体" w:cs="宋体" w:hint="eastAsia"/>
               <w:szCs w:val="24"/>
             </w:rPr>
             <w:instrText xml:space="preserve"> HYPERLINK \l _Toc3978 </w:instrText>
           </w:r>
           <w:r>
             <w:rPr>
-              <w:rFonts w:hint="eastAsia" w:ascii="宋体" w:hAnsi="宋体" w:eastAsia="宋体" w:cs="宋体"/>
+              <w:rFonts w:ascii="宋体" w:eastAsia="宋体" w:hAnsi="宋体" w:cs="宋体" w:hint="eastAsia"/>
               <w:szCs w:val="24"/>
             </w:rPr>
             <w:fldChar w:fldCharType="separate"/>
@@ -2474,7 +2369,7 @@
           </w:r>
           <w:r>
             <w:rPr>
-              <w:rFonts w:hint="eastAsia" w:ascii="宋体" w:hAnsi="宋体" w:eastAsia="宋体" w:cs="宋体"/>
+              <w:rFonts w:ascii="宋体" w:eastAsia="宋体" w:hAnsi="宋体" w:cs="宋体" w:hint="eastAsia"/>
               <w:szCs w:val="24"/>
             </w:rPr>
             <w:fldChar w:fldCharType="end"/>
@@ -2482,28 +2377,28 @@
         </w:p>
         <w:p>
           <w:pPr>
-            <w:pStyle w:val="16"/>
+            <w:pStyle w:val="TOC1"/>
             <w:tabs>
               <w:tab w:val="right" w:leader="dot" w:pos="8306"/>
             </w:tabs>
           </w:pPr>
           <w:r>
             <w:rPr>
-              <w:rFonts w:hint="eastAsia" w:ascii="宋体" w:hAnsi="宋体" w:eastAsia="宋体" w:cs="宋体"/>
+              <w:rFonts w:ascii="宋体" w:eastAsia="宋体" w:hAnsi="宋体" w:cs="宋体" w:hint="eastAsia"/>
               <w:szCs w:val="24"/>
             </w:rPr>
             <w:fldChar w:fldCharType="begin"/>
           </w:r>
           <w:r>
             <w:rPr>
-              <w:rFonts w:hint="eastAsia" w:ascii="宋体" w:hAnsi="宋体" w:eastAsia="宋体" w:cs="宋体"/>
+              <w:rFonts w:ascii="宋体" w:eastAsia="宋体" w:hAnsi="宋体" w:cs="宋体" w:hint="eastAsia"/>
               <w:szCs w:val="24"/>
             </w:rPr>
             <w:instrText xml:space="preserve"> HYPERLINK \l _Toc4284 </w:instrText>
           </w:r>
           <w:r>
             <w:rPr>
-              <w:rFonts w:hint="eastAsia" w:ascii="宋体" w:hAnsi="宋体" w:eastAsia="宋体" w:cs="宋体"/>
+              <w:rFonts w:ascii="宋体" w:eastAsia="宋体" w:hAnsi="宋体" w:cs="宋体" w:hint="eastAsia"/>
               <w:szCs w:val="24"/>
             </w:rPr>
             <w:fldChar w:fldCharType="separate"/>
@@ -2541,7 +2436,7 @@
           </w:r>
           <w:r>
             <w:rPr>
-              <w:rFonts w:hint="eastAsia" w:ascii="宋体" w:hAnsi="宋体" w:eastAsia="宋体" w:cs="宋体"/>
+              <w:rFonts w:ascii="宋体" w:eastAsia="宋体" w:hAnsi="宋体" w:cs="宋体" w:hint="eastAsia"/>
               <w:szCs w:val="24"/>
             </w:rPr>
             <w:fldChar w:fldCharType="end"/>
@@ -2549,28 +2444,28 @@
         </w:p>
         <w:p>
           <w:pPr>
-            <w:pStyle w:val="17"/>
+            <w:pStyle w:val="TOC2"/>
             <w:tabs>
               <w:tab w:val="right" w:leader="dot" w:pos="8306"/>
             </w:tabs>
           </w:pPr>
           <w:r>
             <w:rPr>
-              <w:rFonts w:hint="eastAsia" w:ascii="宋体" w:hAnsi="宋体" w:eastAsia="宋体" w:cs="宋体"/>
+              <w:rFonts w:ascii="宋体" w:eastAsia="宋体" w:hAnsi="宋体" w:cs="宋体" w:hint="eastAsia"/>
               <w:szCs w:val="24"/>
             </w:rPr>
             <w:fldChar w:fldCharType="begin"/>
           </w:r>
           <w:r>
             <w:rPr>
-              <w:rFonts w:hint="eastAsia" w:ascii="宋体" w:hAnsi="宋体" w:eastAsia="宋体" w:cs="宋体"/>
+              <w:rFonts w:ascii="宋体" w:eastAsia="宋体" w:hAnsi="宋体" w:cs="宋体" w:hint="eastAsia"/>
               <w:szCs w:val="24"/>
             </w:rPr>
             <w:instrText xml:space="preserve"> HYPERLINK \l _Toc11750 </w:instrText>
           </w:r>
           <w:r>
             <w:rPr>
-              <w:rFonts w:hint="eastAsia" w:ascii="宋体" w:hAnsi="宋体" w:eastAsia="宋体" w:cs="宋体"/>
+              <w:rFonts w:ascii="宋体" w:eastAsia="宋体" w:hAnsi="宋体" w:cs="宋体" w:hint="eastAsia"/>
               <w:szCs w:val="24"/>
             </w:rPr>
             <w:fldChar w:fldCharType="separate"/>
@@ -2607,7 +2502,7 @@
           </w:r>
           <w:r>
             <w:rPr>
-              <w:rFonts w:hint="eastAsia" w:ascii="宋体" w:hAnsi="宋体" w:eastAsia="宋体" w:cs="宋体"/>
+              <w:rFonts w:ascii="宋体" w:eastAsia="宋体" w:hAnsi="宋体" w:cs="宋体" w:hint="eastAsia"/>
               <w:szCs w:val="24"/>
             </w:rPr>
             <w:fldChar w:fldCharType="end"/>
@@ -2615,28 +2510,28 @@
         </w:p>
         <w:p>
           <w:pPr>
-            <w:pStyle w:val="17"/>
+            <w:pStyle w:val="TOC2"/>
             <w:tabs>
               <w:tab w:val="right" w:leader="dot" w:pos="8306"/>
             </w:tabs>
           </w:pPr>
           <w:r>
             <w:rPr>
-              <w:rFonts w:hint="eastAsia" w:ascii="宋体" w:hAnsi="宋体" w:eastAsia="宋体" w:cs="宋体"/>
+              <w:rFonts w:ascii="宋体" w:eastAsia="宋体" w:hAnsi="宋体" w:cs="宋体" w:hint="eastAsia"/>
               <w:szCs w:val="24"/>
             </w:rPr>
             <w:fldChar w:fldCharType="begin"/>
           </w:r>
           <w:r>
             <w:rPr>
-              <w:rFonts w:hint="eastAsia" w:ascii="宋体" w:hAnsi="宋体" w:eastAsia="宋体" w:cs="宋体"/>
+              <w:rFonts w:ascii="宋体" w:eastAsia="宋体" w:hAnsi="宋体" w:cs="宋体" w:hint="eastAsia"/>
               <w:szCs w:val="24"/>
             </w:rPr>
             <w:instrText xml:space="preserve"> HYPERLINK \l _Toc25049 </w:instrText>
           </w:r>
           <w:r>
             <w:rPr>
-              <w:rFonts w:hint="eastAsia" w:ascii="宋体" w:hAnsi="宋体" w:eastAsia="宋体" w:cs="宋体"/>
+              <w:rFonts w:ascii="宋体" w:eastAsia="宋体" w:hAnsi="宋体" w:cs="宋体" w:hint="eastAsia"/>
               <w:szCs w:val="24"/>
             </w:rPr>
             <w:fldChar w:fldCharType="separate"/>
@@ -2673,7 +2568,7 @@
           </w:r>
           <w:r>
             <w:rPr>
-              <w:rFonts w:hint="eastAsia" w:ascii="宋体" w:hAnsi="宋体" w:eastAsia="宋体" w:cs="宋体"/>
+              <w:rFonts w:ascii="宋体" w:eastAsia="宋体" w:hAnsi="宋体" w:cs="宋体" w:hint="eastAsia"/>
               <w:szCs w:val="24"/>
             </w:rPr>
             <w:fldChar w:fldCharType="end"/>
@@ -2681,28 +2576,28 @@
         </w:p>
         <w:p>
           <w:pPr>
-            <w:pStyle w:val="17"/>
+            <w:pStyle w:val="TOC2"/>
             <w:tabs>
               <w:tab w:val="right" w:leader="dot" w:pos="8306"/>
             </w:tabs>
           </w:pPr>
           <w:r>
             <w:rPr>
-              <w:rFonts w:hint="eastAsia" w:ascii="宋体" w:hAnsi="宋体" w:eastAsia="宋体" w:cs="宋体"/>
+              <w:rFonts w:ascii="宋体" w:eastAsia="宋体" w:hAnsi="宋体" w:cs="宋体" w:hint="eastAsia"/>
               <w:szCs w:val="24"/>
             </w:rPr>
             <w:fldChar w:fldCharType="begin"/>
           </w:r>
           <w:r>
             <w:rPr>
-              <w:rFonts w:hint="eastAsia" w:ascii="宋体" w:hAnsi="宋体" w:eastAsia="宋体" w:cs="宋体"/>
+              <w:rFonts w:ascii="宋体" w:eastAsia="宋体" w:hAnsi="宋体" w:cs="宋体" w:hint="eastAsia"/>
               <w:szCs w:val="24"/>
             </w:rPr>
             <w:instrText xml:space="preserve"> HYPERLINK \l _Toc6812 </w:instrText>
           </w:r>
           <w:r>
             <w:rPr>
-              <w:rFonts w:hint="eastAsia" w:ascii="宋体" w:hAnsi="宋体" w:eastAsia="宋体" w:cs="宋体"/>
+              <w:rFonts w:ascii="宋体" w:eastAsia="宋体" w:hAnsi="宋体" w:cs="宋体" w:hint="eastAsia"/>
               <w:szCs w:val="24"/>
             </w:rPr>
             <w:fldChar w:fldCharType="separate"/>
@@ -2739,7 +2634,7 @@
           </w:r>
           <w:r>
             <w:rPr>
-              <w:rFonts w:hint="eastAsia" w:ascii="宋体" w:hAnsi="宋体" w:eastAsia="宋体" w:cs="宋体"/>
+              <w:rFonts w:ascii="宋体" w:eastAsia="宋体" w:hAnsi="宋体" w:cs="宋体" w:hint="eastAsia"/>
               <w:szCs w:val="24"/>
             </w:rPr>
             <w:fldChar w:fldCharType="end"/>
@@ -2747,28 +2642,28 @@
         </w:p>
         <w:p>
           <w:pPr>
-            <w:pStyle w:val="16"/>
+            <w:pStyle w:val="TOC1"/>
             <w:tabs>
               <w:tab w:val="right" w:leader="dot" w:pos="8306"/>
             </w:tabs>
           </w:pPr>
           <w:r>
             <w:rPr>
-              <w:rFonts w:hint="eastAsia" w:ascii="宋体" w:hAnsi="宋体" w:eastAsia="宋体" w:cs="宋体"/>
+              <w:rFonts w:ascii="宋体" w:eastAsia="宋体" w:hAnsi="宋体" w:cs="宋体" w:hint="eastAsia"/>
               <w:szCs w:val="24"/>
             </w:rPr>
             <w:fldChar w:fldCharType="begin"/>
           </w:r>
           <w:r>
             <w:rPr>
-              <w:rFonts w:hint="eastAsia" w:ascii="宋体" w:hAnsi="宋体" w:eastAsia="宋体" w:cs="宋体"/>
+              <w:rFonts w:ascii="宋体" w:eastAsia="宋体" w:hAnsi="宋体" w:cs="宋体" w:hint="eastAsia"/>
               <w:szCs w:val="24"/>
             </w:rPr>
             <w:instrText xml:space="preserve"> HYPERLINK \l _Toc19885 </w:instrText>
           </w:r>
           <w:r>
             <w:rPr>
-              <w:rFonts w:hint="eastAsia" w:ascii="宋体" w:hAnsi="宋体" w:eastAsia="宋体" w:cs="宋体"/>
+              <w:rFonts w:ascii="宋体" w:eastAsia="宋体" w:hAnsi="宋体" w:cs="宋体" w:hint="eastAsia"/>
               <w:szCs w:val="24"/>
             </w:rPr>
             <w:fldChar w:fldCharType="separate"/>
@@ -2807,7 +2702,7 @@
           </w:r>
           <w:r>
             <w:rPr>
-              <w:rFonts w:hint="eastAsia" w:ascii="宋体" w:hAnsi="宋体" w:eastAsia="宋体" w:cs="宋体"/>
+              <w:rFonts w:ascii="宋体" w:eastAsia="宋体" w:hAnsi="宋体" w:cs="宋体" w:hint="eastAsia"/>
               <w:szCs w:val="24"/>
             </w:rPr>
             <w:fldChar w:fldCharType="end"/>
@@ -2815,28 +2710,28 @@
         </w:p>
         <w:p>
           <w:pPr>
-            <w:pStyle w:val="17"/>
+            <w:pStyle w:val="TOC2"/>
             <w:tabs>
               <w:tab w:val="right" w:leader="dot" w:pos="8306"/>
             </w:tabs>
           </w:pPr>
           <w:r>
             <w:rPr>
-              <w:rFonts w:hint="eastAsia" w:ascii="宋体" w:hAnsi="宋体" w:eastAsia="宋体" w:cs="宋体"/>
+              <w:rFonts w:ascii="宋体" w:eastAsia="宋体" w:hAnsi="宋体" w:cs="宋体" w:hint="eastAsia"/>
               <w:szCs w:val="24"/>
             </w:rPr>
             <w:fldChar w:fldCharType="begin"/>
           </w:r>
           <w:r>
             <w:rPr>
-              <w:rFonts w:hint="eastAsia" w:ascii="宋体" w:hAnsi="宋体" w:eastAsia="宋体" w:cs="宋体"/>
+              <w:rFonts w:ascii="宋体" w:eastAsia="宋体" w:hAnsi="宋体" w:cs="宋体" w:hint="eastAsia"/>
               <w:szCs w:val="24"/>
             </w:rPr>
             <w:instrText xml:space="preserve"> HYPERLINK \l _Toc19166 </w:instrText>
           </w:r>
           <w:r>
             <w:rPr>
-              <w:rFonts w:hint="eastAsia" w:ascii="宋体" w:hAnsi="宋体" w:eastAsia="宋体" w:cs="宋体"/>
+              <w:rFonts w:ascii="宋体" w:eastAsia="宋体" w:hAnsi="宋体" w:cs="宋体" w:hint="eastAsia"/>
               <w:szCs w:val="24"/>
             </w:rPr>
             <w:fldChar w:fldCharType="separate"/>
@@ -2868,7 +2763,7 @@
           </w:r>
           <w:r>
             <w:rPr>
-              <w:rFonts w:hint="eastAsia" w:ascii="宋体" w:hAnsi="宋体" w:eastAsia="宋体" w:cs="宋体"/>
+              <w:rFonts w:ascii="宋体" w:eastAsia="宋体" w:hAnsi="宋体" w:cs="宋体" w:hint="eastAsia"/>
               <w:szCs w:val="24"/>
             </w:rPr>
             <w:fldChar w:fldCharType="end"/>
@@ -2876,28 +2771,28 @@
         </w:p>
         <w:p>
           <w:pPr>
-            <w:pStyle w:val="17"/>
+            <w:pStyle w:val="TOC2"/>
             <w:tabs>
               <w:tab w:val="right" w:leader="dot" w:pos="8306"/>
             </w:tabs>
           </w:pPr>
           <w:r>
             <w:rPr>
-              <w:rFonts w:hint="eastAsia" w:ascii="宋体" w:hAnsi="宋体" w:eastAsia="宋体" w:cs="宋体"/>
+              <w:rFonts w:ascii="宋体" w:eastAsia="宋体" w:hAnsi="宋体" w:cs="宋体" w:hint="eastAsia"/>
               <w:szCs w:val="24"/>
             </w:rPr>
             <w:fldChar w:fldCharType="begin"/>
           </w:r>
           <w:r>
             <w:rPr>
-              <w:rFonts w:hint="eastAsia" w:ascii="宋体" w:hAnsi="宋体" w:eastAsia="宋体" w:cs="宋体"/>
+              <w:rFonts w:ascii="宋体" w:eastAsia="宋体" w:hAnsi="宋体" w:cs="宋体" w:hint="eastAsia"/>
               <w:szCs w:val="24"/>
             </w:rPr>
             <w:instrText xml:space="preserve"> HYPERLINK \l _Toc17612 </w:instrText>
           </w:r>
           <w:r>
             <w:rPr>
-              <w:rFonts w:hint="eastAsia" w:ascii="宋体" w:hAnsi="宋体" w:eastAsia="宋体" w:cs="宋体"/>
+              <w:rFonts w:ascii="宋体" w:eastAsia="宋体" w:hAnsi="宋体" w:cs="宋体" w:hint="eastAsia"/>
               <w:szCs w:val="24"/>
             </w:rPr>
             <w:fldChar w:fldCharType="separate"/>
@@ -2929,7 +2824,7 @@
           </w:r>
           <w:r>
             <w:rPr>
-              <w:rFonts w:hint="eastAsia" w:ascii="宋体" w:hAnsi="宋体" w:eastAsia="宋体" w:cs="宋体"/>
+              <w:rFonts w:ascii="宋体" w:eastAsia="宋体" w:hAnsi="宋体" w:cs="宋体" w:hint="eastAsia"/>
               <w:szCs w:val="24"/>
             </w:rPr>
             <w:fldChar w:fldCharType="end"/>
@@ -2937,28 +2832,28 @@
         </w:p>
         <w:p>
           <w:pPr>
-            <w:pStyle w:val="17"/>
+            <w:pStyle w:val="TOC2"/>
             <w:tabs>
               <w:tab w:val="right" w:leader="dot" w:pos="8306"/>
             </w:tabs>
           </w:pPr>
           <w:r>
             <w:rPr>
-              <w:rFonts w:hint="eastAsia" w:ascii="宋体" w:hAnsi="宋体" w:eastAsia="宋体" w:cs="宋体"/>
+              <w:rFonts w:ascii="宋体" w:eastAsia="宋体" w:hAnsi="宋体" w:cs="宋体" w:hint="eastAsia"/>
               <w:szCs w:val="24"/>
             </w:rPr>
             <w:fldChar w:fldCharType="begin"/>
           </w:r>
           <w:r>
             <w:rPr>
-              <w:rFonts w:hint="eastAsia" w:ascii="宋体" w:hAnsi="宋体" w:eastAsia="宋体" w:cs="宋体"/>
+              <w:rFonts w:ascii="宋体" w:eastAsia="宋体" w:hAnsi="宋体" w:cs="宋体" w:hint="eastAsia"/>
               <w:szCs w:val="24"/>
             </w:rPr>
             <w:instrText xml:space="preserve"> HYPERLINK \l _Toc9330 </w:instrText>
           </w:r>
           <w:r>
             <w:rPr>
-              <w:rFonts w:hint="eastAsia" w:ascii="宋体" w:hAnsi="宋体" w:eastAsia="宋体" w:cs="宋体"/>
+              <w:rFonts w:ascii="宋体" w:eastAsia="宋体" w:hAnsi="宋体" w:cs="宋体" w:hint="eastAsia"/>
               <w:szCs w:val="24"/>
             </w:rPr>
             <w:fldChar w:fldCharType="separate"/>
@@ -2990,7 +2885,7 @@
           </w:r>
           <w:r>
             <w:rPr>
-              <w:rFonts w:hint="eastAsia" w:ascii="宋体" w:hAnsi="宋体" w:eastAsia="宋体" w:cs="宋体"/>
+              <w:rFonts w:ascii="宋体" w:eastAsia="宋体" w:hAnsi="宋体" w:cs="宋体" w:hint="eastAsia"/>
               <w:szCs w:val="24"/>
             </w:rPr>
             <w:fldChar w:fldCharType="end"/>
@@ -2998,28 +2893,28 @@
         </w:p>
         <w:p>
           <w:pPr>
-            <w:pStyle w:val="17"/>
+            <w:pStyle w:val="TOC2"/>
             <w:tabs>
               <w:tab w:val="right" w:leader="dot" w:pos="8306"/>
             </w:tabs>
           </w:pPr>
           <w:r>
             <w:rPr>
-              <w:rFonts w:hint="eastAsia" w:ascii="宋体" w:hAnsi="宋体" w:eastAsia="宋体" w:cs="宋体"/>
+              <w:rFonts w:ascii="宋体" w:eastAsia="宋体" w:hAnsi="宋体" w:cs="宋体" w:hint="eastAsia"/>
               <w:szCs w:val="24"/>
             </w:rPr>
             <w:fldChar w:fldCharType="begin"/>
           </w:r>
           <w:r>
             <w:rPr>
-              <w:rFonts w:hint="eastAsia" w:ascii="宋体" w:hAnsi="宋体" w:eastAsia="宋体" w:cs="宋体"/>
+              <w:rFonts w:ascii="宋体" w:eastAsia="宋体" w:hAnsi="宋体" w:cs="宋体" w:hint="eastAsia"/>
               <w:szCs w:val="24"/>
             </w:rPr>
             <w:instrText xml:space="preserve"> HYPERLINK \l _Toc30557 </w:instrText>
           </w:r>
           <w:r>
             <w:rPr>
-              <w:rFonts w:hint="eastAsia" w:ascii="宋体" w:hAnsi="宋体" w:eastAsia="宋体" w:cs="宋体"/>
+              <w:rFonts w:ascii="宋体" w:eastAsia="宋体" w:hAnsi="宋体" w:cs="宋体" w:hint="eastAsia"/>
               <w:szCs w:val="24"/>
             </w:rPr>
             <w:fldChar w:fldCharType="separate"/>
@@ -3051,7 +2946,7 @@
           </w:r>
           <w:r>
             <w:rPr>
-              <w:rFonts w:hint="eastAsia" w:ascii="宋体" w:hAnsi="宋体" w:eastAsia="宋体" w:cs="宋体"/>
+              <w:rFonts w:ascii="宋体" w:eastAsia="宋体" w:hAnsi="宋体" w:cs="宋体" w:hint="eastAsia"/>
               <w:szCs w:val="24"/>
             </w:rPr>
             <w:fldChar w:fldCharType="end"/>
@@ -3059,28 +2954,28 @@
         </w:p>
         <w:p>
           <w:pPr>
-            <w:pStyle w:val="17"/>
+            <w:pStyle w:val="TOC2"/>
             <w:tabs>
               <w:tab w:val="right" w:leader="dot" w:pos="8306"/>
             </w:tabs>
           </w:pPr>
           <w:r>
             <w:rPr>
-              <w:rFonts w:hint="eastAsia" w:ascii="宋体" w:hAnsi="宋体" w:eastAsia="宋体" w:cs="宋体"/>
+              <w:rFonts w:ascii="宋体" w:eastAsia="宋体" w:hAnsi="宋体" w:cs="宋体" w:hint="eastAsia"/>
               <w:szCs w:val="24"/>
             </w:rPr>
             <w:fldChar w:fldCharType="begin"/>
           </w:r>
           <w:r>
             <w:rPr>
-              <w:rFonts w:hint="eastAsia" w:ascii="宋体" w:hAnsi="宋体" w:eastAsia="宋体" w:cs="宋体"/>
+              <w:rFonts w:ascii="宋体" w:eastAsia="宋体" w:hAnsi="宋体" w:cs="宋体" w:hint="eastAsia"/>
               <w:szCs w:val="24"/>
             </w:rPr>
             <w:instrText xml:space="preserve"> HYPERLINK \l _Toc23156 </w:instrText>
           </w:r>
           <w:r>
             <w:rPr>
-              <w:rFonts w:hint="eastAsia" w:ascii="宋体" w:hAnsi="宋体" w:eastAsia="宋体" w:cs="宋体"/>
+              <w:rFonts w:ascii="宋体" w:eastAsia="宋体" w:hAnsi="宋体" w:cs="宋体" w:hint="eastAsia"/>
               <w:szCs w:val="24"/>
             </w:rPr>
             <w:fldChar w:fldCharType="separate"/>
@@ -3119,7 +3014,7 @@
           </w:r>
           <w:r>
             <w:rPr>
-              <w:rFonts w:hint="eastAsia" w:ascii="宋体" w:hAnsi="宋体" w:eastAsia="宋体" w:cs="宋体"/>
+              <w:rFonts w:ascii="宋体" w:eastAsia="宋体" w:hAnsi="宋体" w:cs="宋体" w:hint="eastAsia"/>
               <w:szCs w:val="24"/>
             </w:rPr>
             <w:fldChar w:fldCharType="end"/>
@@ -3127,28 +3022,28 @@
         </w:p>
         <w:p>
           <w:pPr>
-            <w:pStyle w:val="13"/>
+            <w:pStyle w:val="TOC3"/>
             <w:tabs>
               <w:tab w:val="right" w:leader="dot" w:pos="8306"/>
             </w:tabs>
           </w:pPr>
           <w:r>
             <w:rPr>
-              <w:rFonts w:hint="eastAsia" w:ascii="宋体" w:hAnsi="宋体" w:eastAsia="宋体" w:cs="宋体"/>
+              <w:rFonts w:ascii="宋体" w:eastAsia="宋体" w:hAnsi="宋体" w:cs="宋体" w:hint="eastAsia"/>
               <w:szCs w:val="24"/>
             </w:rPr>
             <w:fldChar w:fldCharType="begin"/>
           </w:r>
           <w:r>
             <w:rPr>
-              <w:rFonts w:hint="eastAsia" w:ascii="宋体" w:hAnsi="宋体" w:eastAsia="宋体" w:cs="宋体"/>
+              <w:rFonts w:ascii="宋体" w:eastAsia="宋体" w:hAnsi="宋体" w:cs="宋体" w:hint="eastAsia"/>
               <w:szCs w:val="24"/>
             </w:rPr>
             <w:instrText xml:space="preserve"> HYPERLINK \l _Toc18778 </w:instrText>
           </w:r>
           <w:r>
             <w:rPr>
-              <w:rFonts w:hint="eastAsia" w:ascii="宋体" w:hAnsi="宋体" w:eastAsia="宋体" w:cs="宋体"/>
+              <w:rFonts w:ascii="宋体" w:eastAsia="宋体" w:hAnsi="宋体" w:cs="宋体" w:hint="eastAsia"/>
               <w:szCs w:val="24"/>
             </w:rPr>
             <w:fldChar w:fldCharType="separate"/>
@@ -3180,7 +3075,7 @@
           </w:r>
           <w:r>
             <w:rPr>
-              <w:rFonts w:hint="eastAsia" w:ascii="宋体" w:hAnsi="宋体" w:eastAsia="宋体" w:cs="宋体"/>
+              <w:rFonts w:ascii="宋体" w:eastAsia="宋体" w:hAnsi="宋体" w:cs="宋体" w:hint="eastAsia"/>
               <w:szCs w:val="24"/>
             </w:rPr>
             <w:fldChar w:fldCharType="end"/>
@@ -3188,28 +3083,28 @@
         </w:p>
         <w:p>
           <w:pPr>
-            <w:pStyle w:val="13"/>
+            <w:pStyle w:val="TOC3"/>
             <w:tabs>
               <w:tab w:val="right" w:leader="dot" w:pos="8306"/>
             </w:tabs>
           </w:pPr>
           <w:r>
             <w:rPr>
-              <w:rFonts w:hint="eastAsia" w:ascii="宋体" w:hAnsi="宋体" w:eastAsia="宋体" w:cs="宋体"/>
+              <w:rFonts w:ascii="宋体" w:eastAsia="宋体" w:hAnsi="宋体" w:cs="宋体" w:hint="eastAsia"/>
               <w:szCs w:val="24"/>
             </w:rPr>
             <w:fldChar w:fldCharType="begin"/>
           </w:r>
           <w:r>
             <w:rPr>
-              <w:rFonts w:hint="eastAsia" w:ascii="宋体" w:hAnsi="宋体" w:eastAsia="宋体" w:cs="宋体"/>
+              <w:rFonts w:ascii="宋体" w:eastAsia="宋体" w:hAnsi="宋体" w:cs="宋体" w:hint="eastAsia"/>
               <w:szCs w:val="24"/>
             </w:rPr>
             <w:instrText xml:space="preserve"> HYPERLINK \l _Toc28952 </w:instrText>
           </w:r>
           <w:r>
             <w:rPr>
-              <w:rFonts w:hint="eastAsia" w:ascii="宋体" w:hAnsi="宋体" w:eastAsia="宋体" w:cs="宋体"/>
+              <w:rFonts w:ascii="宋体" w:eastAsia="宋体" w:hAnsi="宋体" w:cs="宋体" w:hint="eastAsia"/>
               <w:szCs w:val="24"/>
             </w:rPr>
             <w:fldChar w:fldCharType="separate"/>
@@ -3241,7 +3136,7 @@
           </w:r>
           <w:r>
             <w:rPr>
-              <w:rFonts w:hint="eastAsia" w:ascii="宋体" w:hAnsi="宋体" w:eastAsia="宋体" w:cs="宋体"/>
+              <w:rFonts w:ascii="宋体" w:eastAsia="宋体" w:hAnsi="宋体" w:cs="宋体" w:hint="eastAsia"/>
               <w:szCs w:val="24"/>
             </w:rPr>
             <w:fldChar w:fldCharType="end"/>
@@ -3249,28 +3144,28 @@
         </w:p>
         <w:p>
           <w:pPr>
-            <w:pStyle w:val="13"/>
+            <w:pStyle w:val="TOC3"/>
             <w:tabs>
               <w:tab w:val="right" w:leader="dot" w:pos="8306"/>
             </w:tabs>
           </w:pPr>
           <w:r>
             <w:rPr>
-              <w:rFonts w:hint="eastAsia" w:ascii="宋体" w:hAnsi="宋体" w:eastAsia="宋体" w:cs="宋体"/>
+              <w:rFonts w:ascii="宋体" w:eastAsia="宋体" w:hAnsi="宋体" w:cs="宋体" w:hint="eastAsia"/>
               <w:szCs w:val="24"/>
             </w:rPr>
             <w:fldChar w:fldCharType="begin"/>
           </w:r>
           <w:r>
             <w:rPr>
-              <w:rFonts w:hint="eastAsia" w:ascii="宋体" w:hAnsi="宋体" w:eastAsia="宋体" w:cs="宋体"/>
+              <w:rFonts w:ascii="宋体" w:eastAsia="宋体" w:hAnsi="宋体" w:cs="宋体" w:hint="eastAsia"/>
               <w:szCs w:val="24"/>
             </w:rPr>
             <w:instrText xml:space="preserve"> HYPERLINK \l _Toc9662 </w:instrText>
           </w:r>
           <w:r>
             <w:rPr>
-              <w:rFonts w:hint="eastAsia" w:ascii="宋体" w:hAnsi="宋体" w:eastAsia="宋体" w:cs="宋体"/>
+              <w:rFonts w:ascii="宋体" w:eastAsia="宋体" w:hAnsi="宋体" w:cs="宋体" w:hint="eastAsia"/>
               <w:szCs w:val="24"/>
             </w:rPr>
             <w:fldChar w:fldCharType="separate"/>
@@ -3302,7 +3197,7 @@
           </w:r>
           <w:r>
             <w:rPr>
-              <w:rFonts w:hint="eastAsia" w:ascii="宋体" w:hAnsi="宋体" w:eastAsia="宋体" w:cs="宋体"/>
+              <w:rFonts w:ascii="宋体" w:eastAsia="宋体" w:hAnsi="宋体" w:cs="宋体" w:hint="eastAsia"/>
               <w:szCs w:val="24"/>
             </w:rPr>
             <w:fldChar w:fldCharType="end"/>
@@ -3310,28 +3205,28 @@
         </w:p>
         <w:p>
           <w:pPr>
-            <w:pStyle w:val="13"/>
+            <w:pStyle w:val="TOC3"/>
             <w:tabs>
               <w:tab w:val="right" w:leader="dot" w:pos="8306"/>
             </w:tabs>
           </w:pPr>
           <w:r>
             <w:rPr>
-              <w:rFonts w:hint="eastAsia" w:ascii="宋体" w:hAnsi="宋体" w:eastAsia="宋体" w:cs="宋体"/>
+              <w:rFonts w:ascii="宋体" w:eastAsia="宋体" w:hAnsi="宋体" w:cs="宋体" w:hint="eastAsia"/>
               <w:szCs w:val="24"/>
             </w:rPr>
             <w:fldChar w:fldCharType="begin"/>
           </w:r>
           <w:r>
             <w:rPr>
-              <w:rFonts w:hint="eastAsia" w:ascii="宋体" w:hAnsi="宋体" w:eastAsia="宋体" w:cs="宋体"/>
+              <w:rFonts w:ascii="宋体" w:eastAsia="宋体" w:hAnsi="宋体" w:cs="宋体" w:hint="eastAsia"/>
               <w:szCs w:val="24"/>
             </w:rPr>
             <w:instrText xml:space="preserve"> HYPERLINK \l _Toc10400 </w:instrText>
           </w:r>
           <w:r>
             <w:rPr>
-              <w:rFonts w:hint="eastAsia" w:ascii="宋体" w:hAnsi="宋体" w:eastAsia="宋体" w:cs="宋体"/>
+              <w:rFonts w:ascii="宋体" w:eastAsia="宋体" w:hAnsi="宋体" w:cs="宋体" w:hint="eastAsia"/>
               <w:szCs w:val="24"/>
             </w:rPr>
             <w:fldChar w:fldCharType="separate"/>
@@ -3363,7 +3258,7 @@
           </w:r>
           <w:r>
             <w:rPr>
-              <w:rFonts w:hint="eastAsia" w:ascii="宋体" w:hAnsi="宋体" w:eastAsia="宋体" w:cs="宋体"/>
+              <w:rFonts w:ascii="宋体" w:eastAsia="宋体" w:hAnsi="宋体" w:cs="宋体" w:hint="eastAsia"/>
               <w:szCs w:val="24"/>
             </w:rPr>
             <w:fldChar w:fldCharType="end"/>
@@ -3371,28 +3266,28 @@
         </w:p>
         <w:p>
           <w:pPr>
-            <w:pStyle w:val="13"/>
+            <w:pStyle w:val="TOC3"/>
             <w:tabs>
               <w:tab w:val="right" w:leader="dot" w:pos="8306"/>
             </w:tabs>
           </w:pPr>
           <w:r>
             <w:rPr>
-              <w:rFonts w:hint="eastAsia" w:ascii="宋体" w:hAnsi="宋体" w:eastAsia="宋体" w:cs="宋体"/>
+              <w:rFonts w:ascii="宋体" w:eastAsia="宋体" w:hAnsi="宋体" w:cs="宋体" w:hint="eastAsia"/>
               <w:szCs w:val="24"/>
             </w:rPr>
             <w:fldChar w:fldCharType="begin"/>
           </w:r>
           <w:r>
             <w:rPr>
-              <w:rFonts w:hint="eastAsia" w:ascii="宋体" w:hAnsi="宋体" w:eastAsia="宋体" w:cs="宋体"/>
+              <w:rFonts w:ascii="宋体" w:eastAsia="宋体" w:hAnsi="宋体" w:cs="宋体" w:hint="eastAsia"/>
               <w:szCs w:val="24"/>
             </w:rPr>
             <w:instrText xml:space="preserve"> HYPERLINK \l _Toc4140 </w:instrText>
           </w:r>
           <w:r>
             <w:rPr>
-              <w:rFonts w:hint="eastAsia" w:ascii="宋体" w:hAnsi="宋体" w:eastAsia="宋体" w:cs="宋体"/>
+              <w:rFonts w:ascii="宋体" w:eastAsia="宋体" w:hAnsi="宋体" w:cs="宋体" w:hint="eastAsia"/>
               <w:szCs w:val="24"/>
             </w:rPr>
             <w:fldChar w:fldCharType="separate"/>
@@ -3424,7 +3319,7 @@
           </w:r>
           <w:r>
             <w:rPr>
-              <w:rFonts w:hint="eastAsia" w:ascii="宋体" w:hAnsi="宋体" w:eastAsia="宋体" w:cs="宋体"/>
+              <w:rFonts w:ascii="宋体" w:eastAsia="宋体" w:hAnsi="宋体" w:cs="宋体" w:hint="eastAsia"/>
               <w:szCs w:val="24"/>
             </w:rPr>
             <w:fldChar w:fldCharType="end"/>
@@ -3432,28 +3327,28 @@
         </w:p>
         <w:p>
           <w:pPr>
-            <w:pStyle w:val="13"/>
+            <w:pStyle w:val="TOC3"/>
             <w:tabs>
               <w:tab w:val="right" w:leader="dot" w:pos="8306"/>
             </w:tabs>
           </w:pPr>
           <w:r>
             <w:rPr>
-              <w:rFonts w:hint="eastAsia" w:ascii="宋体" w:hAnsi="宋体" w:eastAsia="宋体" w:cs="宋体"/>
+              <w:rFonts w:ascii="宋体" w:eastAsia="宋体" w:hAnsi="宋体" w:cs="宋体" w:hint="eastAsia"/>
               <w:szCs w:val="24"/>
             </w:rPr>
             <w:fldChar w:fldCharType="begin"/>
           </w:r>
           <w:r>
             <w:rPr>
-              <w:rFonts w:hint="eastAsia" w:ascii="宋体" w:hAnsi="宋体" w:eastAsia="宋体" w:cs="宋体"/>
+              <w:rFonts w:ascii="宋体" w:eastAsia="宋体" w:hAnsi="宋体" w:cs="宋体" w:hint="eastAsia"/>
               <w:szCs w:val="24"/>
             </w:rPr>
             <w:instrText xml:space="preserve"> HYPERLINK \l _Toc20706 </w:instrText>
           </w:r>
           <w:r>
             <w:rPr>
-              <w:rFonts w:hint="eastAsia" w:ascii="宋体" w:hAnsi="宋体" w:eastAsia="宋体" w:cs="宋体"/>
+              <w:rFonts w:ascii="宋体" w:eastAsia="宋体" w:hAnsi="宋体" w:cs="宋体" w:hint="eastAsia"/>
               <w:szCs w:val="24"/>
             </w:rPr>
             <w:fldChar w:fldCharType="separate"/>
@@ -3485,7 +3380,7 @@
           </w:r>
           <w:r>
             <w:rPr>
-              <w:rFonts w:hint="eastAsia" w:ascii="宋体" w:hAnsi="宋体" w:eastAsia="宋体" w:cs="宋体"/>
+              <w:rFonts w:ascii="宋体" w:eastAsia="宋体" w:hAnsi="宋体" w:cs="宋体" w:hint="eastAsia"/>
               <w:szCs w:val="24"/>
             </w:rPr>
             <w:fldChar w:fldCharType="end"/>
@@ -3493,28 +3388,28 @@
         </w:p>
         <w:p>
           <w:pPr>
-            <w:pStyle w:val="13"/>
+            <w:pStyle w:val="TOC3"/>
             <w:tabs>
               <w:tab w:val="right" w:leader="dot" w:pos="8306"/>
             </w:tabs>
           </w:pPr>
           <w:r>
             <w:rPr>
-              <w:rFonts w:hint="eastAsia" w:ascii="宋体" w:hAnsi="宋体" w:eastAsia="宋体" w:cs="宋体"/>
+              <w:rFonts w:ascii="宋体" w:eastAsia="宋体" w:hAnsi="宋体" w:cs="宋体" w:hint="eastAsia"/>
               <w:szCs w:val="24"/>
             </w:rPr>
             <w:fldChar w:fldCharType="begin"/>
           </w:r>
           <w:r>
             <w:rPr>
-              <w:rFonts w:hint="eastAsia" w:ascii="宋体" w:hAnsi="宋体" w:eastAsia="宋体" w:cs="宋体"/>
+              <w:rFonts w:ascii="宋体" w:eastAsia="宋体" w:hAnsi="宋体" w:cs="宋体" w:hint="eastAsia"/>
               <w:szCs w:val="24"/>
             </w:rPr>
             <w:instrText xml:space="preserve"> HYPERLINK \l _Toc4315 </w:instrText>
           </w:r>
           <w:r>
             <w:rPr>
-              <w:rFonts w:hint="eastAsia" w:ascii="宋体" w:hAnsi="宋体" w:eastAsia="宋体" w:cs="宋体"/>
+              <w:rFonts w:ascii="宋体" w:eastAsia="宋体" w:hAnsi="宋体" w:cs="宋体" w:hint="eastAsia"/>
               <w:szCs w:val="24"/>
             </w:rPr>
             <w:fldChar w:fldCharType="separate"/>
@@ -3546,7 +3441,7 @@
           </w:r>
           <w:r>
             <w:rPr>
-              <w:rFonts w:hint="eastAsia" w:ascii="宋体" w:hAnsi="宋体" w:eastAsia="宋体" w:cs="宋体"/>
+              <w:rFonts w:ascii="宋体" w:eastAsia="宋体" w:hAnsi="宋体" w:cs="宋体" w:hint="eastAsia"/>
               <w:szCs w:val="24"/>
             </w:rPr>
             <w:fldChar w:fldCharType="end"/>
@@ -3554,28 +3449,28 @@
         </w:p>
         <w:p>
           <w:pPr>
-            <w:pStyle w:val="17"/>
+            <w:pStyle w:val="TOC2"/>
             <w:tabs>
               <w:tab w:val="right" w:leader="dot" w:pos="8306"/>
             </w:tabs>
           </w:pPr>
           <w:r>
             <w:rPr>
-              <w:rFonts w:hint="eastAsia" w:ascii="宋体" w:hAnsi="宋体" w:eastAsia="宋体" w:cs="宋体"/>
+              <w:rFonts w:ascii="宋体" w:eastAsia="宋体" w:hAnsi="宋体" w:cs="宋体" w:hint="eastAsia"/>
               <w:szCs w:val="24"/>
             </w:rPr>
             <w:fldChar w:fldCharType="begin"/>
           </w:r>
           <w:r>
             <w:rPr>
-              <w:rFonts w:hint="eastAsia" w:ascii="宋体" w:hAnsi="宋体" w:eastAsia="宋体" w:cs="宋体"/>
+              <w:rFonts w:ascii="宋体" w:eastAsia="宋体" w:hAnsi="宋体" w:cs="宋体" w:hint="eastAsia"/>
               <w:szCs w:val="24"/>
             </w:rPr>
             <w:instrText xml:space="preserve"> HYPERLINK \l _Toc21008 </w:instrText>
           </w:r>
           <w:r>
             <w:rPr>
-              <w:rFonts w:hint="eastAsia" w:ascii="宋体" w:hAnsi="宋体" w:eastAsia="宋体" w:cs="宋体"/>
+              <w:rFonts w:ascii="宋体" w:eastAsia="宋体" w:hAnsi="宋体" w:cs="宋体" w:hint="eastAsia"/>
               <w:szCs w:val="24"/>
             </w:rPr>
             <w:fldChar w:fldCharType="separate"/>
@@ -3607,7 +3502,7 @@
           </w:r>
           <w:r>
             <w:rPr>
-              <w:rFonts w:hint="eastAsia" w:ascii="宋体" w:hAnsi="宋体" w:eastAsia="宋体" w:cs="宋体"/>
+              <w:rFonts w:ascii="宋体" w:eastAsia="宋体" w:hAnsi="宋体" w:cs="宋体" w:hint="eastAsia"/>
               <w:szCs w:val="24"/>
             </w:rPr>
             <w:fldChar w:fldCharType="end"/>
@@ -3615,28 +3510,28 @@
         </w:p>
         <w:p>
           <w:pPr>
-            <w:pStyle w:val="17"/>
+            <w:pStyle w:val="TOC2"/>
             <w:tabs>
               <w:tab w:val="right" w:leader="dot" w:pos="8306"/>
             </w:tabs>
           </w:pPr>
           <w:r>
             <w:rPr>
-              <w:rFonts w:hint="eastAsia" w:ascii="宋体" w:hAnsi="宋体" w:eastAsia="宋体" w:cs="宋体"/>
+              <w:rFonts w:ascii="宋体" w:eastAsia="宋体" w:hAnsi="宋体" w:cs="宋体" w:hint="eastAsia"/>
               <w:szCs w:val="24"/>
             </w:rPr>
             <w:fldChar w:fldCharType="begin"/>
           </w:r>
           <w:r>
             <w:rPr>
-              <w:rFonts w:hint="eastAsia" w:ascii="宋体" w:hAnsi="宋体" w:eastAsia="宋体" w:cs="宋体"/>
+              <w:rFonts w:ascii="宋体" w:eastAsia="宋体" w:hAnsi="宋体" w:cs="宋体" w:hint="eastAsia"/>
               <w:szCs w:val="24"/>
             </w:rPr>
             <w:instrText xml:space="preserve"> HYPERLINK \l _Toc13509 </w:instrText>
           </w:r>
           <w:r>
             <w:rPr>
-              <w:rFonts w:hint="eastAsia" w:ascii="宋体" w:hAnsi="宋体" w:eastAsia="宋体" w:cs="宋体"/>
+              <w:rFonts w:ascii="宋体" w:eastAsia="宋体" w:hAnsi="宋体" w:cs="宋体" w:hint="eastAsia"/>
               <w:szCs w:val="24"/>
             </w:rPr>
             <w:fldChar w:fldCharType="separate"/>
@@ -3675,7 +3570,7 @@
           </w:r>
           <w:r>
             <w:rPr>
-              <w:rFonts w:hint="eastAsia" w:ascii="宋体" w:hAnsi="宋体" w:eastAsia="宋体" w:cs="宋体"/>
+              <w:rFonts w:ascii="宋体" w:eastAsia="宋体" w:hAnsi="宋体" w:cs="宋体" w:hint="eastAsia"/>
               <w:szCs w:val="24"/>
             </w:rPr>
             <w:fldChar w:fldCharType="end"/>
@@ -3683,42 +3578,42 @@
         </w:p>
         <w:p>
           <w:pPr>
-            <w:pStyle w:val="16"/>
+            <w:pStyle w:val="TOC1"/>
             <w:tabs>
               <w:tab w:val="right" w:leader="dot" w:pos="8306"/>
             </w:tabs>
           </w:pPr>
           <w:r>
             <w:rPr>
-              <w:rFonts w:hint="eastAsia" w:ascii="宋体" w:hAnsi="宋体" w:eastAsia="宋体" w:cs="宋体"/>
+              <w:rFonts w:ascii="宋体" w:eastAsia="宋体" w:hAnsi="宋体" w:cs="宋体" w:hint="eastAsia"/>
               <w:szCs w:val="24"/>
             </w:rPr>
             <w:fldChar w:fldCharType="begin"/>
           </w:r>
           <w:r>
             <w:rPr>
-              <w:rFonts w:hint="eastAsia" w:ascii="宋体" w:hAnsi="宋体" w:eastAsia="宋体" w:cs="宋体"/>
+              <w:rFonts w:ascii="宋体" w:eastAsia="宋体" w:hAnsi="宋体" w:cs="宋体" w:hint="eastAsia"/>
               <w:szCs w:val="24"/>
             </w:rPr>
             <w:instrText xml:space="preserve"> HYPERLINK \l _Toc23707 </w:instrText>
           </w:r>
           <w:r>
             <w:rPr>
-              <w:rFonts w:hint="eastAsia" w:ascii="宋体" w:hAnsi="宋体" w:eastAsia="宋体" w:cs="宋体"/>
+              <w:rFonts w:ascii="宋体" w:eastAsia="宋体" w:hAnsi="宋体" w:cs="宋体" w:hint="eastAsia"/>
               <w:szCs w:val="24"/>
             </w:rPr>
             <w:fldChar w:fldCharType="separate"/>
           </w:r>
           <w:r>
             <w:rPr>
-              <w:rFonts w:hint="default" w:eastAsia="宋体"/>
+              <w:rFonts w:eastAsia="宋体" w:hint="default"/>
               <w:lang w:val="en-US" w:eastAsia="zh-CN"/>
             </w:rPr>
             <w:t xml:space="preserve">5. </w:t>
           </w:r>
           <w:r>
             <w:rPr>
-              <w:rFonts w:hint="eastAsia" w:eastAsia="宋体"/>
+              <w:rFonts w:eastAsia="宋体" w:hint="eastAsia"/>
               <w:lang w:val="en-US" w:eastAsia="zh-CN"/>
             </w:rPr>
             <w:t>附则</w:t>
@@ -3743,7 +3638,7 @@
           </w:r>
           <w:r>
             <w:rPr>
-              <w:rFonts w:hint="eastAsia" w:ascii="宋体" w:hAnsi="宋体" w:eastAsia="宋体" w:cs="宋体"/>
+              <w:rFonts w:ascii="宋体" w:eastAsia="宋体" w:hAnsi="宋体" w:cs="宋体" w:hint="eastAsia"/>
               <w:szCs w:val="24"/>
             </w:rPr>
             <w:fldChar w:fldCharType="end"/>
@@ -3751,28 +3646,28 @@
         </w:p>
         <w:p>
           <w:pPr>
-            <w:pStyle w:val="16"/>
+            <w:pStyle w:val="TOC1"/>
             <w:tabs>
               <w:tab w:val="right" w:leader="dot" w:pos="8306"/>
             </w:tabs>
           </w:pPr>
           <w:r>
             <w:rPr>
-              <w:rFonts w:hint="eastAsia" w:ascii="宋体" w:hAnsi="宋体" w:eastAsia="宋体" w:cs="宋体"/>
+              <w:rFonts w:ascii="宋体" w:eastAsia="宋体" w:hAnsi="宋体" w:cs="宋体" w:hint="eastAsia"/>
               <w:szCs w:val="24"/>
             </w:rPr>
             <w:fldChar w:fldCharType="begin"/>
           </w:r>
           <w:r>
             <w:rPr>
-              <w:rFonts w:hint="eastAsia" w:ascii="宋体" w:hAnsi="宋体" w:eastAsia="宋体" w:cs="宋体"/>
+              <w:rFonts w:ascii="宋体" w:eastAsia="宋体" w:hAnsi="宋体" w:cs="宋体" w:hint="eastAsia"/>
               <w:szCs w:val="24"/>
             </w:rPr>
             <w:instrText xml:space="preserve"> HYPERLINK \l _Toc27755 </w:instrText>
           </w:r>
           <w:r>
             <w:rPr>
-              <w:rFonts w:hint="eastAsia" w:ascii="宋体" w:hAnsi="宋体" w:eastAsia="宋体" w:cs="宋体"/>
+              <w:rFonts w:ascii="宋体" w:eastAsia="宋体" w:hAnsi="宋体" w:cs="宋体" w:hint="eastAsia"/>
               <w:szCs w:val="24"/>
             </w:rPr>
             <w:fldChar w:fldCharType="separate"/>
@@ -3811,7 +3706,7 @@
           </w:r>
           <w:r>
             <w:rPr>
-              <w:rFonts w:hint="eastAsia" w:ascii="宋体" w:hAnsi="宋体" w:eastAsia="宋体" w:cs="宋体"/>
+              <w:rFonts w:ascii="宋体" w:eastAsia="宋体" w:hAnsi="宋体" w:cs="宋体" w:hint="eastAsia"/>
               <w:szCs w:val="24"/>
             </w:rPr>
             <w:fldChar w:fldCharType="end"/>
@@ -3819,28 +3714,28 @@
         </w:p>
         <w:p>
           <w:pPr>
-            <w:pStyle w:val="16"/>
+            <w:pStyle w:val="TOC1"/>
             <w:tabs>
               <w:tab w:val="right" w:leader="dot" w:pos="8306"/>
             </w:tabs>
           </w:pPr>
           <w:r>
             <w:rPr>
-              <w:rFonts w:hint="eastAsia" w:ascii="宋体" w:hAnsi="宋体" w:eastAsia="宋体" w:cs="宋体"/>
+              <w:rFonts w:ascii="宋体" w:eastAsia="宋体" w:hAnsi="宋体" w:cs="宋体" w:hint="eastAsia"/>
               <w:szCs w:val="24"/>
             </w:rPr>
             <w:fldChar w:fldCharType="begin"/>
           </w:r>
           <w:r>
             <w:rPr>
-              <w:rFonts w:hint="eastAsia" w:ascii="宋体" w:hAnsi="宋体" w:eastAsia="宋体" w:cs="宋体"/>
+              <w:rFonts w:ascii="宋体" w:eastAsia="宋体" w:hAnsi="宋体" w:cs="宋体" w:hint="eastAsia"/>
               <w:szCs w:val="24"/>
             </w:rPr>
             <w:instrText xml:space="preserve"> HYPERLINK \l _Toc368 </w:instrText>
           </w:r>
           <w:r>
             <w:rPr>
-              <w:rFonts w:hint="eastAsia" w:ascii="宋体" w:hAnsi="宋体" w:eastAsia="宋体" w:cs="宋体"/>
+              <w:rFonts w:ascii="宋体" w:eastAsia="宋体" w:hAnsi="宋体" w:cs="宋体" w:hint="eastAsia"/>
               <w:szCs w:val="24"/>
             </w:rPr>
             <w:fldChar w:fldCharType="separate"/>
@@ -3879,7 +3774,7 @@
           </w:r>
           <w:r>
             <w:rPr>
-              <w:rFonts w:hint="eastAsia" w:ascii="宋体" w:hAnsi="宋体" w:eastAsia="宋体" w:cs="宋体"/>
+              <w:rFonts w:ascii="宋体" w:eastAsia="宋体" w:hAnsi="宋体" w:cs="宋体" w:hint="eastAsia"/>
               <w:szCs w:val="24"/>
             </w:rPr>
             <w:fldChar w:fldCharType="end"/>
@@ -3901,7 +3796,7 @@
             <w:snapToGrid w:val="0"/>
             <w:textAlignment w:val="baseline"/>
             <w:rPr>
-              <w:rFonts w:hint="eastAsia" w:ascii="宋体" w:hAnsi="宋体" w:eastAsia="宋体" w:cs="宋体"/>
+              <w:rFonts w:ascii="宋体" w:eastAsia="宋体" w:hAnsi="宋体" w:cs="宋体" w:hint="eastAsia"/>
               <w:snapToGrid w:val="0"/>
               <w:color w:val="000000"/>
               <w:kern w:val="0"/>
@@ -3912,7 +3807,7 @@
           </w:pPr>
           <w:r>
             <w:rPr>
-              <w:rFonts w:hint="eastAsia" w:ascii="宋体" w:hAnsi="宋体" w:eastAsia="宋体" w:cs="宋体"/>
+              <w:rFonts w:ascii="宋体" w:eastAsia="宋体" w:hAnsi="宋体" w:cs="宋体" w:hint="eastAsia"/>
               <w:szCs w:val="24"/>
             </w:rPr>
             <w:fldChar w:fldCharType="end"/>
@@ -3936,7 +3831,7 @@
         <w:snapToGrid w:val="0"/>
         <w:textAlignment w:val="baseline"/>
         <w:rPr>
-          <w:rFonts w:ascii="Arial" w:hAnsi="Arial" w:eastAsia="Arial" w:cs="Arial"/>
+          <w:rFonts w:ascii="Arial" w:eastAsia="Arial" w:hAnsi="Arial" w:cs="Arial"/>
           <w:snapToGrid w:val="0"/>
           <w:color w:val="000000"/>
           <w:kern w:val="0"/>
@@ -3947,7 +3842,7 @@
       </w:pPr>
       <w:r>
         <w:rPr>
-          <w:rFonts w:ascii="Arial" w:hAnsi="Arial" w:eastAsia="Arial" w:cs="Arial"/>
+          <w:rFonts w:ascii="Arial" w:eastAsia="Arial" w:hAnsi="Arial" w:cs="Arial"/>
           <w:snapToGrid w:val="0"/>
           <w:color w:val="000000"/>
           <w:kern w:val="0"/>
@@ -3960,7 +3855,7 @@
     </w:p>
     <w:p>
       <w:pPr>
-        <w:pStyle w:val="28"/>
+        <w:pStyle w:val="1"/>
         <w:keepNext w:val="0"/>
         <w:keepLines w:val="0"/>
         <w:pageBreakBefore w:val="0"/>
@@ -3975,7 +3870,7 @@
         <w:snapToGrid w:val="0"/>
         <w:textAlignment w:val="baseline"/>
       </w:pPr>
-      <w:bookmarkStart w:id="2" w:name="_Toc1578"/>
+      <w:bookmarkStart w:id="3" w:name="_Toc1578"/>
       <w:r>
         <w:rPr>
           <w:rFonts w:hint="eastAsia"/>
@@ -3983,11 +3878,11 @@
         </w:rPr>
         <w:t>总则</w:t>
       </w:r>
-      <w:bookmarkEnd w:id="2"/>
-    </w:p>
-    <w:p>
-      <w:pPr>
-        <w:pStyle w:val="30"/>
+      <w:bookmarkEnd w:id="3"/>
+    </w:p>
+    <w:p>
+      <w:pPr>
+        <w:pStyle w:val="2"/>
         <w:keepNext w:val="0"/>
         <w:keepLines w:val="0"/>
         <w:pageBreakBefore w:val="0"/>
@@ -4006,7 +3901,7 @@
           <w:lang w:val="en-US" w:eastAsia="zh-CN"/>
         </w:rPr>
       </w:pPr>
-      <w:bookmarkStart w:id="3" w:name="_Toc27032"/>
+      <w:bookmarkStart w:id="4" w:name="_Toc27032"/>
       <w:r>
         <w:rPr>
           <w:rFonts w:hint="eastAsia"/>
@@ -4014,11 +3909,11 @@
         </w:rPr>
         <w:t>目的</w:t>
       </w:r>
-      <w:bookmarkEnd w:id="3"/>
-    </w:p>
-    <w:p>
-      <w:pPr>
-        <w:pStyle w:val="29"/>
+      <w:bookmarkEnd w:id="4"/>
+    </w:p>
+    <w:p>
+      <w:pPr>
+        <w:pStyle w:val="a1"/>
         <w:keepNext w:val="0"/>
         <w:keepLines w:val="0"/>
         <w:pageBreakBefore w:val="0"/>
@@ -4047,7 +3942,7 @@
     </w:p>
     <w:p>
       <w:pPr>
-        <w:pStyle w:val="30"/>
+        <w:pStyle w:val="2"/>
         <w:keepNext w:val="0"/>
         <w:keepLines w:val="0"/>
         <w:pageBreakBefore w:val="0"/>
@@ -4066,7 +3961,7 @@
           <w:lang w:val="en-US" w:eastAsia="zh-CN"/>
         </w:rPr>
       </w:pPr>
-      <w:bookmarkStart w:id="4" w:name="_Toc10488"/>
+      <w:bookmarkStart w:id="5" w:name="_Toc10488"/>
       <w:r>
         <w:rPr>
           <w:rFonts w:hint="eastAsia"/>
@@ -4074,11 +3969,11 @@
         </w:rPr>
         <w:t>适用范围</w:t>
       </w:r>
-      <w:bookmarkEnd w:id="4"/>
-    </w:p>
-    <w:p>
-      <w:pPr>
-        <w:pStyle w:val="29"/>
+      <w:bookmarkEnd w:id="5"/>
+    </w:p>
+    <w:p>
+      <w:pPr>
+        <w:pStyle w:val="a1"/>
         <w:keepNext w:val="0"/>
         <w:keepLines w:val="0"/>
         <w:pageBreakBefore w:val="0"/>
@@ -4107,7 +4002,7 @@
     </w:p>
     <w:p>
       <w:pPr>
-        <w:pStyle w:val="30"/>
+        <w:pStyle w:val="2"/>
         <w:keepNext w:val="0"/>
         <w:keepLines w:val="0"/>
         <w:pageBreakBefore w:val="0"/>
@@ -4126,7 +4021,7 @@
           <w:lang w:val="en-US" w:eastAsia="zh-CN"/>
         </w:rPr>
       </w:pPr>
-      <w:bookmarkStart w:id="5" w:name="_Toc11275"/>
+      <w:bookmarkStart w:id="6" w:name="_Toc11275"/>
       <w:r>
         <w:rPr>
           <w:rFonts w:hint="eastAsia"/>
@@ -4134,11 +4029,11 @@
         </w:rPr>
         <w:t>原则</w:t>
       </w:r>
-      <w:bookmarkEnd w:id="5"/>
-    </w:p>
-    <w:p>
-      <w:pPr>
-        <w:pStyle w:val="29"/>
+      <w:bookmarkEnd w:id="6"/>
+    </w:p>
+    <w:p>
+      <w:pPr>
+        <w:pStyle w:val="a1"/>
         <w:keepNext w:val="0"/>
         <w:keepLines w:val="0"/>
         <w:pageBreakBefore w:val="0"/>
@@ -4155,7 +4050,7 @@
         <w:bidi w:val="0"/>
         <w:adjustRightInd w:val="0"/>
         <w:snapToGrid w:val="0"/>
-        <w:ind w:left="425" w:leftChars="0" w:hanging="425" w:firstLineChars="0"/>
+        <w:ind w:left="425" w:hanging="425" w:leftChars="0" w:firstLineChars="0"/>
         <w:textAlignment w:val="baseline"/>
         <w:rPr>
           <w:rFonts w:hint="eastAsia"/>
@@ -4172,7 +4067,7 @@
     </w:p>
     <w:p>
       <w:pPr>
-        <w:pStyle w:val="29"/>
+        <w:pStyle w:val="a1"/>
         <w:keepNext w:val="0"/>
         <w:keepLines w:val="0"/>
         <w:pageBreakBefore w:val="0"/>
@@ -4189,7 +4084,7 @@
         <w:bidi w:val="0"/>
         <w:adjustRightInd w:val="0"/>
         <w:snapToGrid w:val="0"/>
-        <w:ind w:left="425" w:leftChars="0" w:hanging="425" w:firstLineChars="0"/>
+        <w:ind w:left="425" w:hanging="425" w:leftChars="0" w:firstLineChars="0"/>
         <w:textAlignment w:val="baseline"/>
         <w:rPr>
           <w:rFonts w:hint="eastAsia"/>
@@ -4206,7 +4101,7 @@
     </w:p>
     <w:p>
       <w:pPr>
-        <w:pStyle w:val="29"/>
+        <w:pStyle w:val="a1"/>
         <w:keepNext w:val="0"/>
         <w:keepLines w:val="0"/>
         <w:pageBreakBefore w:val="0"/>
@@ -4223,7 +4118,7 @@
         <w:bidi w:val="0"/>
         <w:adjustRightInd w:val="0"/>
         <w:snapToGrid w:val="0"/>
-        <w:ind w:left="425" w:leftChars="0" w:hanging="425" w:firstLineChars="0"/>
+        <w:ind w:left="425" w:hanging="425" w:leftChars="0" w:firstLineChars="0"/>
         <w:textAlignment w:val="baseline"/>
         <w:rPr>
           <w:rFonts w:hint="eastAsia"/>
@@ -4240,7 +4135,7 @@
     </w:p>
     <w:p>
       <w:pPr>
-        <w:pStyle w:val="29"/>
+        <w:pStyle w:val="a1"/>
         <w:keepNext w:val="0"/>
         <w:keepLines w:val="0"/>
         <w:pageBreakBefore w:val="0"/>
@@ -4257,7 +4152,7 @@
         <w:bidi w:val="0"/>
         <w:adjustRightInd w:val="0"/>
         <w:snapToGrid w:val="0"/>
-        <w:ind w:left="425" w:leftChars="0" w:hanging="425" w:firstLineChars="0"/>
+        <w:ind w:left="425" w:hanging="425" w:leftChars="0" w:firstLineChars="0"/>
         <w:textAlignment w:val="baseline"/>
         <w:rPr>
           <w:rFonts w:hint="eastAsia"/>
@@ -4274,7 +4169,7 @@
     </w:p>
     <w:p>
       <w:pPr>
-        <w:pStyle w:val="30"/>
+        <w:pStyle w:val="2"/>
         <w:keepNext w:val="0"/>
         <w:keepLines w:val="0"/>
         <w:pageBreakBefore w:val="0"/>
@@ -4293,7 +4188,7 @@
           <w:lang w:val="en-US" w:eastAsia="zh-CN"/>
         </w:rPr>
       </w:pPr>
-      <w:bookmarkStart w:id="6" w:name="_Toc9388"/>
+      <w:bookmarkStart w:id="7" w:name="_Toc9388"/>
       <w:r>
         <w:rPr>
           <w:rFonts w:hint="eastAsia"/>
@@ -4301,11 +4196,11 @@
         </w:rPr>
         <w:t>岗位职责</w:t>
       </w:r>
-      <w:bookmarkEnd w:id="6"/>
-    </w:p>
-    <w:p>
-      <w:pPr>
-        <w:pStyle w:val="31"/>
+      <w:bookmarkEnd w:id="7"/>
+    </w:p>
+    <w:p>
+      <w:pPr>
+        <w:pStyle w:val="3"/>
         <w:keepNext w:val="0"/>
         <w:keepLines w:val="0"/>
         <w:pageBreakBefore w:val="0"/>
@@ -4324,7 +4219,7 @@
           <w:lang w:val="en-US" w:eastAsia="zh-CN"/>
         </w:rPr>
       </w:pPr>
-      <w:bookmarkStart w:id="7" w:name="_Toc9456"/>
+      <w:bookmarkStart w:id="8" w:name="_Toc9456"/>
       <w:r>
         <w:rPr>
           <w:rFonts w:hint="default"/>
@@ -4332,11 +4227,11 @@
         </w:rPr>
         <w:t>运维部</w:t>
       </w:r>
-      <w:bookmarkEnd w:id="7"/>
-    </w:p>
-    <w:p>
-      <w:pPr>
-        <w:pStyle w:val="29"/>
+      <w:bookmarkEnd w:id="8"/>
+    </w:p>
+    <w:p>
+      <w:pPr>
+        <w:pStyle w:val="a1"/>
         <w:keepNext w:val="0"/>
         <w:keepLines w:val="0"/>
         <w:pageBreakBefore w:val="0"/>
@@ -4365,7 +4260,7 @@
     </w:p>
     <w:p>
       <w:pPr>
-        <w:pStyle w:val="29"/>
+        <w:pStyle w:val="a1"/>
         <w:keepNext w:val="0"/>
         <w:keepLines w:val="0"/>
         <w:pageBreakBefore w:val="0"/>
@@ -4394,7 +4289,7 @@
     </w:p>
     <w:p>
       <w:pPr>
-        <w:pStyle w:val="31"/>
+        <w:pStyle w:val="3"/>
         <w:keepNext w:val="0"/>
         <w:keepLines w:val="0"/>
         <w:pageBreakBefore w:val="0"/>
@@ -4413,7 +4308,7 @@
           <w:lang w:val="en-US" w:eastAsia="zh-CN"/>
         </w:rPr>
       </w:pPr>
-      <w:bookmarkStart w:id="8" w:name="_Toc22173"/>
+      <w:bookmarkStart w:id="9" w:name="_Toc22173"/>
       <w:r>
         <w:rPr>
           <w:rFonts w:hint="default"/>
@@ -4421,11 +4316,11 @@
         </w:rPr>
         <w:t>质量部</w:t>
       </w:r>
-      <w:bookmarkEnd w:id="8"/>
-    </w:p>
-    <w:p>
-      <w:pPr>
-        <w:pStyle w:val="29"/>
+      <w:bookmarkEnd w:id="9"/>
+    </w:p>
+    <w:p>
+      <w:pPr>
+        <w:pStyle w:val="a1"/>
         <w:keepNext w:val="0"/>
         <w:keepLines w:val="0"/>
         <w:pageBreakBefore w:val="0"/>
@@ -4454,7 +4349,7 @@
     </w:p>
     <w:p>
       <w:pPr>
-        <w:pStyle w:val="31"/>
+        <w:pStyle w:val="3"/>
         <w:keepNext w:val="0"/>
         <w:keepLines w:val="0"/>
         <w:pageBreakBefore w:val="0"/>
@@ -4473,7 +4368,7 @@
           <w:lang w:val="en-US" w:eastAsia="zh-CN"/>
         </w:rPr>
       </w:pPr>
-      <w:bookmarkStart w:id="9" w:name="_Toc5978"/>
+      <w:bookmarkStart w:id="10" w:name="_Toc5978"/>
       <w:r>
         <w:rPr>
           <w:rFonts w:hint="default"/>
@@ -4481,11 +4376,11 @@
         </w:rPr>
         <w:t>研发部</w:t>
       </w:r>
-      <w:bookmarkEnd w:id="9"/>
-    </w:p>
-    <w:p>
-      <w:pPr>
-        <w:pStyle w:val="29"/>
+      <w:bookmarkEnd w:id="10"/>
+    </w:p>
+    <w:p>
+      <w:pPr>
+        <w:pStyle w:val="a1"/>
         <w:keepNext w:val="0"/>
         <w:keepLines w:val="0"/>
         <w:pageBreakBefore w:val="0"/>
@@ -4514,7 +4409,7 @@
     </w:p>
     <w:p>
       <w:pPr>
-        <w:pStyle w:val="31"/>
+        <w:pStyle w:val="3"/>
         <w:keepNext w:val="0"/>
         <w:keepLines w:val="0"/>
         <w:pageBreakBefore w:val="0"/>
@@ -4533,7 +4428,7 @@
           <w:lang w:val="en-US" w:eastAsia="zh-CN"/>
         </w:rPr>
       </w:pPr>
-      <w:bookmarkStart w:id="10" w:name="_Toc19527"/>
+      <w:bookmarkStart w:id="11" w:name="_Toc19527"/>
       <w:r>
         <w:rPr>
           <w:rFonts w:hint="default"/>
@@ -4541,11 +4436,11 @@
         </w:rPr>
         <w:t>人力部</w:t>
       </w:r>
-      <w:bookmarkEnd w:id="10"/>
-    </w:p>
-    <w:p>
-      <w:pPr>
-        <w:pStyle w:val="29"/>
+      <w:bookmarkEnd w:id="11"/>
+    </w:p>
+    <w:p>
+      <w:pPr>
+        <w:pStyle w:val="a1"/>
         <w:keepNext w:val="0"/>
         <w:keepLines w:val="0"/>
         <w:pageBreakBefore w:val="0"/>
@@ -4574,7 +4469,7 @@
     </w:p>
     <w:p>
       <w:pPr>
-        <w:pStyle w:val="31"/>
+        <w:pStyle w:val="3"/>
         <w:keepNext w:val="0"/>
         <w:keepLines w:val="0"/>
         <w:pageBreakBefore w:val="0"/>
@@ -4593,7 +4488,7 @@
           <w:lang w:val="en-US" w:eastAsia="zh-CN"/>
         </w:rPr>
       </w:pPr>
-      <w:bookmarkStart w:id="11" w:name="_Toc7872"/>
+      <w:bookmarkStart w:id="12" w:name="_Toc7872"/>
       <w:r>
         <w:rPr>
           <w:rFonts w:hint="default"/>
@@ -4601,11 +4496,11 @@
         </w:rPr>
         <w:t>采购部</w:t>
       </w:r>
-      <w:bookmarkEnd w:id="11"/>
-    </w:p>
-    <w:p>
-      <w:pPr>
-        <w:pStyle w:val="29"/>
+      <w:bookmarkEnd w:id="12"/>
+    </w:p>
+    <w:p>
+      <w:pPr>
+        <w:pStyle w:val="a1"/>
         <w:keepNext w:val="0"/>
         <w:keepLines w:val="0"/>
         <w:pageBreakBefore w:val="0"/>
@@ -4634,7 +4529,7 @@
     </w:p>
     <w:p>
       <w:pPr>
-        <w:pStyle w:val="28"/>
+        <w:pStyle w:val="1"/>
         <w:keepNext w:val="0"/>
         <w:keepLines w:val="0"/>
         <w:pageBreakBefore w:val="0"/>
@@ -4653,7 +4548,7 @@
           <w:lang w:val="en-US" w:eastAsia="zh-CN"/>
         </w:rPr>
       </w:pPr>
-      <w:bookmarkStart w:id="12" w:name="_Toc3978"/>
+      <w:bookmarkStart w:id="13" w:name="_Toc3978"/>
       <w:r>
         <w:rPr>
           <w:rFonts w:hint="eastAsia"/>
@@ -4661,11 +4556,11 @@
         </w:rPr>
         <w:t>引用依据</w:t>
       </w:r>
-      <w:bookmarkEnd w:id="12"/>
-    </w:p>
-    <w:p>
-      <w:pPr>
-        <w:pStyle w:val="29"/>
+      <w:bookmarkEnd w:id="13"/>
+    </w:p>
+    <w:p>
+      <w:pPr>
+        <w:pStyle w:val="a1"/>
         <w:keepNext w:val="0"/>
         <w:keepLines w:val="0"/>
         <w:pageBreakBefore w:val="0"/>
@@ -4694,7 +4589,7 @@
     </w:p>
     <w:p>
       <w:pPr>
-        <w:pStyle w:val="29"/>
+        <w:pStyle w:val="a1"/>
         <w:keepNext w:val="0"/>
         <w:keepLines w:val="0"/>
         <w:pageBreakBefore w:val="0"/>
@@ -4711,7 +4606,7 @@
         <w:bidi w:val="0"/>
         <w:adjustRightInd w:val="0"/>
         <w:snapToGrid w:val="0"/>
-        <w:ind w:left="425" w:leftChars="0" w:hanging="425" w:firstLineChars="0"/>
+        <w:ind w:left="425" w:hanging="425" w:leftChars="0" w:firstLineChars="0"/>
         <w:textAlignment w:val="baseline"/>
         <w:rPr>
           <w:rFonts w:hint="eastAsia"/>
@@ -4728,7 +4623,7 @@
     </w:p>
     <w:p>
       <w:pPr>
-        <w:pStyle w:val="29"/>
+        <w:pStyle w:val="a1"/>
         <w:keepNext w:val="0"/>
         <w:keepLines w:val="0"/>
         <w:pageBreakBefore w:val="0"/>
@@ -4745,7 +4640,7 @@
         <w:bidi w:val="0"/>
         <w:adjustRightInd w:val="0"/>
         <w:snapToGrid w:val="0"/>
-        <w:ind w:left="425" w:leftChars="0" w:hanging="425" w:firstLineChars="0"/>
+        <w:ind w:left="425" w:hanging="425" w:leftChars="0" w:firstLineChars="0"/>
         <w:textAlignment w:val="baseline"/>
         <w:rPr>
           <w:rFonts w:hint="eastAsia"/>
@@ -4762,7 +4657,7 @@
     </w:p>
     <w:p>
       <w:pPr>
-        <w:pStyle w:val="29"/>
+        <w:pStyle w:val="a1"/>
         <w:keepNext w:val="0"/>
         <w:keepLines w:val="0"/>
         <w:pageBreakBefore w:val="0"/>
@@ -4779,7 +4674,7 @@
         <w:bidi w:val="0"/>
         <w:adjustRightInd w:val="0"/>
         <w:snapToGrid w:val="0"/>
-        <w:ind w:left="425" w:leftChars="0" w:hanging="425" w:firstLineChars="0"/>
+        <w:ind w:left="425" w:hanging="425" w:leftChars="0" w:firstLineChars="0"/>
         <w:textAlignment w:val="baseline"/>
         <w:rPr>
           <w:rFonts w:hint="eastAsia"/>
@@ -4796,7 +4691,7 @@
     </w:p>
     <w:p>
       <w:pPr>
-        <w:pStyle w:val="29"/>
+        <w:pStyle w:val="a1"/>
         <w:keepNext w:val="0"/>
         <w:keepLines w:val="0"/>
         <w:pageBreakBefore w:val="0"/>
@@ -4813,7 +4708,7 @@
         <w:bidi w:val="0"/>
         <w:adjustRightInd w:val="0"/>
         <w:snapToGrid w:val="0"/>
-        <w:ind w:left="425" w:leftChars="0" w:hanging="425" w:firstLineChars="0"/>
+        <w:ind w:left="425" w:hanging="425" w:leftChars="0" w:firstLineChars="0"/>
         <w:textAlignment w:val="baseline"/>
         <w:rPr>
           <w:rFonts w:hint="eastAsia"/>
@@ -4830,7 +4725,7 @@
     </w:p>
     <w:p>
       <w:pPr>
-        <w:pStyle w:val="28"/>
+        <w:pStyle w:val="1"/>
         <w:keepNext w:val="0"/>
         <w:keepLines w:val="0"/>
         <w:pageBreakBefore w:val="0"/>
@@ -4845,7 +4740,7 @@
         <w:snapToGrid w:val="0"/>
         <w:textAlignment w:val="baseline"/>
       </w:pPr>
-      <w:bookmarkStart w:id="13" w:name="_Toc4284"/>
+      <w:bookmarkStart w:id="14" w:name="_Toc4284"/>
       <w:r>
         <w:rPr>
           <w:rFonts w:hint="eastAsia"/>
@@ -4853,11 +4748,11 @@
         </w:rPr>
         <w:t>定义与术语</w:t>
       </w:r>
-      <w:bookmarkEnd w:id="13"/>
-    </w:p>
-    <w:p>
-      <w:pPr>
-        <w:pStyle w:val="30"/>
+      <w:bookmarkEnd w:id="14"/>
+    </w:p>
+    <w:p>
+      <w:pPr>
+        <w:pStyle w:val="2"/>
         <w:keepNext w:val="0"/>
         <w:keepLines w:val="0"/>
         <w:pageBreakBefore w:val="0"/>
@@ -4875,18 +4770,18 @@
           <w:rFonts w:hint="eastAsia"/>
         </w:rPr>
       </w:pPr>
-      <w:bookmarkStart w:id="14" w:name="_Toc11750"/>
+      <w:bookmarkStart w:id="15" w:name="_Toc11750"/>
       <w:r>
         <w:rPr>
           <w:rFonts w:hint="eastAsia"/>
         </w:rPr>
         <w:t>运维服务数据</w:t>
       </w:r>
-      <w:bookmarkEnd w:id="14"/>
-    </w:p>
-    <w:p>
-      <w:pPr>
-        <w:pStyle w:val="29"/>
+      <w:bookmarkEnd w:id="15"/>
+    </w:p>
+    <w:p>
+      <w:pPr>
+        <w:pStyle w:val="a1"/>
         <w:keepNext w:val="0"/>
         <w:keepLines w:val="0"/>
         <w:pageBreakBefore w:val="0"/>
@@ -4913,7 +4808,7 @@
     </w:p>
     <w:p>
       <w:pPr>
-        <w:pStyle w:val="30"/>
+        <w:pStyle w:val="2"/>
         <w:keepNext w:val="0"/>
         <w:keepLines w:val="0"/>
         <w:pageBreakBefore w:val="0"/>
@@ -4931,18 +4826,18 @@
           <w:rFonts w:hint="eastAsia"/>
         </w:rPr>
       </w:pPr>
-      <w:bookmarkStart w:id="15" w:name="_Toc25049"/>
+      <w:bookmarkStart w:id="16" w:name="_Toc25049"/>
       <w:r>
         <w:rPr>
           <w:rFonts w:hint="eastAsia"/>
         </w:rPr>
         <w:t>数据资产目录</w:t>
       </w:r>
-      <w:bookmarkEnd w:id="15"/>
-    </w:p>
-    <w:p>
-      <w:pPr>
-        <w:pStyle w:val="29"/>
+      <w:bookmarkEnd w:id="16"/>
+    </w:p>
+    <w:p>
+      <w:pPr>
+        <w:pStyle w:val="a1"/>
         <w:keepNext w:val="0"/>
         <w:keepLines w:val="0"/>
         <w:pageBreakBefore w:val="0"/>
@@ -4969,7 +4864,7 @@
     </w:p>
     <w:p>
       <w:pPr>
-        <w:pStyle w:val="30"/>
+        <w:pStyle w:val="2"/>
         <w:keepNext w:val="0"/>
         <w:keepLines w:val="0"/>
         <w:pageBreakBefore w:val="0"/>
@@ -4987,18 +4882,18 @@
           <w:rFonts w:hint="eastAsia"/>
         </w:rPr>
       </w:pPr>
-      <w:bookmarkStart w:id="16" w:name="_Toc6812"/>
+      <w:bookmarkStart w:id="17" w:name="_Toc6812"/>
       <w:r>
         <w:rPr>
           <w:rFonts w:hint="eastAsia"/>
         </w:rPr>
         <w:t>数据定级</w:t>
       </w:r>
-      <w:bookmarkEnd w:id="16"/>
-    </w:p>
-    <w:p>
-      <w:pPr>
-        <w:pStyle w:val="29"/>
+      <w:bookmarkEnd w:id="17"/>
+    </w:p>
+    <w:p>
+      <w:pPr>
+        <w:pStyle w:val="a1"/>
         <w:keepNext w:val="0"/>
         <w:keepLines w:val="0"/>
         <w:pageBreakBefore w:val="0"/>
@@ -5025,7 +4920,7 @@
     </w:p>
     <w:p>
       <w:pPr>
-        <w:pStyle w:val="28"/>
+        <w:pStyle w:val="1"/>
         <w:keepNext w:val="0"/>
         <w:keepLines w:val="0"/>
         <w:pageBreakBefore w:val="0"/>
@@ -5044,7 +4939,7 @@
           <w:lang w:val="en-US" w:eastAsia="zh-CN"/>
         </w:rPr>
       </w:pPr>
-      <w:bookmarkStart w:id="17" w:name="_Toc19885"/>
+      <w:bookmarkStart w:id="18" w:name="_Toc19885"/>
       <w:r>
         <w:rPr>
           <w:rFonts w:hint="eastAsia"/>
@@ -5052,11 +4947,11 @@
         </w:rPr>
         <w:t>管理内容与要求</w:t>
       </w:r>
-      <w:bookmarkEnd w:id="17"/>
-    </w:p>
-    <w:p>
-      <w:pPr>
-        <w:pStyle w:val="30"/>
+      <w:bookmarkEnd w:id="18"/>
+    </w:p>
+    <w:p>
+      <w:pPr>
+        <w:pStyle w:val="2"/>
         <w:keepNext w:val="0"/>
         <w:keepLines w:val="0"/>
         <w:pageBreakBefore w:val="0"/>
@@ -5075,7 +4970,7 @@
           <w:lang w:val="en-US" w:eastAsia="zh-CN"/>
         </w:rPr>
       </w:pPr>
-      <w:bookmarkStart w:id="18" w:name="_Toc19166"/>
+      <w:bookmarkStart w:id="19" w:name="_Toc19166"/>
       <w:r>
         <w:rPr>
           <w:rFonts w:hint="default"/>
@@ -5083,11 +4978,11 @@
         </w:rPr>
         <w:t>数据分类与定级</w:t>
       </w:r>
-      <w:bookmarkEnd w:id="18"/>
-    </w:p>
-    <w:p>
-      <w:pPr>
-        <w:pStyle w:val="29"/>
+      <w:bookmarkEnd w:id="19"/>
+    </w:p>
+    <w:p>
+      <w:pPr>
+        <w:pStyle w:val="a1"/>
         <w:keepNext w:val="0"/>
         <w:keepLines w:val="0"/>
         <w:pageBreakBefore w:val="0"/>
@@ -5116,7 +5011,7 @@
     </w:p>
     <w:p>
       <w:pPr>
-        <w:pStyle w:val="29"/>
+        <w:pStyle w:val="a1"/>
         <w:keepNext w:val="0"/>
         <w:keepLines w:val="0"/>
         <w:pageBreakBefore w:val="0"/>
@@ -5145,7 +5040,7 @@
     </w:p>
     <w:p>
       <w:pPr>
-        <w:pStyle w:val="29"/>
+        <w:pStyle w:val="a1"/>
         <w:keepNext w:val="0"/>
         <w:keepLines w:val="0"/>
         <w:pageBreakBefore w:val="0"/>
@@ -5174,7 +5069,7 @@
     </w:p>
     <w:p>
       <w:pPr>
-        <w:pStyle w:val="29"/>
+        <w:pStyle w:val="a1"/>
         <w:keepNext w:val="0"/>
         <w:keepLines w:val="0"/>
         <w:pageBreakBefore w:val="0"/>
@@ -5203,7 +5098,7 @@
     </w:p>
     <w:p>
       <w:pPr>
-        <w:pStyle w:val="29"/>
+        <w:pStyle w:val="a1"/>
         <w:keepNext w:val="0"/>
         <w:keepLines w:val="0"/>
         <w:pageBreakBefore w:val="0"/>
@@ -5232,7 +5127,7 @@
     </w:p>
     <w:p>
       <w:pPr>
-        <w:pStyle w:val="29"/>
+        <w:pStyle w:val="a1"/>
         <w:keepNext w:val="0"/>
         <w:keepLines w:val="0"/>
         <w:pageBreakBefore w:val="0"/>
@@ -5261,7 +5156,7 @@
     </w:p>
     <w:p>
       <w:pPr>
-        <w:pStyle w:val="29"/>
+        <w:pStyle w:val="a1"/>
         <w:keepNext w:val="0"/>
         <w:keepLines w:val="0"/>
         <w:pageBreakBefore w:val="0"/>
@@ -5290,7 +5185,7 @@
     </w:p>
     <w:p>
       <w:pPr>
-        <w:pStyle w:val="29"/>
+        <w:pStyle w:val="a1"/>
         <w:keepNext w:val="0"/>
         <w:keepLines w:val="0"/>
         <w:pageBreakBefore w:val="0"/>
@@ -5319,7 +5214,7 @@
     </w:p>
     <w:p>
       <w:pPr>
-        <w:pStyle w:val="29"/>
+        <w:pStyle w:val="a1"/>
         <w:keepNext w:val="0"/>
         <w:keepLines w:val="0"/>
         <w:pageBreakBefore w:val="0"/>
@@ -5348,7 +5243,7 @@
     </w:p>
     <w:p>
       <w:pPr>
-        <w:pStyle w:val="29"/>
+        <w:pStyle w:val="a1"/>
         <w:keepNext w:val="0"/>
         <w:keepLines w:val="0"/>
         <w:pageBreakBefore w:val="0"/>
@@ -5377,14 +5272,14 @@
     </w:p>
     <w:p>
       <w:pPr>
-        <w:pStyle w:val="30"/>
+        <w:pStyle w:val="2"/>
         <w:bidi w:val="0"/>
         <w:rPr>
           <w:rFonts w:hint="default"/>
           <w:lang w:val="en-US" w:eastAsia="zh-CN"/>
         </w:rPr>
       </w:pPr>
-      <w:bookmarkStart w:id="19" w:name="_Toc17612"/>
+      <w:bookmarkStart w:id="20" w:name="_Toc17612"/>
       <w:r>
         <w:rPr>
           <w:rFonts w:hint="default"/>
@@ -5392,11 +5287,11 @@
         </w:rPr>
         <w:t>数据质量管理</w:t>
       </w:r>
-      <w:bookmarkEnd w:id="19"/>
-    </w:p>
-    <w:p>
-      <w:pPr>
-        <w:pStyle w:val="29"/>
+      <w:bookmarkEnd w:id="20"/>
+    </w:p>
+    <w:p>
+      <w:pPr>
+        <w:pStyle w:val="a1"/>
         <w:keepNext w:val="0"/>
         <w:keepLines w:val="0"/>
         <w:pageBreakBefore w:val="0"/>
@@ -5425,7 +5320,7 @@
     </w:p>
     <w:p>
       <w:pPr>
-        <w:pStyle w:val="29"/>
+        <w:pStyle w:val="a1"/>
         <w:keepNext w:val="0"/>
         <w:keepLines w:val="0"/>
         <w:pageBreakBefore w:val="0"/>
@@ -5454,7 +5349,7 @@
     </w:p>
     <w:p>
       <w:pPr>
-        <w:pStyle w:val="29"/>
+        <w:pStyle w:val="a1"/>
         <w:keepNext w:val="0"/>
         <w:keepLines w:val="0"/>
         <w:pageBreakBefore w:val="0"/>
@@ -5483,14 +5378,14 @@
     </w:p>
     <w:p>
       <w:pPr>
-        <w:pStyle w:val="30"/>
+        <w:pStyle w:val="2"/>
         <w:bidi w:val="0"/>
         <w:rPr>
           <w:rFonts w:hint="default"/>
           <w:lang w:val="en-US" w:eastAsia="zh-CN"/>
         </w:rPr>
       </w:pPr>
-      <w:bookmarkStart w:id="20" w:name="_Toc9330"/>
+      <w:bookmarkStart w:id="21" w:name="_Toc9330"/>
       <w:r>
         <w:rPr>
           <w:rFonts w:hint="default"/>
@@ -5498,11 +5393,11 @@
         </w:rPr>
         <w:t>数据安全管理</w:t>
       </w:r>
-      <w:bookmarkEnd w:id="20"/>
-    </w:p>
-    <w:p>
-      <w:pPr>
-        <w:pStyle w:val="29"/>
+      <w:bookmarkEnd w:id="21"/>
+    </w:p>
+    <w:p>
+      <w:pPr>
+        <w:pStyle w:val="a1"/>
         <w:keepNext w:val="0"/>
         <w:keepLines w:val="0"/>
         <w:pageBreakBefore w:val="0"/>
@@ -5531,7 +5426,7 @@
     </w:p>
     <w:p>
       <w:pPr>
-        <w:pStyle w:val="29"/>
+        <w:pStyle w:val="a1"/>
         <w:keepNext w:val="0"/>
         <w:keepLines w:val="0"/>
         <w:pageBreakBefore w:val="0"/>
@@ -5560,7 +5455,7 @@
     </w:p>
     <w:p>
       <w:pPr>
-        <w:pStyle w:val="29"/>
+        <w:pStyle w:val="a1"/>
         <w:keepNext w:val="0"/>
         <w:keepLines w:val="0"/>
         <w:pageBreakBefore w:val="0"/>
@@ -5589,14 +5484,14 @@
     </w:p>
     <w:p>
       <w:pPr>
-        <w:pStyle w:val="30"/>
+        <w:pStyle w:val="2"/>
         <w:bidi w:val="0"/>
         <w:rPr>
           <w:rFonts w:hint="default"/>
           <w:lang w:val="en-US" w:eastAsia="zh-CN"/>
         </w:rPr>
       </w:pPr>
-      <w:bookmarkStart w:id="21" w:name="_Toc30557"/>
+      <w:bookmarkStart w:id="22" w:name="_Toc30557"/>
       <w:r>
         <w:rPr>
           <w:rFonts w:hint="default"/>
@@ -5604,18 +5499,18 @@
         </w:rPr>
         <w:t>数据生命周期管理</w:t>
       </w:r>
-      <w:bookmarkEnd w:id="21"/>
-    </w:p>
-    <w:p>
-      <w:pPr>
-        <w:pStyle w:val="30"/>
+      <w:bookmarkEnd w:id="22"/>
+    </w:p>
+    <w:p>
+      <w:pPr>
+        <w:pStyle w:val="2"/>
         <w:bidi w:val="0"/>
         <w:rPr>
           <w:rFonts w:hint="default"/>
           <w:lang w:val="en-US" w:eastAsia="zh-CN"/>
         </w:rPr>
       </w:pPr>
-      <w:bookmarkStart w:id="22" w:name="_Toc23156"/>
+      <w:bookmarkStart w:id="23" w:name="_Toc23156"/>
       <w:r>
         <w:rPr>
           <w:rFonts w:hint="eastAsia"/>
@@ -5623,11 +5518,11 @@
         </w:rPr>
         <w:t>服务数据生命周期管理</w:t>
       </w:r>
-      <w:bookmarkEnd w:id="22"/>
-    </w:p>
-    <w:p>
-      <w:pPr>
-        <w:pStyle w:val="29"/>
+      <w:bookmarkEnd w:id="23"/>
+    </w:p>
+    <w:p>
+      <w:pPr>
+        <w:pStyle w:val="a1"/>
         <w:rPr>
           <w:rFonts w:hint="default"/>
           <w:lang w:val="en-US" w:eastAsia="zh-CN"/>
@@ -5657,14 +5552,14 @@
     </w:p>
     <w:p>
       <w:pPr>
-        <w:pStyle w:val="31"/>
+        <w:pStyle w:val="3"/>
         <w:bidi w:val="0"/>
         <w:rPr>
           <w:rFonts w:hint="default"/>
           <w:lang w:val="en-US" w:eastAsia="zh-CN"/>
         </w:rPr>
       </w:pPr>
-      <w:bookmarkStart w:id="23" w:name="_Toc18778"/>
+      <w:bookmarkStart w:id="24" w:name="_Toc18778"/>
       <w:r>
         <w:rPr>
           <w:rFonts w:hint="default"/>
@@ -5672,11 +5567,11 @@
         </w:rPr>
         <w:t>数据采集</w:t>
       </w:r>
-      <w:bookmarkEnd w:id="23"/>
-    </w:p>
-    <w:p>
-      <w:pPr>
-        <w:pStyle w:val="29"/>
+      <w:bookmarkEnd w:id="24"/>
+    </w:p>
+    <w:p>
+      <w:pPr>
+        <w:pStyle w:val="a1"/>
         <w:rPr>
           <w:rFonts w:hint="default"/>
           <w:lang w:val="en-US" w:eastAsia="zh-CN"/>
@@ -5692,7 +5587,7 @@
     </w:p>
     <w:p>
       <w:pPr>
-        <w:pStyle w:val="29"/>
+        <w:pStyle w:val="a1"/>
         <w:rPr>
           <w:rFonts w:hint="default"/>
           <w:lang w:val="en-US" w:eastAsia="zh-CN"/>
@@ -5708,7 +5603,7 @@
     </w:p>
     <w:p>
       <w:pPr>
-        <w:pStyle w:val="29"/>
+        <w:pStyle w:val="a1"/>
         <w:rPr>
           <w:rFonts w:hint="default"/>
           <w:lang w:val="en-US" w:eastAsia="zh-CN"/>
@@ -5724,7 +5619,7 @@
     </w:p>
     <w:p>
       <w:pPr>
-        <w:pStyle w:val="29"/>
+        <w:pStyle w:val="a1"/>
         <w:rPr>
           <w:rFonts w:hint="default"/>
           <w:lang w:val="en-US" w:eastAsia="zh-CN"/>
@@ -5740,7 +5635,7 @@
     </w:p>
     <w:p>
       <w:pPr>
-        <w:pStyle w:val="29"/>
+        <w:pStyle w:val="a1"/>
         <w:rPr>
           <w:rFonts w:hint="default"/>
           <w:lang w:val="en-US" w:eastAsia="zh-CN"/>
@@ -5756,14 +5651,14 @@
     </w:p>
     <w:p>
       <w:pPr>
-        <w:pStyle w:val="31"/>
+        <w:pStyle w:val="3"/>
         <w:bidi w:val="0"/>
         <w:rPr>
           <w:rFonts w:hint="default"/>
           <w:lang w:val="en-US" w:eastAsia="zh-CN"/>
         </w:rPr>
       </w:pPr>
-      <w:bookmarkStart w:id="24" w:name="_Toc28952"/>
+      <w:bookmarkStart w:id="25" w:name="_Toc28952"/>
       <w:r>
         <w:rPr>
           <w:rFonts w:hint="default"/>
@@ -5771,11 +5666,11 @@
         </w:rPr>
         <w:t>数据存储</w:t>
       </w:r>
-      <w:bookmarkEnd w:id="24"/>
-    </w:p>
-    <w:p>
-      <w:pPr>
-        <w:pStyle w:val="29"/>
+      <w:bookmarkEnd w:id="25"/>
+    </w:p>
+    <w:p>
+      <w:pPr>
+        <w:pStyle w:val="a1"/>
         <w:rPr>
           <w:rFonts w:hint="default"/>
           <w:lang w:val="en-US" w:eastAsia="zh-CN"/>
@@ -5791,7 +5686,7 @@
     </w:p>
     <w:p>
       <w:pPr>
-        <w:pStyle w:val="29"/>
+        <w:pStyle w:val="a1"/>
         <w:rPr>
           <w:rFonts w:hint="default"/>
           <w:lang w:val="en-US" w:eastAsia="zh-CN"/>
@@ -5807,7 +5702,7 @@
     </w:p>
     <w:p>
       <w:pPr>
-        <w:pStyle w:val="29"/>
+        <w:pStyle w:val="a1"/>
         <w:rPr>
           <w:rFonts w:hint="default"/>
           <w:lang w:val="en-US" w:eastAsia="zh-CN"/>
@@ -5823,7 +5718,7 @@
     </w:p>
     <w:p>
       <w:pPr>
-        <w:pStyle w:val="29"/>
+        <w:pStyle w:val="a1"/>
         <w:rPr>
           <w:rFonts w:hint="default"/>
           <w:lang w:val="en-US" w:eastAsia="zh-CN"/>
@@ -5839,7 +5734,7 @@
     </w:p>
     <w:p>
       <w:pPr>
-        <w:pStyle w:val="29"/>
+        <w:pStyle w:val="a1"/>
         <w:rPr>
           <w:rFonts w:hint="default"/>
           <w:lang w:val="en-US" w:eastAsia="zh-CN"/>
@@ -5855,7 +5750,7 @@
     </w:p>
     <w:p>
       <w:pPr>
-        <w:pStyle w:val="29"/>
+        <w:pStyle w:val="a1"/>
         <w:rPr>
           <w:rFonts w:hint="default"/>
           <w:lang w:val="en-US" w:eastAsia="zh-CN"/>
@@ -5871,7 +5766,7 @@
     </w:p>
     <w:p>
       <w:pPr>
-        <w:pStyle w:val="29"/>
+        <w:pStyle w:val="a1"/>
         <w:rPr>
           <w:rFonts w:hint="default"/>
           <w:lang w:val="en-US" w:eastAsia="zh-CN"/>
@@ -5887,7 +5782,7 @@
     </w:p>
     <w:p>
       <w:pPr>
-        <w:pStyle w:val="29"/>
+        <w:pStyle w:val="a1"/>
         <w:rPr>
           <w:rFonts w:hint="default"/>
           <w:lang w:val="en-US" w:eastAsia="zh-CN"/>
@@ -5903,14 +5798,14 @@
     </w:p>
     <w:p>
       <w:pPr>
-        <w:pStyle w:val="31"/>
+        <w:pStyle w:val="3"/>
         <w:bidi w:val="0"/>
         <w:rPr>
           <w:rFonts w:hint="default"/>
           <w:lang w:val="en-US" w:eastAsia="zh-CN"/>
         </w:rPr>
       </w:pPr>
-      <w:bookmarkStart w:id="25" w:name="_Toc9662"/>
+      <w:bookmarkStart w:id="26" w:name="_Toc9662"/>
       <w:r>
         <w:rPr>
           <w:rFonts w:hint="default"/>
@@ -5918,11 +5813,11 @@
         </w:rPr>
         <w:t>数据分析</w:t>
       </w:r>
-      <w:bookmarkEnd w:id="25"/>
-    </w:p>
-    <w:p>
-      <w:pPr>
-        <w:pStyle w:val="29"/>
+      <w:bookmarkEnd w:id="26"/>
+    </w:p>
+    <w:p>
+      <w:pPr>
+        <w:pStyle w:val="a1"/>
         <w:rPr>
           <w:rFonts w:hint="default"/>
           <w:lang w:val="en-US" w:eastAsia="zh-CN"/>
@@ -5938,7 +5833,7 @@
     </w:p>
     <w:p>
       <w:pPr>
-        <w:pStyle w:val="29"/>
+        <w:pStyle w:val="a1"/>
         <w:rPr>
           <w:rFonts w:hint="default"/>
           <w:lang w:val="en-US" w:eastAsia="zh-CN"/>
@@ -5954,7 +5849,7 @@
     </w:p>
     <w:p>
       <w:pPr>
-        <w:pStyle w:val="29"/>
+        <w:pStyle w:val="a1"/>
         <w:rPr>
           <w:rFonts w:hint="default"/>
           <w:lang w:val="en-US" w:eastAsia="zh-CN"/>
@@ -5970,7 +5865,7 @@
     </w:p>
     <w:p>
       <w:pPr>
-        <w:pStyle w:val="29"/>
+        <w:pStyle w:val="a1"/>
         <w:rPr>
           <w:rFonts w:hint="default"/>
           <w:lang w:val="en-US" w:eastAsia="zh-CN"/>
@@ -5986,7 +5881,7 @@
     </w:p>
     <w:p>
       <w:pPr>
-        <w:pStyle w:val="29"/>
+        <w:pStyle w:val="a1"/>
         <w:rPr>
           <w:rFonts w:hint="default"/>
           <w:lang w:val="en-US" w:eastAsia="zh-CN"/>
@@ -6002,7 +5897,7 @@
     </w:p>
     <w:p>
       <w:pPr>
-        <w:pStyle w:val="29"/>
+        <w:pStyle w:val="a1"/>
         <w:rPr>
           <w:rFonts w:hint="default"/>
           <w:lang w:val="en-US" w:eastAsia="zh-CN"/>
@@ -6018,7 +5913,7 @@
     </w:p>
     <w:p>
       <w:pPr>
-        <w:pStyle w:val="29"/>
+        <w:pStyle w:val="a1"/>
         <w:rPr>
           <w:rFonts w:hint="default"/>
           <w:lang w:val="en-US" w:eastAsia="zh-CN"/>
@@ -6034,7 +5929,7 @@
     </w:p>
     <w:p>
       <w:pPr>
-        <w:pStyle w:val="29"/>
+        <w:pStyle w:val="a1"/>
         <w:rPr>
           <w:rFonts w:hint="default"/>
           <w:lang w:val="en-US" w:eastAsia="zh-CN"/>
@@ -6050,14 +5945,14 @@
     </w:p>
     <w:p>
       <w:pPr>
-        <w:pStyle w:val="31"/>
+        <w:pStyle w:val="3"/>
         <w:bidi w:val="0"/>
         <w:rPr>
           <w:rFonts w:hint="default"/>
           <w:lang w:val="en-US" w:eastAsia="zh-CN"/>
         </w:rPr>
       </w:pPr>
-      <w:bookmarkStart w:id="26" w:name="_Toc10400"/>
+      <w:bookmarkStart w:id="27" w:name="_Toc10400"/>
       <w:r>
         <w:rPr>
           <w:rFonts w:hint="default"/>
@@ -6065,11 +5960,11 @@
         </w:rPr>
         <w:t>数据处理</w:t>
       </w:r>
-      <w:bookmarkEnd w:id="26"/>
-    </w:p>
-    <w:p>
-      <w:pPr>
-        <w:pStyle w:val="29"/>
+      <w:bookmarkEnd w:id="27"/>
+    </w:p>
+    <w:p>
+      <w:pPr>
+        <w:pStyle w:val="a1"/>
         <w:rPr>
           <w:rFonts w:hint="default"/>
           <w:lang w:val="en-US" w:eastAsia="zh-CN"/>
@@ -6085,7 +5980,7 @@
     </w:p>
     <w:p>
       <w:pPr>
-        <w:pStyle w:val="29"/>
+        <w:pStyle w:val="a1"/>
         <w:rPr>
           <w:rFonts w:hint="default"/>
           <w:lang w:val="en-US" w:eastAsia="zh-CN"/>
@@ -6101,7 +5996,7 @@
     </w:p>
     <w:p>
       <w:pPr>
-        <w:pStyle w:val="29"/>
+        <w:pStyle w:val="a1"/>
         <w:rPr>
           <w:rFonts w:hint="default"/>
           <w:lang w:val="en-US" w:eastAsia="zh-CN"/>
@@ -6117,7 +6012,7 @@
     </w:p>
     <w:p>
       <w:pPr>
-        <w:pStyle w:val="29"/>
+        <w:pStyle w:val="a1"/>
         <w:rPr>
           <w:rFonts w:hint="default"/>
           <w:lang w:val="en-US" w:eastAsia="zh-CN"/>
@@ -6133,7 +6028,7 @@
     </w:p>
     <w:p>
       <w:pPr>
-        <w:pStyle w:val="29"/>
+        <w:pStyle w:val="a1"/>
         <w:rPr>
           <w:rFonts w:hint="default"/>
           <w:lang w:val="en-US" w:eastAsia="zh-CN"/>
@@ -6149,14 +6044,14 @@
     </w:p>
     <w:p>
       <w:pPr>
-        <w:pStyle w:val="31"/>
+        <w:pStyle w:val="3"/>
         <w:bidi w:val="0"/>
         <w:rPr>
           <w:rFonts w:hint="default"/>
           <w:lang w:val="en-US" w:eastAsia="zh-CN"/>
         </w:rPr>
       </w:pPr>
-      <w:bookmarkStart w:id="27" w:name="_Toc4140"/>
+      <w:bookmarkStart w:id="28" w:name="_Toc4140"/>
       <w:r>
         <w:rPr>
           <w:rFonts w:hint="default"/>
@@ -6164,11 +6059,11 @@
         </w:rPr>
         <w:t>数据展示</w:t>
       </w:r>
-      <w:bookmarkEnd w:id="27"/>
-    </w:p>
-    <w:p>
-      <w:pPr>
-        <w:pStyle w:val="29"/>
+      <w:bookmarkEnd w:id="28"/>
+    </w:p>
+    <w:p>
+      <w:pPr>
+        <w:pStyle w:val="a1"/>
         <w:rPr>
           <w:rFonts w:hint="default"/>
           <w:lang w:val="en-US" w:eastAsia="zh-CN"/>
@@ -6184,7 +6079,7 @@
     </w:p>
     <w:p>
       <w:pPr>
-        <w:pStyle w:val="29"/>
+        <w:pStyle w:val="a1"/>
         <w:rPr>
           <w:rFonts w:hint="default"/>
           <w:lang w:val="en-US" w:eastAsia="zh-CN"/>
@@ -6200,7 +6095,7 @@
     </w:p>
     <w:p>
       <w:pPr>
-        <w:pStyle w:val="29"/>
+        <w:pStyle w:val="a1"/>
         <w:rPr>
           <w:rFonts w:hint="default"/>
           <w:lang w:val="en-US" w:eastAsia="zh-CN"/>
@@ -6216,7 +6111,7 @@
     </w:p>
     <w:p>
       <w:pPr>
-        <w:pStyle w:val="29"/>
+        <w:pStyle w:val="a1"/>
         <w:rPr>
           <w:rFonts w:hint="default"/>
           <w:lang w:val="en-US" w:eastAsia="zh-CN"/>
@@ -6232,7 +6127,7 @@
     </w:p>
     <w:p>
       <w:pPr>
-        <w:pStyle w:val="29"/>
+        <w:pStyle w:val="a1"/>
         <w:rPr>
           <w:rFonts w:hint="default"/>
           <w:lang w:val="en-US" w:eastAsia="zh-CN"/>
@@ -6248,14 +6143,14 @@
     </w:p>
     <w:p>
       <w:pPr>
-        <w:pStyle w:val="31"/>
+        <w:pStyle w:val="3"/>
         <w:bidi w:val="0"/>
         <w:rPr>
           <w:rFonts w:hint="default"/>
           <w:lang w:val="en-US" w:eastAsia="zh-CN"/>
         </w:rPr>
       </w:pPr>
-      <w:bookmarkStart w:id="28" w:name="_Toc20706"/>
+      <w:bookmarkStart w:id="29" w:name="_Toc20706"/>
       <w:r>
         <w:rPr>
           <w:rFonts w:hint="default"/>
@@ -6263,11 +6158,11 @@
         </w:rPr>
         <w:t>数据利用</w:t>
       </w:r>
-      <w:bookmarkEnd w:id="28"/>
-    </w:p>
-    <w:p>
-      <w:pPr>
-        <w:pStyle w:val="29"/>
+      <w:bookmarkEnd w:id="29"/>
+    </w:p>
+    <w:p>
+      <w:pPr>
+        <w:pStyle w:val="a1"/>
         <w:rPr>
           <w:rFonts w:hint="default"/>
           <w:lang w:val="en-US" w:eastAsia="zh-CN"/>
@@ -6283,7 +6178,7 @@
     </w:p>
     <w:p>
       <w:pPr>
-        <w:pStyle w:val="29"/>
+        <w:pStyle w:val="a1"/>
         <w:rPr>
           <w:rFonts w:hint="default"/>
           <w:lang w:val="en-US" w:eastAsia="zh-CN"/>
@@ -6299,7 +6194,7 @@
     </w:p>
     <w:p>
       <w:pPr>
-        <w:pStyle w:val="29"/>
+        <w:pStyle w:val="a1"/>
         <w:rPr>
           <w:rFonts w:hint="default"/>
           <w:lang w:val="en-US" w:eastAsia="zh-CN"/>
@@ -6315,7 +6210,7 @@
     </w:p>
     <w:p>
       <w:pPr>
-        <w:pStyle w:val="29"/>
+        <w:pStyle w:val="a1"/>
         <w:rPr>
           <w:rFonts w:hint="default"/>
           <w:lang w:val="en-US" w:eastAsia="zh-CN"/>
@@ -6331,7 +6226,7 @@
     </w:p>
     <w:p>
       <w:pPr>
-        <w:pStyle w:val="29"/>
+        <w:pStyle w:val="a1"/>
         <w:rPr>
           <w:rFonts w:hint="default"/>
           <w:lang w:val="en-US" w:eastAsia="zh-CN"/>
@@ -6347,7 +6242,7 @@
     </w:p>
     <w:p>
       <w:pPr>
-        <w:pStyle w:val="29"/>
+        <w:pStyle w:val="a1"/>
         <w:rPr>
           <w:rFonts w:hint="default"/>
           <w:lang w:val="en-US" w:eastAsia="zh-CN"/>
@@ -6363,7 +6258,7 @@
     </w:p>
     <w:p>
       <w:pPr>
-        <w:pStyle w:val="29"/>
+        <w:pStyle w:val="a1"/>
         <w:rPr>
           <w:rFonts w:hint="default"/>
           <w:lang w:val="en-US" w:eastAsia="zh-CN"/>
@@ -6379,7 +6274,7 @@
     </w:p>
     <w:p>
       <w:pPr>
-        <w:pStyle w:val="29"/>
+        <w:pStyle w:val="a1"/>
         <w:rPr>
           <w:rFonts w:hint="default"/>
           <w:lang w:val="en-US" w:eastAsia="zh-CN"/>
@@ -6395,7 +6290,7 @@
     </w:p>
     <w:p>
       <w:pPr>
-        <w:pStyle w:val="29"/>
+        <w:pStyle w:val="a1"/>
         <w:rPr>
           <w:rFonts w:hint="default"/>
           <w:lang w:val="en-US" w:eastAsia="zh-CN"/>
@@ -6411,14 +6306,14 @@
     </w:p>
     <w:p>
       <w:pPr>
-        <w:pStyle w:val="31"/>
+        <w:pStyle w:val="3"/>
         <w:bidi w:val="0"/>
         <w:rPr>
           <w:rFonts w:hint="default"/>
           <w:lang w:val="en-US" w:eastAsia="zh-CN"/>
         </w:rPr>
       </w:pPr>
-      <w:bookmarkStart w:id="29" w:name="_Toc4315"/>
+      <w:bookmarkStart w:id="30" w:name="_Toc4315"/>
       <w:r>
         <w:rPr>
           <w:rFonts w:hint="default"/>
@@ -6426,11 +6321,11 @@
         </w:rPr>
         <w:t>归档与销毁</w:t>
       </w:r>
-      <w:bookmarkEnd w:id="29"/>
-    </w:p>
-    <w:p>
-      <w:pPr>
-        <w:pStyle w:val="29"/>
+      <w:bookmarkEnd w:id="30"/>
+    </w:p>
+    <w:p>
+      <w:pPr>
+        <w:pStyle w:val="a1"/>
         <w:keepNext w:val="0"/>
         <w:keepLines w:val="0"/>
         <w:pageBreakBefore w:val="0"/>
@@ -6459,14 +6354,14 @@
     </w:p>
     <w:p>
       <w:pPr>
-        <w:pStyle w:val="30"/>
+        <w:pStyle w:val="2"/>
         <w:bidi w:val="0"/>
         <w:rPr>
           <w:rFonts w:hint="default"/>
           <w:lang w:val="en-US" w:eastAsia="zh-CN"/>
         </w:rPr>
       </w:pPr>
-      <w:bookmarkStart w:id="30" w:name="_Toc21008"/>
+      <w:bookmarkStart w:id="31" w:name="_Toc21008"/>
       <w:r>
         <w:rPr>
           <w:rFonts w:hint="default"/>
@@ -6474,11 +6369,11 @@
         </w:rPr>
         <w:t>数据驱动决策机制</w:t>
       </w:r>
-      <w:bookmarkEnd w:id="30"/>
-    </w:p>
-    <w:p>
-      <w:pPr>
-        <w:pStyle w:val="29"/>
+      <w:bookmarkEnd w:id="31"/>
+    </w:p>
+    <w:p>
+      <w:pPr>
+        <w:pStyle w:val="a1"/>
         <w:keepNext w:val="0"/>
         <w:keepLines w:val="0"/>
         <w:pageBreakBefore w:val="0"/>
@@ -6507,7 +6402,7 @@
     </w:p>
     <w:p>
       <w:pPr>
-        <w:pStyle w:val="29"/>
+        <w:pStyle w:val="a1"/>
         <w:keepNext w:val="0"/>
         <w:keepLines w:val="0"/>
         <w:pageBreakBefore w:val="0"/>
@@ -6536,14 +6431,14 @@
     </w:p>
     <w:p>
       <w:pPr>
-        <w:pStyle w:val="30"/>
+        <w:pStyle w:val="2"/>
         <w:bidi w:val="0"/>
         <w:rPr>
           <w:rFonts w:hint="default"/>
           <w:lang w:val="en-US" w:eastAsia="zh-CN"/>
         </w:rPr>
       </w:pPr>
-      <w:bookmarkStart w:id="31" w:name="_Toc13509"/>
+      <w:bookmarkStart w:id="32" w:name="_Toc13509"/>
       <w:r>
         <w:rPr>
           <w:rFonts w:hint="eastAsia"/>
@@ -6551,22 +6446,21 @@
         </w:rPr>
         <w:t>考核指标</w:t>
       </w:r>
-      <w:bookmarkEnd w:id="31"/>
+      <w:bookmarkEnd w:id="32"/>
     </w:p>
     <w:tbl>
       <w:tblPr>
-        <w:tblStyle w:val="21"/>
+        <w:tblStyle w:val="TableGrid"/>
         <w:tblW w:w="0" w:type="auto"/>
         <w:jc w:val="center"/>
         <w:tblBorders>
-          <w:top w:val="single" w:color="auto" w:sz="4" w:space="0"/>
-          <w:left w:val="single" w:color="auto" w:sz="4" w:space="0"/>
-          <w:bottom w:val="single" w:color="auto" w:sz="4" w:space="0"/>
-          <w:right w:val="single" w:color="auto" w:sz="4" w:space="0"/>
-          <w:insideH w:val="single" w:color="auto" w:sz="4" w:space="0"/>
-          <w:insideV w:val="single" w:color="auto" w:sz="4" w:space="0"/>
+          <w:top w:val="single" w:sz="4" w:space="0" w:color="auto"/>
+          <w:left w:val="single" w:sz="4" w:space="0" w:color="auto"/>
+          <w:bottom w:val="single" w:sz="4" w:space="0" w:color="auto"/>
+          <w:right w:val="single" w:sz="4" w:space="0" w:color="auto"/>
+          <w:insideH w:val="single" w:sz="4" w:space="0" w:color="auto"/>
+          <w:insideV w:val="single" w:sz="4" w:space="0" w:color="auto"/>
         </w:tblBorders>
-        <w:tblLayout w:type="autofit"/>
         <w:tblCellMar>
           <w:top w:w="0" w:type="dxa"/>
           <w:left w:w="108" w:type="dxa"/>
@@ -6583,13 +6477,15 @@
       </w:tblGrid>
       <w:tr>
         <w:tblPrEx>
+          <w:tblW w:w="0" w:type="auto"/>
+          <w:jc w:val="center"/>
           <w:tblBorders>
-            <w:top w:val="single" w:color="auto" w:sz="4" w:space="0"/>
-            <w:left w:val="single" w:color="auto" w:sz="4" w:space="0"/>
-            <w:bottom w:val="single" w:color="auto" w:sz="4" w:space="0"/>
-            <w:right w:val="single" w:color="auto" w:sz="4" w:space="0"/>
-            <w:insideH w:val="single" w:color="auto" w:sz="4" w:space="0"/>
-            <w:insideV w:val="single" w:color="auto" w:sz="4" w:space="0"/>
+            <w:top w:val="single" w:sz="4" w:space="0" w:color="auto"/>
+            <w:left w:val="single" w:sz="4" w:space="0" w:color="auto"/>
+            <w:bottom w:val="single" w:sz="4" w:space="0" w:color="auto"/>
+            <w:right w:val="single" w:sz="4" w:space="0" w:color="auto"/>
+            <w:insideH w:val="single" w:sz="4" w:space="0" w:color="auto"/>
+            <w:insideV w:val="single" w:sz="4" w:space="0" w:color="auto"/>
           </w:tblBorders>
           <w:tblCellMar>
             <w:top w:w="0" w:type="dxa"/>
@@ -6620,7 +6516,7 @@
               <w:bidi w:val="0"/>
               <w:adjustRightInd w:val="0"/>
               <w:snapToGrid w:val="0"/>
-              <w:ind w:left="0" w:leftChars="0" w:right="0" w:rightChars="0" w:firstLine="0" w:firstLineChars="0"/>
+              <w:ind w:left="0" w:right="0" w:firstLine="0" w:leftChars="0" w:rightChars="0" w:firstLineChars="0"/>
               <w:jc w:val="center"/>
               <w:textAlignment w:val="baseline"/>
               <w:rPr>
@@ -6660,7 +6556,7 @@
               <w:bidi w:val="0"/>
               <w:adjustRightInd w:val="0"/>
               <w:snapToGrid w:val="0"/>
-              <w:ind w:left="0" w:leftChars="0" w:right="0" w:rightChars="0" w:firstLine="0" w:firstLineChars="0"/>
+              <w:ind w:left="0" w:right="0" w:firstLine="0" w:leftChars="0" w:rightChars="0" w:firstLineChars="0"/>
               <w:jc w:val="center"/>
               <w:textAlignment w:val="baseline"/>
               <w:rPr>
@@ -6700,7 +6596,7 @@
               <w:bidi w:val="0"/>
               <w:adjustRightInd w:val="0"/>
               <w:snapToGrid w:val="0"/>
-              <w:ind w:left="0" w:leftChars="0" w:right="0" w:rightChars="0" w:firstLine="0" w:firstLineChars="0"/>
+              <w:ind w:left="0" w:right="0" w:firstLine="0" w:leftChars="0" w:rightChars="0" w:firstLineChars="0"/>
               <w:jc w:val="center"/>
               <w:textAlignment w:val="baseline"/>
               <w:rPr>
@@ -6740,7 +6636,7 @@
               <w:bidi w:val="0"/>
               <w:adjustRightInd w:val="0"/>
               <w:snapToGrid w:val="0"/>
-              <w:ind w:left="0" w:leftChars="0" w:right="0" w:rightChars="0" w:firstLine="0" w:firstLineChars="0"/>
+              <w:ind w:left="0" w:right="0" w:firstLine="0" w:leftChars="0" w:rightChars="0" w:firstLineChars="0"/>
               <w:jc w:val="center"/>
               <w:textAlignment w:val="baseline"/>
               <w:rPr>
@@ -6780,7 +6676,7 @@
               <w:bidi w:val="0"/>
               <w:adjustRightInd w:val="0"/>
               <w:snapToGrid w:val="0"/>
-              <w:ind w:left="0" w:leftChars="0" w:right="0" w:rightChars="0" w:firstLine="0" w:firstLineChars="0"/>
+              <w:ind w:left="0" w:right="0" w:firstLine="0" w:leftChars="0" w:rightChars="0" w:firstLineChars="0"/>
               <w:jc w:val="center"/>
               <w:textAlignment w:val="baseline"/>
               <w:rPr>
@@ -6804,14 +6700,8 @@
       </w:tr>
       <w:tr>
         <w:tblPrEx>
-          <w:tblBorders>
-            <w:top w:val="single" w:color="auto" w:sz="4" w:space="0"/>
-            <w:left w:val="single" w:color="auto" w:sz="4" w:space="0"/>
-            <w:bottom w:val="single" w:color="auto" w:sz="4" w:space="0"/>
-            <w:right w:val="single" w:color="auto" w:sz="4" w:space="0"/>
-            <w:insideH w:val="single" w:color="auto" w:sz="4" w:space="0"/>
-            <w:insideV w:val="single" w:color="auto" w:sz="4" w:space="0"/>
-          </w:tblBorders>
+          <w:tblW w:w="0" w:type="auto"/>
+          <w:jc w:val="center"/>
           <w:tblCellMar>
             <w:top w:w="0" w:type="dxa"/>
             <w:left w:w="108" w:type="dxa"/>
@@ -6828,7 +6718,7 @@
           </w:tcPr>
           <w:p>
             <w:pPr>
-              <w:pStyle w:val="29"/>
+              <w:pStyle w:val="a1"/>
               <w:keepNext w:val="0"/>
               <w:keepLines w:val="0"/>
               <w:pageBreakBefore w:val="0"/>
@@ -6842,7 +6732,7 @@
               <w:bidi w:val="0"/>
               <w:adjustRightInd w:val="0"/>
               <w:snapToGrid w:val="0"/>
-              <w:ind w:left="0" w:leftChars="0" w:right="0" w:rightChars="0" w:firstLine="0" w:firstLineChars="0"/>
+              <w:ind w:left="0" w:right="0" w:firstLine="0" w:leftChars="0" w:rightChars="0" w:firstLineChars="0"/>
               <w:jc w:val="center"/>
               <w:textAlignment w:val="baseline"/>
               <w:rPr>
@@ -6871,7 +6761,7 @@
           </w:tcPr>
           <w:p>
             <w:pPr>
-              <w:pStyle w:val="29"/>
+              <w:pStyle w:val="a1"/>
               <w:keepNext w:val="0"/>
               <w:keepLines w:val="0"/>
               <w:pageBreakBefore w:val="0"/>
@@ -6885,11 +6775,11 @@
               <w:bidi w:val="0"/>
               <w:adjustRightInd w:val="0"/>
               <w:snapToGrid w:val="0"/>
-              <w:ind w:left="0" w:leftChars="0" w:right="0" w:rightChars="0" w:firstLine="0" w:firstLineChars="0"/>
+              <w:ind w:left="0" w:right="0" w:firstLine="0" w:leftChars="0" w:rightChars="0" w:firstLineChars="0"/>
               <w:jc w:val="center"/>
               <w:textAlignment w:val="baseline"/>
               <w:rPr>
-                <w:rFonts w:hint="default" w:eastAsia="宋体"/>
+                <w:rFonts w:eastAsia="宋体" w:hint="default"/>
                 <w:sz w:val="21"/>
                 <w:szCs w:val="21"/>
                 <w:vertAlign w:val="baseline"/>
@@ -6914,7 +6804,7 @@
           </w:tcPr>
           <w:p>
             <w:pPr>
-              <w:pStyle w:val="29"/>
+              <w:pStyle w:val="a1"/>
               <w:keepNext w:val="0"/>
               <w:keepLines w:val="0"/>
               <w:pageBreakBefore w:val="0"/>
@@ -6928,11 +6818,11 @@
               <w:bidi w:val="0"/>
               <w:adjustRightInd w:val="0"/>
               <w:snapToGrid w:val="0"/>
-              <w:ind w:left="0" w:leftChars="0" w:right="0" w:rightChars="0" w:firstLine="0" w:firstLineChars="0"/>
+              <w:ind w:left="0" w:right="0" w:firstLine="0" w:leftChars="0" w:rightChars="0" w:firstLineChars="0"/>
               <w:jc w:val="center"/>
               <w:textAlignment w:val="baseline"/>
               <w:rPr>
-                <w:rFonts w:hint="default" w:eastAsia="宋体"/>
+                <w:rFonts w:eastAsia="宋体" w:hint="default"/>
                 <w:sz w:val="21"/>
                 <w:szCs w:val="21"/>
                 <w:vertAlign w:val="baseline"/>
@@ -6957,7 +6847,7 @@
           </w:tcPr>
           <w:p>
             <w:pPr>
-              <w:pStyle w:val="29"/>
+              <w:pStyle w:val="a1"/>
               <w:keepNext w:val="0"/>
               <w:keepLines w:val="0"/>
               <w:pageBreakBefore w:val="0"/>
@@ -6971,7 +6861,7 @@
               <w:bidi w:val="0"/>
               <w:adjustRightInd w:val="0"/>
               <w:snapToGrid w:val="0"/>
-              <w:ind w:left="0" w:leftChars="0" w:right="0" w:rightChars="0" w:firstLine="0" w:firstLineChars="0"/>
+              <w:ind w:left="0" w:right="0" w:firstLine="0" w:leftChars="0" w:rightChars="0" w:firstLineChars="0"/>
               <w:jc w:val="center"/>
               <w:textAlignment w:val="baseline"/>
               <w:rPr>
@@ -7000,7 +6890,7 @@
           </w:tcPr>
           <w:p>
             <w:pPr>
-              <w:pStyle w:val="29"/>
+              <w:pStyle w:val="a1"/>
               <w:keepNext w:val="0"/>
               <w:keepLines w:val="0"/>
               <w:pageBreakBefore w:val="0"/>
@@ -7014,7 +6904,7 @@
               <w:bidi w:val="0"/>
               <w:adjustRightInd w:val="0"/>
               <w:snapToGrid w:val="0"/>
-              <w:ind w:left="0" w:leftChars="0" w:right="0" w:rightChars="0" w:firstLine="0" w:firstLineChars="0"/>
+              <w:ind w:left="0" w:right="0" w:firstLine="0" w:leftChars="0" w:rightChars="0" w:firstLineChars="0"/>
               <w:jc w:val="center"/>
               <w:textAlignment w:val="baseline"/>
               <w:rPr>
@@ -7027,7 +6917,7 @@
             </w:pPr>
             <w:r>
               <w:rPr>
-                <w:rFonts w:hint="eastAsia" w:ascii="微软雅黑" w:hAnsi="微软雅黑" w:eastAsia="微软雅黑" w:cs="微软雅黑"/>
+                <w:rFonts w:ascii="微软雅黑" w:eastAsia="微软雅黑" w:hAnsi="微软雅黑" w:cs="微软雅黑" w:hint="eastAsia"/>
                 <w:sz w:val="21"/>
                 <w:szCs w:val="21"/>
                 <w:vertAlign w:val="baseline"/>
@@ -7051,7 +6941,7 @@
     </w:tbl>
     <w:p>
       <w:pPr>
-        <w:pStyle w:val="29"/>
+        <w:pStyle w:val="a1"/>
         <w:keepNext w:val="0"/>
         <w:keepLines w:val="0"/>
         <w:pageBreakBefore w:val="0"/>
@@ -7073,7 +6963,7 @@
     </w:p>
     <w:p>
       <w:pPr>
-        <w:pStyle w:val="28"/>
+        <w:pStyle w:val="1"/>
         <w:keepNext w:val="0"/>
         <w:keepLines w:val="0"/>
         <w:pageBreakBefore w:val="0"/>
@@ -7088,25 +6978,25 @@
         <w:snapToGrid w:val="0"/>
         <w:textAlignment w:val="baseline"/>
         <w:rPr>
-          <w:rStyle w:val="38"/>
-          <w:rFonts w:hint="default" w:eastAsia="宋体"/>
-          <w:lang w:val="en-US" w:eastAsia="zh-CN"/>
-        </w:rPr>
-      </w:pPr>
-      <w:bookmarkStart w:id="32" w:name="bookmark3"/>
-      <w:bookmarkEnd w:id="32"/>
-      <w:bookmarkStart w:id="33" w:name="_Toc17424"/>
-      <w:bookmarkStart w:id="34" w:name="_Toc23707"/>
-      <w:r>
-        <w:rPr>
-          <w:rStyle w:val="38"/>
-          <w:rFonts w:hint="eastAsia" w:eastAsia="宋体"/>
+          <w:rStyle w:val="1Char"/>
+          <w:rFonts w:eastAsia="宋体" w:hint="default"/>
+          <w:lang w:val="en-US" w:eastAsia="zh-CN"/>
+        </w:rPr>
+      </w:pPr>
+      <w:bookmarkStart w:id="33" w:name="bookmark3"/>
+      <w:bookmarkEnd w:id="33"/>
+      <w:bookmarkStart w:id="34" w:name="_Toc17424"/>
+      <w:bookmarkStart w:id="35" w:name="_Toc23707"/>
+      <w:r>
+        <w:rPr>
+          <w:rStyle w:val="1Char"/>
+          <w:rFonts w:eastAsia="宋体" w:hint="eastAsia"/>
           <w:lang w:val="en-US" w:eastAsia="zh-CN"/>
         </w:rPr>
         <w:t>附则</w:t>
       </w:r>
-      <w:bookmarkEnd w:id="33"/>
       <w:bookmarkEnd w:id="34"/>
+      <w:bookmarkEnd w:id="35"/>
     </w:p>
     <w:p>
       <w:pPr>
@@ -7128,17 +7018,17 @@
         <w:adjustRightInd w:val="0"/>
         <w:snapToGrid w:val="0"/>
         <w:spacing w:line="360" w:lineRule="auto"/>
-        <w:ind w:left="425" w:leftChars="0" w:hanging="425" w:firstLineChars="0"/>
+        <w:ind w:left="425" w:hanging="425" w:leftChars="0" w:firstLineChars="0"/>
         <w:textAlignment w:val="baseline"/>
         <w:rPr>
-          <w:rFonts w:ascii="宋体" w:hAnsi="宋体" w:eastAsia="宋体" w:cs="宋体"/>
+          <w:rFonts w:ascii="宋体" w:eastAsia="宋体" w:hAnsi="宋体" w:cs="宋体"/>
           <w:sz w:val="24"/>
           <w:szCs w:val="24"/>
         </w:rPr>
       </w:pPr>
       <w:r>
         <w:rPr>
-          <w:rFonts w:ascii="宋体" w:hAnsi="宋体" w:eastAsia="宋体" w:cs="宋体"/>
+          <w:rFonts w:ascii="宋体" w:eastAsia="宋体" w:hAnsi="宋体" w:cs="宋体"/>
           <w:spacing w:val="-1"/>
           <w:sz w:val="24"/>
           <w:szCs w:val="24"/>
@@ -7147,7 +7037,7 @@
       </w:r>
       <w:r>
         <w:rPr>
-          <w:rFonts w:hint="eastAsia" w:ascii="宋体" w:hAnsi="宋体" w:cs="宋体"/>
+          <w:rFonts w:ascii="宋体" w:hAnsi="宋体" w:cs="宋体" w:hint="eastAsia"/>
           <w:spacing w:val="-1"/>
           <w:sz w:val="24"/>
           <w:szCs w:val="24"/>
@@ -7157,7 +7047,7 @@
       </w:r>
       <w:r>
         <w:rPr>
-          <w:rFonts w:ascii="宋体" w:hAnsi="宋体" w:eastAsia="宋体" w:cs="宋体"/>
+          <w:rFonts w:ascii="宋体" w:eastAsia="宋体" w:hAnsi="宋体" w:cs="宋体"/>
           <w:spacing w:val="-1"/>
           <w:sz w:val="24"/>
           <w:szCs w:val="24"/>
@@ -7185,7 +7075,7 @@
         <w:adjustRightInd w:val="0"/>
         <w:snapToGrid w:val="0"/>
         <w:spacing w:line="360" w:lineRule="auto"/>
-        <w:ind w:left="425" w:leftChars="0" w:hanging="425" w:firstLineChars="0"/>
+        <w:ind w:left="425" w:hanging="425" w:leftChars="0" w:firstLineChars="0"/>
         <w:textAlignment w:val="baseline"/>
         <w:rPr>
           <w:rFonts w:hint="default"/>
@@ -7194,7 +7084,7 @@
       </w:pPr>
       <w:r>
         <w:rPr>
-          <w:rFonts w:ascii="宋体" w:hAnsi="宋体" w:eastAsia="宋体" w:cs="宋体"/>
+          <w:rFonts w:ascii="宋体" w:eastAsia="宋体" w:hAnsi="宋体" w:cs="宋体"/>
           <w:spacing w:val="-2"/>
           <w:sz w:val="24"/>
           <w:szCs w:val="24"/>
@@ -7204,7 +7094,7 @@
     </w:p>
     <w:p>
       <w:pPr>
-        <w:pStyle w:val="28"/>
+        <w:pStyle w:val="1"/>
         <w:keepNext w:val="0"/>
         <w:keepLines w:val="0"/>
         <w:pageBreakBefore w:val="0"/>
@@ -7223,9 +7113,9 @@
           <w:lang w:val="en-US" w:eastAsia="zh-CN"/>
         </w:rPr>
       </w:pPr>
-      <w:bookmarkStart w:id="35" w:name="bookmark14"/>
-      <w:bookmarkEnd w:id="35"/>
-      <w:bookmarkStart w:id="36" w:name="_Toc27755"/>
+      <w:bookmarkStart w:id="36" w:name="bookmark14"/>
+      <w:bookmarkEnd w:id="36"/>
+      <w:bookmarkStart w:id="37" w:name="_Toc27755"/>
       <w:r>
         <w:rPr>
           <w:rFonts w:hint="eastAsia"/>
@@ -7233,16 +7123,16 @@
         </w:rPr>
         <w:t>附件</w:t>
       </w:r>
-      <w:bookmarkEnd w:id="36"/>
-    </w:p>
-    <w:p>
-      <w:pPr>
-        <w:pStyle w:val="29"/>
+      <w:bookmarkEnd w:id="37"/>
+    </w:p>
+    <w:p>
+      <w:pPr>
+        <w:pStyle w:val="a1"/>
         <w:numPr>
           <w:ilvl w:val="0"/>
           <w:numId w:val="5"/>
         </w:numPr>
-        <w:ind w:left="425" w:leftChars="0" w:hanging="425" w:firstLineChars="0"/>
+        <w:ind w:left="425" w:hanging="425" w:leftChars="0" w:firstLineChars="0"/>
         <w:rPr>
           <w:rFonts w:hint="default"/>
           <w:lang w:val="en-US" w:eastAsia="zh-CN"/>
@@ -7258,12 +7148,12 @@
     </w:p>
     <w:p>
       <w:pPr>
-        <w:pStyle w:val="29"/>
+        <w:pStyle w:val="a1"/>
         <w:numPr>
           <w:ilvl w:val="0"/>
           <w:numId w:val="5"/>
         </w:numPr>
-        <w:ind w:left="425" w:leftChars="0" w:hanging="425" w:firstLineChars="0"/>
+        <w:ind w:left="425" w:hanging="425" w:leftChars="0" w:firstLineChars="0"/>
         <w:rPr>
           <w:rFonts w:hint="default"/>
           <w:lang w:val="en-US" w:eastAsia="zh-CN"/>
@@ -7279,7 +7169,7 @@
     </w:p>
     <w:p>
       <w:pPr>
-        <w:pStyle w:val="28"/>
+        <w:pStyle w:val="1"/>
         <w:keepNext w:val="0"/>
         <w:keepLines w:val="0"/>
         <w:pageBreakBefore w:val="0"/>
@@ -7298,7 +7188,7 @@
           <w:lang w:val="en-US" w:eastAsia="zh-CN"/>
         </w:rPr>
       </w:pPr>
-      <w:bookmarkStart w:id="37" w:name="_Toc368"/>
+      <w:bookmarkStart w:id="38" w:name="_Toc368"/>
       <w:r>
         <w:rPr>
           <w:rFonts w:hint="eastAsia"/>
@@ -7306,11 +7196,11 @@
         </w:rPr>
         <w:t>记录</w:t>
       </w:r>
-      <w:bookmarkEnd w:id="37"/>
-    </w:p>
-    <w:p>
-      <w:pPr>
-        <w:pStyle w:val="29"/>
+      <w:bookmarkEnd w:id="38"/>
+    </w:p>
+    <w:p>
+      <w:pPr>
+        <w:pStyle w:val="a1"/>
         <w:keepNext w:val="0"/>
         <w:keepLines w:val="0"/>
         <w:pageBreakBefore w:val="0"/>
@@ -7327,7 +7217,7 @@
         <w:bidi w:val="0"/>
         <w:adjustRightInd w:val="0"/>
         <w:snapToGrid w:val="0"/>
-        <w:ind w:left="425" w:leftChars="0" w:hanging="425" w:firstLineChars="0"/>
+        <w:ind w:left="425" w:hanging="425" w:leftChars="0" w:firstLineChars="0"/>
         <w:textAlignment w:val="baseline"/>
         <w:rPr>
           <w:rFonts w:hint="eastAsia"/>
@@ -7344,7 +7234,7 @@
     </w:p>
     <w:p>
       <w:pPr>
-        <w:pStyle w:val="29"/>
+        <w:pStyle w:val="a1"/>
         <w:keepNext w:val="0"/>
         <w:keepLines w:val="0"/>
         <w:pageBreakBefore w:val="0"/>
@@ -7361,7 +7251,7 @@
         <w:bidi w:val="0"/>
         <w:adjustRightInd w:val="0"/>
         <w:snapToGrid w:val="0"/>
-        <w:ind w:left="425" w:leftChars="0" w:hanging="425" w:firstLineChars="0"/>
+        <w:ind w:left="425" w:hanging="425" w:leftChars="0" w:firstLineChars="0"/>
         <w:textAlignment w:val="baseline"/>
         <w:rPr>
           <w:rFonts w:hint="eastAsia"/>
@@ -7377,58 +7267,29 @@
       </w:r>
     </w:p>
     <w:sectPr>
-      <w:headerReference r:id="rId5" w:type="default"/>
-      <w:footerReference r:id="rId6" w:type="default"/>
-      <w:headerReference w:type="first" r:id="rId12"/>
-      <w:footerReference w:type="first" r:id="rId13"/>
-      <w:headerReference w:type="even" r:id="rId14"/>
-      <w:footerReference w:type="even" r:id="rId15"/>
+      <w:headerReference w:type="even" r:id="rId6"/>
+      <w:headerReference w:type="default" r:id="rId7"/>
+      <w:footerReference w:type="even" r:id="rId8"/>
+      <w:footerReference w:type="default" r:id="rId9"/>
+      <w:headerReference w:type="first" r:id="rId10"/>
+      <w:footerReference w:type="first" r:id="rId11"/>
       <w:pgSz w:w="11906" w:h="16838"/>
       <w:pgMar w:top="1417" w:right="1800" w:bottom="1440" w:left="1800" w:header="1140" w:footer="992" w:gutter="0"/>
-      <w:cols w:space="425" w:num="1"/>
+      <w:cols w:num="1" w:space="425"/>
       <w:docGrid w:type="lines" w:linePitch="312" w:charSpace="0"/>
     </w:sectPr>
   </w:body>
 </w:document>
 </file>
 
-<file path=word/endnotes.xml><?xml version="1.0" encoding="utf-8"?>
-<w:endnotes xmlns:wpc="http://schemas.microsoft.com/office/word/2010/wordprocessingCanvas" xmlns:mc="http://schemas.openxmlformats.org/markup-compatibility/2006" xmlns:o="urn:schemas-microsoft-com:office:office" xmlns:r="http://schemas.openxmlformats.org/officeDocument/2006/relationships" xmlns:m="http://schemas.openxmlformats.org/officeDocument/2006/math" xmlns:v="urn:schemas-microsoft-com:vml" xmlns:wp14="http://schemas.microsoft.com/office/word/2010/wordprocessingDrawing" xmlns:wp="http://schemas.openxmlformats.org/drawingml/2006/wordprocessingDrawing" xmlns:w="http://schemas.openxmlformats.org/wordprocessingml/2006/main" xmlns:w14="http://schemas.microsoft.com/office/word/2010/wordml" xmlns:w15="http://schemas.microsoft.com/office/word/2012/wordml" xmlns:w10="urn:schemas-microsoft-com:office:word" xmlns:wpg="http://schemas.microsoft.com/office/word/2010/wordprocessingGroup" xmlns:wpi="http://schemas.microsoft.com/office/word/2010/wordprocessingInk" xmlns:wne="http://schemas.microsoft.com/office/word/2006/wordml" xmlns:wps="http://schemas.microsoft.com/office/word/2010/wordprocessingShape" xmlns:wpsCustomData="http://www.wps.cn/officeDocument/2013/wpsCustomData" mc:Ignorable="w14 w15 wp14">
-  <w:endnote w:type="separator" w:id="0">
-    <w:p>
-      <w:pPr>
-        <w:spacing w:line="240" w:lineRule="auto"/>
-      </w:pPr>
-      <w:r>
-        <w:separator/>
-      </w:r>
-    </w:p>
-  </w:endnote>
-  <w:endnote w:type="continuationSeparator" w:id="1">
-    <w:p>
-      <w:pPr>
-        <w:spacing w:line="240" w:lineRule="auto"/>
-      </w:pPr>
-      <w:r>
-        <w:continuationSeparator/>
-      </w:r>
-    </w:p>
-  </w:endnote>
-</w:endnotes>
-</file>
-
 <file path=word/footer1.xml><?xml version="1.0" encoding="utf-8"?>
-<w:ftr xmlns:wpc="http://schemas.microsoft.com/office/word/2010/wordprocessingCanvas" xmlns:mc="http://schemas.openxmlformats.org/markup-compatibility/2006" xmlns:o="urn:schemas-microsoft-com:office:office" xmlns:r="http://schemas.openxmlformats.org/officeDocument/2006/relationships" xmlns:m="http://schemas.openxmlformats.org/officeDocument/2006/math" xmlns:v="urn:schemas-microsoft-com:vml" xmlns:wp14="http://schemas.microsoft.com/office/word/2010/wordprocessingDrawing" xmlns:wp="http://schemas.openxmlformats.org/drawingml/2006/wordprocessingDrawing" xmlns:w10="urn:schemas-microsoft-com:office:word" xmlns:w="http://schemas.openxmlformats.org/wordprocessingml/2006/main" xmlns:w14="http://schemas.microsoft.com/office/word/2010/wordml" xmlns:w15="http://schemas.microsoft.com/office/word/2012/wordml" xmlns:wpg="http://schemas.microsoft.com/office/word/2010/wordprocessingGroup" xmlns:wpi="http://schemas.microsoft.com/office/word/2010/wordprocessingInk" xmlns:wne="http://schemas.microsoft.com/office/word/2006/wordml" xmlns:wps="http://schemas.microsoft.com/office/word/2010/wordprocessingShape" xmlns:wpsCustomData="http://www.wps.cn/officeDocument/2013/wpsCustomData" mc:Ignorable="w14 w15 wp14">
-  <w:p>
-    <w:pPr>
-      <w:pStyle w:val="14"/>
-    </w:pPr>
-  </w:p>
+<w:ftr xmlns:wpc="http://schemas.microsoft.com/office/word/2010/wordprocessingCanvas" xmlns:mc="http://schemas.openxmlformats.org/markup-compatibility/2006" xmlns:o="urn:schemas-microsoft-com:office:office" xmlns:r="http://schemas.openxmlformats.org/officeDocument/2006/relationships" xmlns:m="http://schemas.openxmlformats.org/officeDocument/2006/math" xmlns:v="urn:schemas-microsoft-com:vml" xmlns:wp14="http://schemas.microsoft.com/office/word/2010/wordprocessingDrawing" xmlns:wp="http://schemas.openxmlformats.org/drawingml/2006/wordprocessingDrawing" xmlns:w10="urn:schemas-microsoft-com:office:word" xmlns:w="http://schemas.openxmlformats.org/wordprocessingml/2006/main" xmlns:w14="http://schemas.microsoft.com/office/word/2010/wordml" xmlns:w15="http://schemas.microsoft.com/office/word/2012/wordml" xmlns:wne="http://schemas.microsoft.com/office/word/2006/wordml" xmlns:wpg="http://schemas.microsoft.com/office/word/2010/wordprocessingGroup" xmlns:wpi="http://schemas.microsoft.com/office/word/2010/wordprocessingInk" xmlns:wps="http://schemas.microsoft.com/office/word/2010/wordprocessingShape" mc:Ignorable="w14 w15 wp14">
+  <w:p/>
 </w:ftr>
 </file>
 
 <file path=word/footer2.xml><?xml version="1.0" encoding="utf-8"?>
-<w:ftr xmlns:m="http://schemas.openxmlformats.org/officeDocument/2006/math" xmlns:mc="http://schemas.openxmlformats.org/markup-compatibility/2006" xmlns:mo="http://schemas.microsoft.com/office/mac/office/2008/main" xmlns:mv="urn:schemas-microsoft-com:mac:vml" xmlns:o="urn:schemas-microsoft-com:office:office" xmlns:r="http://schemas.openxmlformats.org/officeDocument/2006/relationships" xmlns:v="urn:schemas-microsoft-com:vml" xmlns:w10="urn:schemas-microsoft-com:office:word" xmlns:w14="http://schemas.microsoft.com/office/word/2010/wordml" xmlns:w="http://schemas.openxmlformats.org/wordprocessingml/2006/main" xmlns:wne="http://schemas.microsoft.com/office/word/2006/wordml" xmlns:wp14="http://schemas.microsoft.com/office/word/2010/wordprocessingDrawing" xmlns:wp="http://schemas.openxmlformats.org/drawingml/2006/wordprocessingDrawing" xmlns:wpc="http://schemas.microsoft.com/office/word/2010/wordprocessingCanvas" xmlns:wpg="http://schemas.microsoft.com/office/word/2010/wordprocessingGroup" xmlns:wpi="http://schemas.microsoft.com/office/word/2010/wordprocessingInk" xmlns:wps="http://schemas.microsoft.com/office/word/2010/wordprocessingShape" mc:Ignorable="w14 wp14">
+<w:ftr xmlns:wpc="http://schemas.microsoft.com/office/word/2010/wordprocessingCanvas" xmlns:mc="http://schemas.openxmlformats.org/markup-compatibility/2006" xmlns:o="urn:schemas-microsoft-com:office:office" xmlns:r="http://schemas.openxmlformats.org/officeDocument/2006/relationships" xmlns:m="http://schemas.openxmlformats.org/officeDocument/2006/math" xmlns:v="urn:schemas-microsoft-com:vml" xmlns:wp14="http://schemas.microsoft.com/office/word/2010/wordprocessingDrawing" xmlns:wp="http://schemas.openxmlformats.org/drawingml/2006/wordprocessingDrawing" xmlns:w10="urn:schemas-microsoft-com:office:word" xmlns:w="http://schemas.openxmlformats.org/wordprocessingml/2006/main" xmlns:w14="http://schemas.microsoft.com/office/word/2010/wordml" xmlns:w15="http://schemas.microsoft.com/office/word/2012/wordml" xmlns:wne="http://schemas.microsoft.com/office/word/2006/wordml" xmlns:wpg="http://schemas.microsoft.com/office/word/2010/wordprocessingGroup" xmlns:wpi="http://schemas.microsoft.com/office/word/2010/wordprocessingInk" xmlns:wps="http://schemas.microsoft.com/office/word/2010/wordprocessingShape" mc:Ignorable="w14 w15 wp14">
   <w:p>
     <w:pPr>
       <w:pStyle w:val="Footer"/>
@@ -7438,47 +7299,24 @@
 </file>
 
 <file path=word/footer3.xml><?xml version="1.0" encoding="utf-8"?>
-<w:ftr xmlns:m="http://schemas.openxmlformats.org/officeDocument/2006/math" xmlns:mc="http://schemas.openxmlformats.org/markup-compatibility/2006" xmlns:mo="http://schemas.microsoft.com/office/mac/office/2008/main" xmlns:mv="urn:schemas-microsoft-com:mac:vml" xmlns:o="urn:schemas-microsoft-com:office:office" xmlns:r="http://schemas.openxmlformats.org/officeDocument/2006/relationships" xmlns:v="urn:schemas-microsoft-com:vml" xmlns:w10="urn:schemas-microsoft-com:office:word" xmlns:w14="http://schemas.microsoft.com/office/word/2010/wordml" xmlns:w="http://schemas.openxmlformats.org/wordprocessingml/2006/main" xmlns:wne="http://schemas.microsoft.com/office/word/2006/wordml" xmlns:wp14="http://schemas.microsoft.com/office/word/2010/wordprocessingDrawing" xmlns:wp="http://schemas.openxmlformats.org/drawingml/2006/wordprocessingDrawing" xmlns:wpc="http://schemas.microsoft.com/office/word/2010/wordprocessingCanvas" xmlns:wpg="http://schemas.microsoft.com/office/word/2010/wordprocessingGroup" xmlns:wpi="http://schemas.microsoft.com/office/word/2010/wordprocessingInk" xmlns:wps="http://schemas.microsoft.com/office/word/2010/wordprocessingShape" mc:Ignorable="w14 wp14">
-  <w:p>
-    <w:pPr>
-      <w:pStyle w:val="Footer"/>
-    </w:pPr>
-  </w:p>
+<w:ftr xmlns:wpc="http://schemas.microsoft.com/office/word/2010/wordprocessingCanvas" xmlns:mc="http://schemas.openxmlformats.org/markup-compatibility/2006" xmlns:o="urn:schemas-microsoft-com:office:office" xmlns:r="http://schemas.openxmlformats.org/officeDocument/2006/relationships" xmlns:m="http://schemas.openxmlformats.org/officeDocument/2006/math" xmlns:v="urn:schemas-microsoft-com:vml" xmlns:wp14="http://schemas.microsoft.com/office/word/2010/wordprocessingDrawing" xmlns:wp="http://schemas.openxmlformats.org/drawingml/2006/wordprocessingDrawing" xmlns:w10="urn:schemas-microsoft-com:office:word" xmlns:w="http://schemas.openxmlformats.org/wordprocessingml/2006/main" xmlns:w14="http://schemas.microsoft.com/office/word/2010/wordml" xmlns:w15="http://schemas.microsoft.com/office/word/2012/wordml" xmlns:wne="http://schemas.microsoft.com/office/word/2006/wordml" xmlns:wpg="http://schemas.microsoft.com/office/word/2010/wordprocessingGroup" xmlns:wpi="http://schemas.microsoft.com/office/word/2010/wordprocessingInk" xmlns:wps="http://schemas.microsoft.com/office/word/2010/wordprocessingShape" mc:Ignorable="w14 w15 wp14">
+  <w:p/>
 </w:ftr>
 </file>
 
-<file path=word/footnotes.xml><?xml version="1.0" encoding="utf-8"?>
-<w:footnotes xmlns:wpc="http://schemas.microsoft.com/office/word/2010/wordprocessingCanvas" xmlns:mc="http://schemas.openxmlformats.org/markup-compatibility/2006" xmlns:o="urn:schemas-microsoft-com:office:office" xmlns:r="http://schemas.openxmlformats.org/officeDocument/2006/relationships" xmlns:m="http://schemas.openxmlformats.org/officeDocument/2006/math" xmlns:v="urn:schemas-microsoft-com:vml" xmlns:wp14="http://schemas.microsoft.com/office/word/2010/wordprocessingDrawing" xmlns:wp="http://schemas.openxmlformats.org/drawingml/2006/wordprocessingDrawing" xmlns:w="http://schemas.openxmlformats.org/wordprocessingml/2006/main" xmlns:w14="http://schemas.microsoft.com/office/word/2010/wordml" xmlns:w15="http://schemas.microsoft.com/office/word/2012/wordml" xmlns:w10="urn:schemas-microsoft-com:office:word" xmlns:wpg="http://schemas.microsoft.com/office/word/2010/wordprocessingGroup" xmlns:wpi="http://schemas.microsoft.com/office/word/2010/wordprocessingInk" xmlns:wne="http://schemas.microsoft.com/office/word/2006/wordml" xmlns:wps="http://schemas.microsoft.com/office/word/2010/wordprocessingShape" xmlns:wpsCustomData="http://www.wps.cn/officeDocument/2013/wpsCustomData" mc:Ignorable="w14 w15 wp14">
-  <w:footnote w:type="separator" w:id="0">
-    <w:p>
-      <w:pPr>
-        <w:spacing w:line="360" w:lineRule="auto"/>
-      </w:pPr>
-      <w:r>
-        <w:separator/>
-      </w:r>
-    </w:p>
-  </w:footnote>
-  <w:footnote w:type="continuationSeparator" w:id="1">
-    <w:p>
-      <w:pPr>
-        <w:spacing w:line="360" w:lineRule="auto"/>
-      </w:pPr>
-      <w:r>
-        <w:continuationSeparator/>
-      </w:r>
-    </w:p>
-  </w:footnote>
-</w:footnotes>
+<file path=word/header1.xml><?xml version="1.0" encoding="utf-8"?>
+<w:hdr xmlns:wpc="http://schemas.microsoft.com/office/word/2010/wordprocessingCanvas" xmlns:mc="http://schemas.openxmlformats.org/markup-compatibility/2006" xmlns:o="urn:schemas-microsoft-com:office:office" xmlns:r="http://schemas.openxmlformats.org/officeDocument/2006/relationships" xmlns:m="http://schemas.openxmlformats.org/officeDocument/2006/math" xmlns:v="urn:schemas-microsoft-com:vml" xmlns:wp14="http://schemas.microsoft.com/office/word/2010/wordprocessingDrawing" xmlns:wp="http://schemas.openxmlformats.org/drawingml/2006/wordprocessingDrawing" xmlns:w10="urn:schemas-microsoft-com:office:word" xmlns:w="http://schemas.openxmlformats.org/wordprocessingml/2006/main" xmlns:w14="http://schemas.microsoft.com/office/word/2010/wordml" xmlns:w15="http://schemas.microsoft.com/office/word/2012/wordml" xmlns:wne="http://schemas.microsoft.com/office/word/2006/wordml" xmlns:wpg="http://schemas.microsoft.com/office/word/2010/wordprocessingGroup" xmlns:wpi="http://schemas.microsoft.com/office/word/2010/wordprocessingInk" xmlns:wps="http://schemas.microsoft.com/office/word/2010/wordprocessingShape" mc:Ignorable="w14 w15 wp14">
+  <w:p/>
+</w:hdr>
 </file>
 
-<file path=word/header1.xml><?xml version="1.0" encoding="utf-8"?>
-<w:hdr xmlns:wpc="http://schemas.microsoft.com/office/word/2010/wordprocessingCanvas" xmlns:mc="http://schemas.openxmlformats.org/markup-compatibility/2006" xmlns:o="urn:schemas-microsoft-com:office:office" xmlns:r="http://schemas.openxmlformats.org/officeDocument/2006/relationships" xmlns:m="http://schemas.openxmlformats.org/officeDocument/2006/math" xmlns:v="urn:schemas-microsoft-com:vml" xmlns:wp14="http://schemas.microsoft.com/office/word/2010/wordprocessingDrawing" xmlns:wp="http://schemas.openxmlformats.org/drawingml/2006/wordprocessingDrawing" xmlns:w10="urn:schemas-microsoft-com:office:word" xmlns:w="http://schemas.openxmlformats.org/wordprocessingml/2006/main" xmlns:w14="http://schemas.microsoft.com/office/word/2010/wordml" xmlns:w15="http://schemas.microsoft.com/office/word/2012/wordml" xmlns:wpg="http://schemas.microsoft.com/office/word/2010/wordprocessingGroup" xmlns:wpi="http://schemas.microsoft.com/office/word/2010/wordprocessingInk" xmlns:wne="http://schemas.microsoft.com/office/word/2006/wordml" xmlns:wps="http://schemas.microsoft.com/office/word/2010/wordprocessingShape" xmlns:wpsCustomData="http://www.wps.cn/officeDocument/2013/wpsCustomData" mc:Ignorable="w14 w15 wp14">
+<file path=word/header2.xml><?xml version="1.0" encoding="utf-8"?>
+<w:hdr xmlns:wpc="http://schemas.microsoft.com/office/word/2010/wordprocessingCanvas" xmlns:mc="http://schemas.openxmlformats.org/markup-compatibility/2006" xmlns:o="urn:schemas-microsoft-com:office:office" xmlns:r="http://schemas.openxmlformats.org/officeDocument/2006/relationships" xmlns:m="http://schemas.openxmlformats.org/officeDocument/2006/math" xmlns:v="urn:schemas-microsoft-com:vml" xmlns:wp14="http://schemas.microsoft.com/office/word/2010/wordprocessingDrawing" xmlns:wp="http://schemas.openxmlformats.org/drawingml/2006/wordprocessingDrawing" xmlns:w10="urn:schemas-microsoft-com:office:word" xmlns:w="http://schemas.openxmlformats.org/wordprocessingml/2006/main" xmlns:w14="http://schemas.microsoft.com/office/word/2010/wordml" xmlns:w15="http://schemas.microsoft.com/office/word/2012/wordml" xmlns:wne="http://schemas.microsoft.com/office/word/2006/wordml" xmlns:wpg="http://schemas.microsoft.com/office/word/2010/wordprocessingGroup" xmlns:wpi="http://schemas.microsoft.com/office/word/2010/wordprocessingInk" xmlns:wps="http://schemas.microsoft.com/office/word/2010/wordprocessingShape" mc:Ignorable="w14 w15 wp14">
   <w:p>
     <w:pPr>
-      <w:pStyle w:val="15"/>
+      <w:pStyle w:val="Header"/>
       <w:pBdr>
-        <w:bottom w:val="single" w:color="auto" w:sz="4" w:space="1"/>
+        <w:bottom w:val="single" w:sz="4" w:space="1" w:color="auto"/>
       </w:pBdr>
       <w:tabs>
         <w:tab w:val="left" w:pos="335"/>
@@ -7486,62 +7324,36 @@
       </w:tabs>
       <w:jc w:val="right"/>
       <w:rPr>
-        <w:rFonts w:hint="eastAsia" w:eastAsiaTheme="minorEastAsia"/>
+        <w:rFonts w:eastAsiaTheme="minorEastAsia" w:hint="eastAsia"/>
         <w:lang w:eastAsia="zh-CN"/>
       </w:rPr>
     </w:pPr>
     <w:r>
       <w:rPr>
-        <w:rFonts w:hint="eastAsia" w:eastAsiaTheme="minorEastAsia"/>
+        <w:rFonts w:eastAsiaTheme="minorEastAsia" w:hint="eastAsia"/>
         <w:lang w:val="en-US" w:eastAsia="zh-CN"/>
       </w:rPr>
       <w:tab/>
       <w:tab/>
       <w:t>重庆市鹧鸪哨信息技术有限责任公司</w:t>
     </w:r>
-    <w:r>
-      <w:rPr>
-        <w:rFonts w:hint="eastAsia" w:eastAsiaTheme="minorEastAsia"/>
-        <w:lang w:val="en-US" w:eastAsia="zh-CN"/>
-      </w:rPr>
-    </w:r>
-    <w:r>
-      <w:rPr>
-        <w:rFonts w:hint="eastAsia" w:eastAsiaTheme="minorEastAsia"/>
-        <w:lang w:val="en-US" w:eastAsia="zh-CN"/>
-      </w:rPr>
-    </w:r>
-  </w:p>
-</w:hdr>
-</file>
-
-<file path=word/header2.xml><?xml version="1.0" encoding="utf-8"?>
-<w:hdr xmlns:m="http://schemas.openxmlformats.org/officeDocument/2006/math" xmlns:mc="http://schemas.openxmlformats.org/markup-compatibility/2006" xmlns:mo="http://schemas.microsoft.com/office/mac/office/2008/main" xmlns:mv="urn:schemas-microsoft-com:mac:vml" xmlns:o="urn:schemas-microsoft-com:office:office" xmlns:r="http://schemas.openxmlformats.org/officeDocument/2006/relationships" xmlns:v="urn:schemas-microsoft-com:vml" xmlns:w10="urn:schemas-microsoft-com:office:word" xmlns:w14="http://schemas.microsoft.com/office/word/2010/wordml" xmlns:w="http://schemas.openxmlformats.org/wordprocessingml/2006/main" xmlns:wne="http://schemas.microsoft.com/office/word/2006/wordml" xmlns:wp14="http://schemas.microsoft.com/office/word/2010/wordprocessingDrawing" xmlns:wp="http://schemas.openxmlformats.org/drawingml/2006/wordprocessingDrawing" xmlns:wpc="http://schemas.microsoft.com/office/word/2010/wordprocessingCanvas" xmlns:wpg="http://schemas.microsoft.com/office/word/2010/wordprocessingGroup" xmlns:wpi="http://schemas.microsoft.com/office/word/2010/wordprocessingInk" xmlns:wps="http://schemas.microsoft.com/office/word/2010/wordprocessingShape" mc:Ignorable="w14 wp14">
-  <w:p>
-    <w:pPr>
-      <w:pStyle w:val="Header"/>
-    </w:pPr>
   </w:p>
 </w:hdr>
 </file>
 
 <file path=word/header3.xml><?xml version="1.0" encoding="utf-8"?>
-<w:hdr xmlns:m="http://schemas.openxmlformats.org/officeDocument/2006/math" xmlns:mc="http://schemas.openxmlformats.org/markup-compatibility/2006" xmlns:mo="http://schemas.microsoft.com/office/mac/office/2008/main" xmlns:mv="urn:schemas-microsoft-com:mac:vml" xmlns:o="urn:schemas-microsoft-com:office:office" xmlns:r="http://schemas.openxmlformats.org/officeDocument/2006/relationships" xmlns:v="urn:schemas-microsoft-com:vml" xmlns:w10="urn:schemas-microsoft-com:office:word" xmlns:w14="http://schemas.microsoft.com/office/word/2010/wordml" xmlns:w="http://schemas.openxmlformats.org/wordprocessingml/2006/main" xmlns:wne="http://schemas.microsoft.com/office/word/2006/wordml" xmlns:wp14="http://schemas.microsoft.com/office/word/2010/wordprocessingDrawing" xmlns:wp="http://schemas.openxmlformats.org/drawingml/2006/wordprocessingDrawing" xmlns:wpc="http://schemas.microsoft.com/office/word/2010/wordprocessingCanvas" xmlns:wpg="http://schemas.microsoft.com/office/word/2010/wordprocessingGroup" xmlns:wpi="http://schemas.microsoft.com/office/word/2010/wordprocessingInk" xmlns:wps="http://schemas.microsoft.com/office/word/2010/wordprocessingShape" mc:Ignorable="w14 wp14">
-  <w:p>
-    <w:pPr>
-      <w:pStyle w:val="Header"/>
-    </w:pPr>
-  </w:p>
+<w:hdr xmlns:wpc="http://schemas.microsoft.com/office/word/2010/wordprocessingCanvas" xmlns:mc="http://schemas.openxmlformats.org/markup-compatibility/2006" xmlns:o="urn:schemas-microsoft-com:office:office" xmlns:r="http://schemas.openxmlformats.org/officeDocument/2006/relationships" xmlns:m="http://schemas.openxmlformats.org/officeDocument/2006/math" xmlns:v="urn:schemas-microsoft-com:vml" xmlns:wp14="http://schemas.microsoft.com/office/word/2010/wordprocessingDrawing" xmlns:wp="http://schemas.openxmlformats.org/drawingml/2006/wordprocessingDrawing" xmlns:w10="urn:schemas-microsoft-com:office:word" xmlns:w="http://schemas.openxmlformats.org/wordprocessingml/2006/main" xmlns:w14="http://schemas.microsoft.com/office/word/2010/wordml" xmlns:w15="http://schemas.microsoft.com/office/word/2012/wordml" xmlns:wne="http://schemas.microsoft.com/office/word/2006/wordml" xmlns:wpg="http://schemas.microsoft.com/office/word/2010/wordprocessingGroup" xmlns:wpi="http://schemas.microsoft.com/office/word/2010/wordprocessingInk" xmlns:wps="http://schemas.microsoft.com/office/word/2010/wordprocessingShape" mc:Ignorable="w14 w15 wp14">
+  <w:p/>
 </w:hdr>
 </file>
 
 <file path=word/numbering.xml><?xml version="1.0" encoding="utf-8"?>
-<w:numbering xmlns:wpc="http://schemas.microsoft.com/office/word/2010/wordprocessingCanvas" xmlns:mc="http://schemas.openxmlformats.org/markup-compatibility/2006" xmlns:o="urn:schemas-microsoft-com:office:office" xmlns:r="http://schemas.openxmlformats.org/officeDocument/2006/relationships" xmlns:m="http://schemas.openxmlformats.org/officeDocument/2006/math" xmlns:v="urn:schemas-microsoft-com:vml" xmlns:wp14="http://schemas.microsoft.com/office/word/2010/wordprocessingDrawing" xmlns:wp="http://schemas.openxmlformats.org/drawingml/2006/wordprocessingDrawing" xmlns:w10="urn:schemas-microsoft-com:office:word" xmlns:w="http://schemas.openxmlformats.org/wordprocessingml/2006/main" xmlns:w14="http://schemas.microsoft.com/office/word/2010/wordml" xmlns:wpg="http://schemas.microsoft.com/office/word/2010/wordprocessingGroup" xmlns:wpi="http://schemas.microsoft.com/office/word/2010/wordprocessingInk" xmlns:wne="http://schemas.microsoft.com/office/word/2006/wordml" xmlns:wps="http://schemas.microsoft.com/office/word/2010/wordprocessingShape" xmlns:wpsCustomData="http://www.wps.cn/officeDocument/2013/wpsCustomData" mc:Ignorable="w14 wp14">
+<w:numbering xmlns:wpc="http://schemas.microsoft.com/office/word/2010/wordprocessingCanvas" xmlns:mc="http://schemas.openxmlformats.org/markup-compatibility/2006" xmlns:o="urn:schemas-microsoft-com:office:office" xmlns:r="http://schemas.openxmlformats.org/officeDocument/2006/relationships" xmlns:m="http://schemas.openxmlformats.org/officeDocument/2006/math" xmlns:v="urn:schemas-microsoft-com:vml" xmlns:wp14="http://schemas.microsoft.com/office/word/2010/wordprocessingDrawing" xmlns:wp="http://schemas.openxmlformats.org/drawingml/2006/wordprocessingDrawing" xmlns:w10="urn:schemas-microsoft-com:office:word" xmlns:w="http://schemas.openxmlformats.org/wordprocessingml/2006/main" xmlns:w14="http://schemas.microsoft.com/office/word/2010/wordml" xmlns:w15="http://schemas.microsoft.com/office/word/2012/wordml" xmlns:wne="http://schemas.microsoft.com/office/word/2006/wordml" xmlns:wpg="http://schemas.microsoft.com/office/word/2010/wordprocessingGroup" xmlns:wpi="http://schemas.microsoft.com/office/word/2010/wordprocessingInk" xmlns:wps="http://schemas.microsoft.com/office/word/2010/wordprocessingShape" mc:Ignorable="w14 w15 wp14">
   <w:abstractNum w:abstractNumId="0">
     <w:nsid w:val="887A3C57"/>
     <w:multiLevelType w:val="singleLevel"/>
     <w:tmpl w:val="887A3C57"/>
-    <w:lvl w:ilvl="0" w:tentative="0">
+    <w:lvl w:ilvl="0">
       <w:start w:val="1"/>
       <w:numFmt w:val="decimal"/>
       <w:lvlText w:val="%1."/>
@@ -7558,10 +7370,10 @@
     <w:nsid w:val="8E964DCE"/>
     <w:multiLevelType w:val="multilevel"/>
     <w:tmpl w:val="8E964DCE"/>
-    <w:lvl w:ilvl="0" w:tentative="0">
+    <w:lvl w:ilvl="0">
       <w:start w:val="1"/>
       <w:numFmt w:val="decimal"/>
-      <w:pStyle w:val="2"/>
+      <w:pStyle w:val="Heading1"/>
       <w:lvlText w:val="%1."/>
       <w:lvlJc w:val="left"/>
       <w:pPr>
@@ -7571,10 +7383,10 @@
         <w:rFonts w:hint="default"/>
       </w:rPr>
     </w:lvl>
-    <w:lvl w:ilvl="1" w:tentative="0">
+    <w:lvl w:ilvl="1">
       <w:start w:val="1"/>
       <w:numFmt w:val="decimal"/>
-      <w:pStyle w:val="3"/>
+      <w:pStyle w:val="Heading2"/>
       <w:lvlText w:val="%1.%2."/>
       <w:lvlJc w:val="left"/>
       <w:pPr>
@@ -7584,10 +7396,10 @@
         <w:rFonts w:hint="default"/>
       </w:rPr>
     </w:lvl>
-    <w:lvl w:ilvl="2" w:tentative="0">
+    <w:lvl w:ilvl="2">
       <w:start w:val="1"/>
       <w:numFmt w:val="decimal"/>
-      <w:pStyle w:val="4"/>
+      <w:pStyle w:val="Heading3"/>
       <w:lvlText w:val="%1.%2.%3."/>
       <w:lvlJc w:val="left"/>
       <w:pPr>
@@ -7597,10 +7409,10 @@
         <w:rFonts w:hint="default"/>
       </w:rPr>
     </w:lvl>
-    <w:lvl w:ilvl="3" w:tentative="0">
+    <w:lvl w:ilvl="3">
       <w:start w:val="1"/>
       <w:numFmt w:val="decimal"/>
-      <w:pStyle w:val="5"/>
+      <w:pStyle w:val="Heading4"/>
       <w:lvlText w:val="%1.%2.%3.%4."/>
       <w:lvlJc w:val="left"/>
       <w:pPr>
@@ -7610,10 +7422,10 @@
         <w:rFonts w:hint="default"/>
       </w:rPr>
     </w:lvl>
-    <w:lvl w:ilvl="4" w:tentative="0">
+    <w:lvl w:ilvl="4">
       <w:start w:val="1"/>
       <w:numFmt w:val="decimal"/>
-      <w:pStyle w:val="6"/>
+      <w:pStyle w:val="Heading5"/>
       <w:lvlText w:val="%1.%2.%3.%4.%5."/>
       <w:lvlJc w:val="left"/>
       <w:pPr>
@@ -7623,10 +7435,10 @@
         <w:rFonts w:hint="default"/>
       </w:rPr>
     </w:lvl>
-    <w:lvl w:ilvl="5" w:tentative="0">
+    <w:lvl w:ilvl="5">
       <w:start w:val="1"/>
       <w:numFmt w:val="decimal"/>
-      <w:pStyle w:val="7"/>
+      <w:pStyle w:val="Heading6"/>
       <w:lvlText w:val="%1.%2.%3.%4.%5.%6."/>
       <w:lvlJc w:val="left"/>
       <w:pPr>
@@ -7636,10 +7448,10 @@
         <w:rFonts w:hint="default"/>
       </w:rPr>
     </w:lvl>
-    <w:lvl w:ilvl="6" w:tentative="0">
+    <w:lvl w:ilvl="6">
       <w:start w:val="1"/>
       <w:numFmt w:val="decimal"/>
-      <w:pStyle w:val="8"/>
+      <w:pStyle w:val="Heading7"/>
       <w:lvlText w:val="%1.%2.%3.%4.%5.%6.%7."/>
       <w:lvlJc w:val="left"/>
       <w:pPr>
@@ -7649,10 +7461,10 @@
         <w:rFonts w:hint="default"/>
       </w:rPr>
     </w:lvl>
-    <w:lvl w:ilvl="7" w:tentative="0">
+    <w:lvl w:ilvl="7">
       <w:start w:val="1"/>
       <w:numFmt w:val="decimal"/>
-      <w:pStyle w:val="9"/>
+      <w:pStyle w:val="Heading8"/>
       <w:lvlText w:val="%1.%2.%3.%4.%5.%6.%7.%8."/>
       <w:lvlJc w:val="left"/>
       <w:pPr>
@@ -7662,10 +7474,10 @@
         <w:rFonts w:hint="default"/>
       </w:rPr>
     </w:lvl>
-    <w:lvl w:ilvl="8" w:tentative="0">
+    <w:lvl w:ilvl="8">
       <w:start w:val="1"/>
       <w:numFmt w:val="decimal"/>
-      <w:pStyle w:val="10"/>
+      <w:pStyle w:val="Heading9"/>
       <w:lvlText w:val="%1.%2.%3.%4.%5.%6.%7.%8.%9."/>
       <w:lvlJc w:val="left"/>
       <w:pPr>
@@ -7680,7 +7492,7 @@
     <w:nsid w:val="D7B486EB"/>
     <w:multiLevelType w:val="singleLevel"/>
     <w:tmpl w:val="D7B486EB"/>
-    <w:lvl w:ilvl="0" w:tentative="0">
+    <w:lvl w:ilvl="0">
       <w:start w:val="1"/>
       <w:numFmt w:val="decimal"/>
       <w:lvlText w:val="%1."/>
@@ -7697,7 +7509,7 @@
     <w:nsid w:val="DCC84E5B"/>
     <w:multiLevelType w:val="singleLevel"/>
     <w:tmpl w:val="DCC84E5B"/>
-    <w:lvl w:ilvl="0" w:tentative="0">
+    <w:lvl w:ilvl="0">
       <w:start w:val="1"/>
       <w:numFmt w:val="decimal"/>
       <w:lvlText w:val="%1."/>
@@ -7714,7 +7526,7 @@
     <w:nsid w:val="F9539CF3"/>
     <w:multiLevelType w:val="singleLevel"/>
     <w:tmpl w:val="F9539CF3"/>
-    <w:lvl w:ilvl="0" w:tentative="0">
+    <w:lvl w:ilvl="0">
       <w:start w:val="1"/>
       <w:numFmt w:val="decimal"/>
       <w:lvlText w:val="%1."/>
@@ -7731,7 +7543,7 @@
     <w:nsid w:val="244368B2"/>
     <w:multiLevelType w:val="singleLevel"/>
     <w:tmpl w:val="244368B2"/>
-    <w:lvl w:ilvl="0" w:tentative="0">
+    <w:lvl w:ilvl="0">
       <w:start w:val="1"/>
       <w:numFmt w:val="decimal"/>
       <w:lvlText w:val="%1."/>
@@ -7766,269 +7578,267 @@
 </file>
 
 <file path=word/styles.xml><?xml version="1.0" encoding="utf-8"?>
-<w:styles xmlns:mc="http://schemas.openxmlformats.org/markup-compatibility/2006" xmlns:o="urn:schemas-microsoft-com:office:office" xmlns:r="http://schemas.openxmlformats.org/officeDocument/2006/relationships" xmlns:m="http://schemas.openxmlformats.org/officeDocument/2006/math" xmlns:v="urn:schemas-microsoft-com:vml" xmlns:w="http://schemas.openxmlformats.org/wordprocessingml/2006/main" xmlns:w14="http://schemas.microsoft.com/office/word/2010/wordml" xmlns:w10="urn:schemas-microsoft-com:office:word" xmlns:sl="http://schemas.openxmlformats.org/schemaLibrary/2006/main" xmlns:wpsCustomData="http://www.wps.cn/officeDocument/2013/wpsCustomData" mc:Ignorable="w14">
+<w:styles xmlns:mc="http://schemas.openxmlformats.org/markup-compatibility/2006" xmlns:r="http://schemas.openxmlformats.org/officeDocument/2006/relationships" xmlns:w="http://schemas.openxmlformats.org/wordprocessingml/2006/main" xmlns:w14="http://schemas.microsoft.com/office/word/2010/wordml" xmlns:w15="http://schemas.microsoft.com/office/word/2012/wordml" mc:Ignorable="w14 w15">
   <w:docDefaults>
     <w:rPrDefault>
       <w:rPr>
-        <w:rFonts w:ascii="Times New Roman" w:hAnsi="Times New Roman" w:eastAsia="宋体" w:cs="Times New Roman"/>
+        <w:rFonts w:ascii="Times New Roman" w:eastAsia="宋体" w:hAnsi="Times New Roman" w:cs="Times New Roman"/>
       </w:rPr>
     </w:rPrDefault>
     <w:pPrDefault/>
   </w:docDefaults>
-  <w:latentStyles w:count="260" w:defQFormat="0" w:defUnhideWhenUsed="1" w:defSemiHidden="1" w:defUIPriority="99" w:defLockedState="0">
-    <w:lsdException w:qFormat="1" w:unhideWhenUsed="0" w:uiPriority="0" w:semiHidden="0" w:name="Normal"/>
-    <w:lsdException w:qFormat="1" w:unhideWhenUsed="0" w:uiPriority="0" w:semiHidden="0" w:name="heading 1"/>
-    <w:lsdException w:qFormat="1" w:uiPriority="0" w:semiHidden="0" w:name="heading 2"/>
-    <w:lsdException w:qFormat="1" w:uiPriority="0" w:name="heading 3"/>
-    <w:lsdException w:qFormat="1" w:uiPriority="0" w:semiHidden="0" w:name="heading 4"/>
-    <w:lsdException w:qFormat="1" w:uiPriority="0" w:name="heading 5"/>
-    <w:lsdException w:qFormat="1" w:uiPriority="0" w:name="heading 6"/>
-    <w:lsdException w:qFormat="1" w:uiPriority="0" w:name="heading 7"/>
-    <w:lsdException w:qFormat="1" w:uiPriority="0" w:name="heading 8"/>
-    <w:lsdException w:qFormat="1" w:uiPriority="0" w:name="heading 9"/>
-    <w:lsdException w:unhideWhenUsed="0" w:uiPriority="0" w:semiHidden="0" w:name="index 1"/>
-    <w:lsdException w:unhideWhenUsed="0" w:uiPriority="0" w:semiHidden="0" w:name="index 2"/>
-    <w:lsdException w:unhideWhenUsed="0" w:uiPriority="0" w:semiHidden="0" w:name="index 3"/>
-    <w:lsdException w:unhideWhenUsed="0" w:uiPriority="0" w:semiHidden="0" w:name="index 4"/>
-    <w:lsdException w:unhideWhenUsed="0" w:uiPriority="0" w:semiHidden="0" w:name="index 5"/>
-    <w:lsdException w:unhideWhenUsed="0" w:uiPriority="0" w:semiHidden="0" w:name="index 6"/>
-    <w:lsdException w:unhideWhenUsed="0" w:uiPriority="0" w:semiHidden="0" w:name="index 7"/>
-    <w:lsdException w:unhideWhenUsed="0" w:uiPriority="0" w:semiHidden="0" w:name="index 8"/>
-    <w:lsdException w:unhideWhenUsed="0" w:uiPriority="0" w:semiHidden="0" w:name="index 9"/>
-    <w:lsdException w:qFormat="1" w:unhideWhenUsed="0" w:uiPriority="0" w:semiHidden="0" w:name="toc 1"/>
-    <w:lsdException w:qFormat="1" w:unhideWhenUsed="0" w:uiPriority="0" w:semiHidden="0" w:name="toc 2"/>
-    <w:lsdException w:qFormat="1" w:unhideWhenUsed="0" w:uiPriority="0" w:semiHidden="0" w:name="toc 3"/>
-    <w:lsdException w:unhideWhenUsed="0" w:uiPriority="0" w:semiHidden="0" w:name="toc 4"/>
-    <w:lsdException w:unhideWhenUsed="0" w:uiPriority="0" w:semiHidden="0" w:name="toc 5"/>
-    <w:lsdException w:unhideWhenUsed="0" w:uiPriority="0" w:semiHidden="0" w:name="toc 6"/>
-    <w:lsdException w:unhideWhenUsed="0" w:uiPriority="0" w:semiHidden="0" w:name="toc 7"/>
-    <w:lsdException w:unhideWhenUsed="0" w:uiPriority="0" w:semiHidden="0" w:name="toc 8"/>
-    <w:lsdException w:unhideWhenUsed="0" w:uiPriority="0" w:semiHidden="0" w:name="toc 9"/>
-    <w:lsdException w:unhideWhenUsed="0" w:uiPriority="0" w:semiHidden="0" w:name="Normal Indent"/>
-    <w:lsdException w:unhideWhenUsed="0" w:uiPriority="0" w:semiHidden="0" w:name="footnote text"/>
-    <w:lsdException w:qFormat="1" w:unhideWhenUsed="0" w:uiPriority="0" w:semiHidden="0" w:name="annotation text"/>
-    <w:lsdException w:qFormat="1" w:unhideWhenUsed="0" w:uiPriority="0" w:semiHidden="0" w:name="header"/>
-    <w:lsdException w:qFormat="1" w:unhideWhenUsed="0" w:uiPriority="0" w:semiHidden="0" w:name="footer"/>
-    <w:lsdException w:unhideWhenUsed="0" w:uiPriority="0" w:semiHidden="0" w:name="index heading"/>
-    <w:lsdException w:qFormat="1" w:uiPriority="0" w:name="caption"/>
-    <w:lsdException w:unhideWhenUsed="0" w:uiPriority="0" w:semiHidden="0" w:name="table of figures"/>
-    <w:lsdException w:unhideWhenUsed="0" w:uiPriority="0" w:semiHidden="0" w:name="envelope address"/>
-    <w:lsdException w:unhideWhenUsed="0" w:uiPriority="0" w:semiHidden="0" w:name="envelope return"/>
-    <w:lsdException w:unhideWhenUsed="0" w:uiPriority="0" w:semiHidden="0" w:name="footnote reference"/>
-    <w:lsdException w:unhideWhenUsed="0" w:uiPriority="0" w:semiHidden="0" w:name="annotation reference"/>
-    <w:lsdException w:unhideWhenUsed="0" w:uiPriority="0" w:semiHidden="0" w:name="line number"/>
-    <w:lsdException w:unhideWhenUsed="0" w:uiPriority="0" w:semiHidden="0" w:name="page number"/>
-    <w:lsdException w:unhideWhenUsed="0" w:uiPriority="0" w:semiHidden="0" w:name="endnote reference"/>
-    <w:lsdException w:unhideWhenUsed="0" w:uiPriority="0" w:semiHidden="0" w:name="endnote text"/>
-    <w:lsdException w:unhideWhenUsed="0" w:uiPriority="0" w:semiHidden="0" w:name="table of authorities"/>
-    <w:lsdException w:unhideWhenUsed="0" w:uiPriority="0" w:semiHidden="0" w:name="macro"/>
-    <w:lsdException w:unhideWhenUsed="0" w:uiPriority="0" w:semiHidden="0" w:name="toa heading"/>
-    <w:lsdException w:unhideWhenUsed="0" w:uiPriority="0" w:semiHidden="0" w:name="List"/>
-    <w:lsdException w:unhideWhenUsed="0" w:uiPriority="0" w:semiHidden="0" w:name="List Bullet"/>
-    <w:lsdException w:unhideWhenUsed="0" w:uiPriority="0" w:semiHidden="0" w:name="List Number"/>
-    <w:lsdException w:unhideWhenUsed="0" w:uiPriority="0" w:semiHidden="0" w:name="List 2"/>
-    <w:lsdException w:unhideWhenUsed="0" w:uiPriority="0" w:semiHidden="0" w:name="List 3"/>
-    <w:lsdException w:unhideWhenUsed="0" w:uiPriority="0" w:semiHidden="0" w:name="List 4"/>
-    <w:lsdException w:unhideWhenUsed="0" w:uiPriority="0" w:semiHidden="0" w:name="List 5"/>
-    <w:lsdException w:unhideWhenUsed="0" w:uiPriority="0" w:semiHidden="0" w:name="List Bullet 2"/>
-    <w:lsdException w:unhideWhenUsed="0" w:uiPriority="0" w:semiHidden="0" w:name="List Bullet 3"/>
-    <w:lsdException w:unhideWhenUsed="0" w:uiPriority="0" w:semiHidden="0" w:name="List Bullet 4"/>
-    <w:lsdException w:unhideWhenUsed="0" w:uiPriority="0" w:semiHidden="0" w:name="List Bullet 5"/>
-    <w:lsdException w:unhideWhenUsed="0" w:uiPriority="0" w:semiHidden="0" w:name="List Number 2"/>
-    <w:lsdException w:unhideWhenUsed="0" w:uiPriority="0" w:semiHidden="0" w:name="List Number 3"/>
-    <w:lsdException w:unhideWhenUsed="0" w:uiPriority="0" w:semiHidden="0" w:name="List Number 4"/>
-    <w:lsdException w:unhideWhenUsed="0" w:uiPriority="0" w:semiHidden="0" w:name="List Number 5"/>
-    <w:lsdException w:qFormat="1" w:unhideWhenUsed="0" w:uiPriority="0" w:semiHidden="0" w:name="Title"/>
-    <w:lsdException w:unhideWhenUsed="0" w:uiPriority="0" w:semiHidden="0" w:name="Closing"/>
-    <w:lsdException w:unhideWhenUsed="0" w:uiPriority="0" w:semiHidden="0" w:name="Signature"/>
-    <w:lsdException w:qFormat="1" w:unhideWhenUsed="0" w:uiPriority="0" w:name="Default Paragraph Font"/>
-    <w:lsdException w:qFormat="1" w:unhideWhenUsed="0" w:uiPriority="0" w:name="Body Text"/>
-    <w:lsdException w:unhideWhenUsed="0" w:uiPriority="0" w:semiHidden="0" w:name="Body Text Indent"/>
-    <w:lsdException w:unhideWhenUsed="0" w:uiPriority="0" w:semiHidden="0" w:name="List Continue"/>
-    <w:lsdException w:unhideWhenUsed="0" w:uiPriority="0" w:semiHidden="0" w:name="List Continue 2"/>
-    <w:lsdException w:unhideWhenUsed="0" w:uiPriority="0" w:semiHidden="0" w:name="List Continue 3"/>
-    <w:lsdException w:unhideWhenUsed="0" w:uiPriority="0" w:semiHidden="0" w:name="List Continue 4"/>
-    <w:lsdException w:unhideWhenUsed="0" w:uiPriority="0" w:semiHidden="0" w:name="List Continue 5"/>
-    <w:lsdException w:unhideWhenUsed="0" w:uiPriority="0" w:semiHidden="0" w:name="Message Header"/>
-    <w:lsdException w:qFormat="1" w:unhideWhenUsed="0" w:uiPriority="0" w:semiHidden="0" w:name="Subtitle"/>
-    <w:lsdException w:unhideWhenUsed="0" w:uiPriority="0" w:semiHidden="0" w:name="Salutation"/>
-    <w:lsdException w:unhideWhenUsed="0" w:uiPriority="0" w:semiHidden="0" w:name="Date"/>
-    <w:lsdException w:unhideWhenUsed="0" w:uiPriority="0" w:semiHidden="0" w:name="Body Text First Indent"/>
-    <w:lsdException w:unhideWhenUsed="0" w:uiPriority="0" w:semiHidden="0" w:name="Body Text First Indent 2"/>
-    <w:lsdException w:uiPriority="99" w:name="Note Heading"/>
-    <w:lsdException w:unhideWhenUsed="0" w:uiPriority="0" w:semiHidden="0" w:name="Body Text 2"/>
-    <w:lsdException w:unhideWhenUsed="0" w:uiPriority="0" w:semiHidden="0" w:name="Body Text 3"/>
-    <w:lsdException w:unhideWhenUsed="0" w:uiPriority="0" w:semiHidden="0" w:name="Body Text Indent 2"/>
-    <w:lsdException w:unhideWhenUsed="0" w:uiPriority="0" w:semiHidden="0" w:name="Body Text Indent 3"/>
-    <w:lsdException w:unhideWhenUsed="0" w:uiPriority="0" w:semiHidden="0" w:name="Block Text"/>
-    <w:lsdException w:unhideWhenUsed="0" w:uiPriority="0" w:semiHidden="0" w:name="Hyperlink"/>
-    <w:lsdException w:unhideWhenUsed="0" w:uiPriority="0" w:semiHidden="0" w:name="FollowedHyperlink"/>
-    <w:lsdException w:qFormat="1" w:unhideWhenUsed="0" w:uiPriority="0" w:semiHidden="0" w:name="Strong"/>
-    <w:lsdException w:qFormat="1" w:unhideWhenUsed="0" w:uiPriority="0" w:semiHidden="0" w:name="Emphasis"/>
-    <w:lsdException w:unhideWhenUsed="0" w:uiPriority="0" w:semiHidden="0" w:name="Document Map"/>
-    <w:lsdException w:unhideWhenUsed="0" w:uiPriority="0" w:semiHidden="0" w:name="Plain Text"/>
-    <w:lsdException w:unhideWhenUsed="0" w:uiPriority="0" w:semiHidden="0" w:name="E-mail Signature"/>
-    <w:lsdException w:qFormat="1" w:unhideWhenUsed="0" w:uiPriority="0" w:semiHidden="0" w:name="Normal (Web)"/>
-    <w:lsdException w:unhideWhenUsed="0" w:uiPriority="0" w:semiHidden="0" w:name="HTML Acronym"/>
-    <w:lsdException w:unhideWhenUsed="0" w:uiPriority="0" w:semiHidden="0" w:name="HTML Address"/>
-    <w:lsdException w:unhideWhenUsed="0" w:uiPriority="0" w:semiHidden="0" w:name="HTML Cite"/>
-    <w:lsdException w:unhideWhenUsed="0" w:uiPriority="0" w:semiHidden="0" w:name="HTML Code"/>
-    <w:lsdException w:unhideWhenUsed="0" w:uiPriority="0" w:semiHidden="0" w:name="HTML Definition"/>
-    <w:lsdException w:unhideWhenUsed="0" w:uiPriority="0" w:semiHidden="0" w:name="HTML Keyboard"/>
-    <w:lsdException w:unhideWhenUsed="0" w:uiPriority="0" w:semiHidden="0" w:name="HTML Preformatted"/>
-    <w:lsdException w:unhideWhenUsed="0" w:uiPriority="0" w:semiHidden="0" w:name="HTML Sample"/>
-    <w:lsdException w:unhideWhenUsed="0" w:uiPriority="0" w:semiHidden="0" w:name="HTML Typewriter"/>
-    <w:lsdException w:unhideWhenUsed="0" w:uiPriority="0" w:semiHidden="0" w:name="HTML Variable"/>
-    <w:lsdException w:qFormat="1" w:unhideWhenUsed="0" w:uiPriority="0" w:name="Normal Table"/>
-    <w:lsdException w:unhideWhenUsed="0" w:uiPriority="0" w:semiHidden="0" w:name="annotation subject"/>
-    <w:lsdException w:unhideWhenUsed="0" w:uiPriority="0" w:semiHidden="0" w:name="Table Simple 1"/>
-    <w:lsdException w:unhideWhenUsed="0" w:uiPriority="0" w:semiHidden="0" w:name="Table Simple 2"/>
-    <w:lsdException w:unhideWhenUsed="0" w:uiPriority="0" w:semiHidden="0" w:name="Table Simple 3"/>
-    <w:lsdException w:unhideWhenUsed="0" w:uiPriority="0" w:semiHidden="0" w:name="Table Classic 1"/>
-    <w:lsdException w:unhideWhenUsed="0" w:uiPriority="0" w:semiHidden="0" w:name="Table Classic 2"/>
-    <w:lsdException w:unhideWhenUsed="0" w:uiPriority="0" w:semiHidden="0" w:name="Table Classic 3"/>
-    <w:lsdException w:unhideWhenUsed="0" w:uiPriority="0" w:semiHidden="0" w:name="Table Classic 4"/>
-    <w:lsdException w:unhideWhenUsed="0" w:uiPriority="0" w:semiHidden="0" w:name="Table Colorful 1"/>
-    <w:lsdException w:unhideWhenUsed="0" w:uiPriority="0" w:semiHidden="0" w:name="Table Colorful 2"/>
-    <w:lsdException w:unhideWhenUsed="0" w:uiPriority="0" w:semiHidden="0" w:name="Table Colorful 3"/>
-    <w:lsdException w:unhideWhenUsed="0" w:uiPriority="0" w:semiHidden="0" w:name="Table Columns 1"/>
-    <w:lsdException w:unhideWhenUsed="0" w:uiPriority="0" w:semiHidden="0" w:name="Table Columns 2"/>
-    <w:lsdException w:unhideWhenUsed="0" w:uiPriority="0" w:semiHidden="0" w:name="Table Columns 3"/>
-    <w:lsdException w:unhideWhenUsed="0" w:uiPriority="0" w:semiHidden="0" w:name="Table Columns 4"/>
-    <w:lsdException w:unhideWhenUsed="0" w:uiPriority="0" w:semiHidden="0" w:name="Table Columns 5"/>
-    <w:lsdException w:unhideWhenUsed="0" w:uiPriority="0" w:semiHidden="0" w:name="Table Grid 1"/>
-    <w:lsdException w:unhideWhenUsed="0" w:uiPriority="0" w:semiHidden="0" w:name="Table Grid 2"/>
-    <w:lsdException w:unhideWhenUsed="0" w:uiPriority="0" w:semiHidden="0" w:name="Table Grid 3"/>
-    <w:lsdException w:unhideWhenUsed="0" w:uiPriority="0" w:semiHidden="0" w:name="Table Grid 4"/>
-    <w:lsdException w:unhideWhenUsed="0" w:uiPriority="0" w:semiHidden="0" w:name="Table Grid 5"/>
-    <w:lsdException w:unhideWhenUsed="0" w:uiPriority="0" w:semiHidden="0" w:name="Table Grid 6"/>
-    <w:lsdException w:unhideWhenUsed="0" w:uiPriority="0" w:semiHidden="0" w:name="Table Grid 7"/>
-    <w:lsdException w:unhideWhenUsed="0" w:uiPriority="0" w:semiHidden="0" w:name="Table Grid 8"/>
-    <w:lsdException w:unhideWhenUsed="0" w:uiPriority="0" w:semiHidden="0" w:name="Table List 1"/>
-    <w:lsdException w:unhideWhenUsed="0" w:uiPriority="0" w:semiHidden="0" w:name="Table List 2"/>
-    <w:lsdException w:unhideWhenUsed="0" w:uiPriority="0" w:semiHidden="0" w:name="Table List 3"/>
-    <w:lsdException w:unhideWhenUsed="0" w:uiPriority="0" w:semiHidden="0" w:name="Table List 4"/>
-    <w:lsdException w:unhideWhenUsed="0" w:uiPriority="0" w:semiHidden="0" w:name="Table List 5"/>
-    <w:lsdException w:unhideWhenUsed="0" w:uiPriority="0" w:semiHidden="0" w:name="Table List 6"/>
-    <w:lsdException w:unhideWhenUsed="0" w:uiPriority="0" w:semiHidden="0" w:name="Table List 7"/>
-    <w:lsdException w:unhideWhenUsed="0" w:uiPriority="0" w:semiHidden="0" w:name="Table List 8"/>
-    <w:lsdException w:unhideWhenUsed="0" w:uiPriority="0" w:semiHidden="0" w:name="Table 3D effects 1"/>
-    <w:lsdException w:unhideWhenUsed="0" w:uiPriority="0" w:semiHidden="0" w:name="Table 3D effects 2"/>
-    <w:lsdException w:unhideWhenUsed="0" w:uiPriority="0" w:semiHidden="0" w:name="Table 3D effects 3"/>
-    <w:lsdException w:unhideWhenUsed="0" w:uiPriority="0" w:semiHidden="0" w:name="Table Contemporary"/>
-    <w:lsdException w:unhideWhenUsed="0" w:uiPriority="0" w:semiHidden="0" w:name="Table Elegant"/>
-    <w:lsdException w:unhideWhenUsed="0" w:uiPriority="0" w:semiHidden="0" w:name="Table Professional"/>
-    <w:lsdException w:unhideWhenUsed="0" w:uiPriority="0" w:semiHidden="0" w:name="Table Subtle 1"/>
-    <w:lsdException w:unhideWhenUsed="0" w:uiPriority="0" w:semiHidden="0" w:name="Table Subtle 2"/>
-    <w:lsdException w:unhideWhenUsed="0" w:uiPriority="0" w:semiHidden="0" w:name="Table Web 1"/>
-    <w:lsdException w:unhideWhenUsed="0" w:uiPriority="0" w:semiHidden="0" w:name="Table Web 2"/>
-    <w:lsdException w:unhideWhenUsed="0" w:uiPriority="0" w:semiHidden="0" w:name="Table Web 3"/>
-    <w:lsdException w:unhideWhenUsed="0" w:uiPriority="0" w:semiHidden="0" w:name="Balloon Text"/>
-    <w:lsdException w:qFormat="1" w:unhideWhenUsed="0" w:uiPriority="0" w:semiHidden="0" w:name="Table Grid"/>
-    <w:lsdException w:unhideWhenUsed="0" w:uiPriority="0" w:semiHidden="0" w:name="Table Theme"/>
-    <w:lsdException w:unhideWhenUsed="0" w:uiPriority="60" w:semiHidden="0" w:name="Light Shading"/>
-    <w:lsdException w:unhideWhenUsed="0" w:uiPriority="61" w:semiHidden="0" w:name="Light List"/>
-    <w:lsdException w:unhideWhenUsed="0" w:uiPriority="62" w:semiHidden="0" w:name="Light Grid"/>
-    <w:lsdException w:unhideWhenUsed="0" w:uiPriority="63" w:semiHidden="0" w:name="Medium Shading 1"/>
-    <w:lsdException w:unhideWhenUsed="0" w:uiPriority="64" w:semiHidden="0" w:name="Medium Shading 2"/>
-    <w:lsdException w:unhideWhenUsed="0" w:uiPriority="65" w:semiHidden="0" w:name="Medium List 1"/>
-    <w:lsdException w:unhideWhenUsed="0" w:uiPriority="66" w:semiHidden="0" w:name="Medium List 2"/>
-    <w:lsdException w:unhideWhenUsed="0" w:uiPriority="67" w:semiHidden="0" w:name="Medium Grid 1"/>
-    <w:lsdException w:unhideWhenUsed="0" w:uiPriority="68" w:semiHidden="0" w:name="Medium Grid 2"/>
-    <w:lsdException w:unhideWhenUsed="0" w:uiPriority="69" w:semiHidden="0" w:name="Medium Grid 3"/>
-    <w:lsdException w:unhideWhenUsed="0" w:uiPriority="70" w:semiHidden="0" w:name="Dark List"/>
-    <w:lsdException w:unhideWhenUsed="0" w:uiPriority="71" w:semiHidden="0" w:name="Colorful Shading"/>
-    <w:lsdException w:unhideWhenUsed="0" w:uiPriority="72" w:semiHidden="0" w:name="Colorful List"/>
-    <w:lsdException w:unhideWhenUsed="0" w:uiPriority="73" w:semiHidden="0" w:name="Colorful Grid"/>
-    <w:lsdException w:unhideWhenUsed="0" w:uiPriority="60" w:semiHidden="0" w:name="Light Shading Accent 1"/>
-    <w:lsdException w:unhideWhenUsed="0" w:uiPriority="61" w:semiHidden="0" w:name="Light List Accent 1"/>
-    <w:lsdException w:unhideWhenUsed="0" w:uiPriority="62" w:semiHidden="0" w:name="Light Grid Accent 1"/>
-    <w:lsdException w:unhideWhenUsed="0" w:uiPriority="63" w:semiHidden="0" w:name="Medium Shading 1 Accent 1"/>
-    <w:lsdException w:unhideWhenUsed="0" w:uiPriority="64" w:semiHidden="0" w:name="Medium Shading 2 Accent 1"/>
-    <w:lsdException w:unhideWhenUsed="0" w:uiPriority="65" w:semiHidden="0" w:name="Medium List 1 Accent 1"/>
-    <w:lsdException w:unhideWhenUsed="0" w:uiPriority="66" w:semiHidden="0" w:name="Medium List 2 Accent 1"/>
-    <w:lsdException w:unhideWhenUsed="0" w:uiPriority="67" w:semiHidden="0" w:name="Medium Grid 1 Accent 1"/>
-    <w:lsdException w:unhideWhenUsed="0" w:uiPriority="68" w:semiHidden="0" w:name="Medium Grid 2 Accent 1"/>
-    <w:lsdException w:unhideWhenUsed="0" w:uiPriority="69" w:semiHidden="0" w:name="Medium Grid 3 Accent 1"/>
-    <w:lsdException w:unhideWhenUsed="0" w:uiPriority="70" w:semiHidden="0" w:name="Dark List Accent 1"/>
-    <w:lsdException w:unhideWhenUsed="0" w:uiPriority="71" w:semiHidden="0" w:name="Colorful Shading Accent 1"/>
-    <w:lsdException w:unhideWhenUsed="0" w:uiPriority="72" w:semiHidden="0" w:name="Colorful List Accent 1"/>
-    <w:lsdException w:unhideWhenUsed="0" w:uiPriority="73" w:semiHidden="0" w:name="Colorful Grid Accent 1"/>
-    <w:lsdException w:unhideWhenUsed="0" w:uiPriority="60" w:semiHidden="0" w:name="Light Shading Accent 2"/>
-    <w:lsdException w:unhideWhenUsed="0" w:uiPriority="61" w:semiHidden="0" w:name="Light List Accent 2"/>
-    <w:lsdException w:unhideWhenUsed="0" w:uiPriority="62" w:semiHidden="0" w:name="Light Grid Accent 2"/>
-    <w:lsdException w:unhideWhenUsed="0" w:uiPriority="63" w:semiHidden="0" w:name="Medium Shading 1 Accent 2"/>
-    <w:lsdException w:unhideWhenUsed="0" w:uiPriority="64" w:semiHidden="0" w:name="Medium Shading 2 Accent 2"/>
-    <w:lsdException w:unhideWhenUsed="0" w:uiPriority="65" w:semiHidden="0" w:name="Medium List 1 Accent 2"/>
-    <w:lsdException w:unhideWhenUsed="0" w:uiPriority="66" w:semiHidden="0" w:name="Medium List 2 Accent 2"/>
-    <w:lsdException w:unhideWhenUsed="0" w:uiPriority="67" w:semiHidden="0" w:name="Medium Grid 1 Accent 2"/>
-    <w:lsdException w:unhideWhenUsed="0" w:uiPriority="68" w:semiHidden="0" w:name="Medium Grid 2 Accent 2"/>
-    <w:lsdException w:unhideWhenUsed="0" w:uiPriority="69" w:semiHidden="0" w:name="Medium Grid 3 Accent 2"/>
-    <w:lsdException w:unhideWhenUsed="0" w:uiPriority="70" w:semiHidden="0" w:name="Dark List Accent 2"/>
-    <w:lsdException w:unhideWhenUsed="0" w:uiPriority="71" w:semiHidden="0" w:name="Colorful Shading Accent 2"/>
-    <w:lsdException w:unhideWhenUsed="0" w:uiPriority="72" w:semiHidden="0" w:name="Colorful List Accent 2"/>
-    <w:lsdException w:unhideWhenUsed="0" w:uiPriority="73" w:semiHidden="0" w:name="Colorful Grid Accent 2"/>
-    <w:lsdException w:unhideWhenUsed="0" w:uiPriority="60" w:semiHidden="0" w:name="Light Shading Accent 3"/>
-    <w:lsdException w:unhideWhenUsed="0" w:uiPriority="61" w:semiHidden="0" w:name="Light List Accent 3"/>
-    <w:lsdException w:unhideWhenUsed="0" w:uiPriority="62" w:semiHidden="0" w:name="Light Grid Accent 3"/>
-    <w:lsdException w:unhideWhenUsed="0" w:uiPriority="63" w:semiHidden="0" w:name="Medium Shading 1 Accent 3"/>
-    <w:lsdException w:unhideWhenUsed="0" w:uiPriority="64" w:semiHidden="0" w:name="Medium Shading 2 Accent 3"/>
-    <w:lsdException w:unhideWhenUsed="0" w:uiPriority="65" w:semiHidden="0" w:name="Medium List 1 Accent 3"/>
-    <w:lsdException w:unhideWhenUsed="0" w:uiPriority="66" w:semiHidden="0" w:name="Medium List 2 Accent 3"/>
-    <w:lsdException w:unhideWhenUsed="0" w:uiPriority="67" w:semiHidden="0" w:name="Medium Grid 1 Accent 3"/>
-    <w:lsdException w:unhideWhenUsed="0" w:uiPriority="68" w:semiHidden="0" w:name="Medium Grid 2 Accent 3"/>
-    <w:lsdException w:unhideWhenUsed="0" w:uiPriority="69" w:semiHidden="0" w:name="Medium Grid 3 Accent 3"/>
-    <w:lsdException w:unhideWhenUsed="0" w:uiPriority="70" w:semiHidden="0" w:name="Dark List Accent 3"/>
-    <w:lsdException w:unhideWhenUsed="0" w:uiPriority="71" w:semiHidden="0" w:name="Colorful Shading Accent 3"/>
-    <w:lsdException w:unhideWhenUsed="0" w:uiPriority="72" w:semiHidden="0" w:name="Colorful List Accent 3"/>
-    <w:lsdException w:unhideWhenUsed="0" w:uiPriority="73" w:semiHidden="0" w:name="Colorful Grid Accent 3"/>
-    <w:lsdException w:unhideWhenUsed="0" w:uiPriority="60" w:semiHidden="0" w:name="Light Shading Accent 4"/>
-    <w:lsdException w:unhideWhenUsed="0" w:uiPriority="61" w:semiHidden="0" w:name="Light List Accent 4"/>
-    <w:lsdException w:unhideWhenUsed="0" w:uiPriority="62" w:semiHidden="0" w:name="Light Grid Accent 4"/>
-    <w:lsdException w:unhideWhenUsed="0" w:uiPriority="63" w:semiHidden="0" w:name="Medium Shading 1 Accent 4"/>
-    <w:lsdException w:unhideWhenUsed="0" w:uiPriority="64" w:semiHidden="0" w:name="Medium Shading 2 Accent 4"/>
-    <w:lsdException w:unhideWhenUsed="0" w:uiPriority="65" w:semiHidden="0" w:name="Medium List 1 Accent 4"/>
-    <w:lsdException w:unhideWhenUsed="0" w:uiPriority="66" w:semiHidden="0" w:name="Medium List 2 Accent 4"/>
-    <w:lsdException w:unhideWhenUsed="0" w:uiPriority="67" w:semiHidden="0" w:name="Medium Grid 1 Accent 4"/>
-    <w:lsdException w:unhideWhenUsed="0" w:uiPriority="68" w:semiHidden="0" w:name="Medium Grid 2 Accent 4"/>
-    <w:lsdException w:unhideWhenUsed="0" w:uiPriority="69" w:semiHidden="0" w:name="Medium Grid 3 Accent 4"/>
-    <w:lsdException w:unhideWhenUsed="0" w:uiPriority="70" w:semiHidden="0" w:name="Dark List Accent 4"/>
-    <w:lsdException w:unhideWhenUsed="0" w:uiPriority="71" w:semiHidden="0" w:name="Colorful Shading Accent 4"/>
-    <w:lsdException w:unhideWhenUsed="0" w:uiPriority="72" w:semiHidden="0" w:name="Colorful List Accent 4"/>
-    <w:lsdException w:unhideWhenUsed="0" w:uiPriority="73" w:semiHidden="0" w:name="Colorful Grid Accent 4"/>
-    <w:lsdException w:unhideWhenUsed="0" w:uiPriority="60" w:semiHidden="0" w:name="Light Shading Accent 5"/>
-    <w:lsdException w:unhideWhenUsed="0" w:uiPriority="61" w:semiHidden="0" w:name="Light List Accent 5"/>
-    <w:lsdException w:unhideWhenUsed="0" w:uiPriority="62" w:semiHidden="0" w:name="Light Grid Accent 5"/>
-    <w:lsdException w:unhideWhenUsed="0" w:uiPriority="63" w:semiHidden="0" w:name="Medium Shading 1 Accent 5"/>
-    <w:lsdException w:unhideWhenUsed="0" w:uiPriority="64" w:semiHidden="0" w:name="Medium Shading 2 Accent 5"/>
-    <w:lsdException w:unhideWhenUsed="0" w:uiPriority="65" w:semiHidden="0" w:name="Medium List 1 Accent 5"/>
-    <w:lsdException w:unhideWhenUsed="0" w:uiPriority="66" w:semiHidden="0" w:name="Medium List 2 Accent 5"/>
-    <w:lsdException w:unhideWhenUsed="0" w:uiPriority="67" w:semiHidden="0" w:name="Medium Grid 1 Accent 5"/>
-    <w:lsdException w:unhideWhenUsed="0" w:uiPriority="68" w:semiHidden="0" w:name="Medium Grid 2 Accent 5"/>
-    <w:lsdException w:unhideWhenUsed="0" w:uiPriority="69" w:semiHidden="0" w:name="Medium Grid 3 Accent 5"/>
-    <w:lsdException w:unhideWhenUsed="0" w:uiPriority="70" w:semiHidden="0" w:name="Dark List Accent 5"/>
-    <w:lsdException w:unhideWhenUsed="0" w:uiPriority="71" w:semiHidden="0" w:name="Colorful Shading Accent 5"/>
-    <w:lsdException w:unhideWhenUsed="0" w:uiPriority="72" w:semiHidden="0" w:name="Colorful List Accent 5"/>
-    <w:lsdException w:unhideWhenUsed="0" w:uiPriority="73" w:semiHidden="0" w:name="Colorful Grid Accent 5"/>
-    <w:lsdException w:unhideWhenUsed="0" w:uiPriority="60" w:semiHidden="0" w:name="Light Shading Accent 6"/>
-    <w:lsdException w:unhideWhenUsed="0" w:uiPriority="61" w:semiHidden="0" w:name="Light List Accent 6"/>
-    <w:lsdException w:unhideWhenUsed="0" w:uiPriority="62" w:semiHidden="0" w:name="Light Grid Accent 6"/>
-    <w:lsdException w:unhideWhenUsed="0" w:uiPriority="63" w:semiHidden="0" w:name="Medium Shading 1 Accent 6"/>
-    <w:lsdException w:unhideWhenUsed="0" w:uiPriority="64" w:semiHidden="0" w:name="Medium Shading 2 Accent 6"/>
-    <w:lsdException w:unhideWhenUsed="0" w:uiPriority="65" w:semiHidden="0" w:name="Medium List 1 Accent 6"/>
-    <w:lsdException w:unhideWhenUsed="0" w:uiPriority="66" w:semiHidden="0" w:name="Medium List 2 Accent 6"/>
-    <w:lsdException w:unhideWhenUsed="0" w:uiPriority="67" w:semiHidden="0" w:name="Medium Grid 1 Accent 6"/>
-    <w:lsdException w:unhideWhenUsed="0" w:uiPriority="68" w:semiHidden="0" w:name="Medium Grid 2 Accent 6"/>
-    <w:lsdException w:unhideWhenUsed="0" w:uiPriority="69" w:semiHidden="0" w:name="Medium Grid 3 Accent 6"/>
-    <w:lsdException w:unhideWhenUsed="0" w:uiPriority="70" w:semiHidden="0" w:name="Dark List Accent 6"/>
-    <w:lsdException w:unhideWhenUsed="0" w:uiPriority="71" w:semiHidden="0" w:name="Colorful Shading Accent 6"/>
-    <w:lsdException w:unhideWhenUsed="0" w:uiPriority="72" w:semiHidden="0" w:name="Colorful List Accent 6"/>
-    <w:lsdException w:unhideWhenUsed="0" w:uiPriority="73" w:semiHidden="0" w:name="Colorful Grid Accent 6"/>
+  <w:latentStyles w:defLockedState="0" w:defUIPriority="99" w:defSemiHidden="1" w:defUnhideWhenUsed="1" w:defQFormat="0" w:count="260">
+    <w:lsdException w:name="Normal" w:semiHidden="0" w:uiPriority="0" w:unhideWhenUsed="0" w:qFormat="1"/>
+    <w:lsdException w:name="heading 1" w:semiHidden="0" w:uiPriority="0" w:unhideWhenUsed="0" w:qFormat="1"/>
+    <w:lsdException w:name="heading 2" w:semiHidden="0" w:uiPriority="0" w:qFormat="1"/>
+    <w:lsdException w:name="heading 3" w:uiPriority="0" w:qFormat="1"/>
+    <w:lsdException w:name="heading 4" w:semiHidden="0" w:uiPriority="0" w:qFormat="1"/>
+    <w:lsdException w:name="heading 5" w:uiPriority="0" w:qFormat="1"/>
+    <w:lsdException w:name="heading 6" w:uiPriority="0" w:qFormat="1"/>
+    <w:lsdException w:name="heading 7" w:uiPriority="0" w:qFormat="1"/>
+    <w:lsdException w:name="heading 8" w:uiPriority="0" w:qFormat="1"/>
+    <w:lsdException w:name="heading 9" w:uiPriority="0" w:qFormat="1"/>
+    <w:lsdException w:name="index 1" w:semiHidden="0" w:uiPriority="0" w:unhideWhenUsed="0"/>
+    <w:lsdException w:name="index 2" w:semiHidden="0" w:uiPriority="0" w:unhideWhenUsed="0"/>
+    <w:lsdException w:name="index 3" w:semiHidden="0" w:uiPriority="0" w:unhideWhenUsed="0"/>
+    <w:lsdException w:name="index 4" w:semiHidden="0" w:uiPriority="0" w:unhideWhenUsed="0"/>
+    <w:lsdException w:name="index 5" w:semiHidden="0" w:uiPriority="0" w:unhideWhenUsed="0"/>
+    <w:lsdException w:name="index 6" w:semiHidden="0" w:uiPriority="0" w:unhideWhenUsed="0"/>
+    <w:lsdException w:name="index 7" w:semiHidden="0" w:uiPriority="0" w:unhideWhenUsed="0"/>
+    <w:lsdException w:name="index 8" w:semiHidden="0" w:uiPriority="0" w:unhideWhenUsed="0"/>
+    <w:lsdException w:name="index 9" w:semiHidden="0" w:uiPriority="0" w:unhideWhenUsed="0"/>
+    <w:lsdException w:name="toc 1" w:semiHidden="0" w:uiPriority="0" w:unhideWhenUsed="0" w:qFormat="1"/>
+    <w:lsdException w:name="toc 2" w:semiHidden="0" w:uiPriority="0" w:unhideWhenUsed="0" w:qFormat="1"/>
+    <w:lsdException w:name="toc 3" w:semiHidden="0" w:uiPriority="0" w:unhideWhenUsed="0" w:qFormat="1"/>
+    <w:lsdException w:name="toc 4" w:semiHidden="0" w:uiPriority="0" w:unhideWhenUsed="0"/>
+    <w:lsdException w:name="toc 5" w:semiHidden="0" w:uiPriority="0" w:unhideWhenUsed="0"/>
+    <w:lsdException w:name="toc 6" w:semiHidden="0" w:uiPriority="0" w:unhideWhenUsed="0"/>
+    <w:lsdException w:name="toc 7" w:semiHidden="0" w:uiPriority="0" w:unhideWhenUsed="0"/>
+    <w:lsdException w:name="toc 8" w:semiHidden="0" w:uiPriority="0" w:unhideWhenUsed="0"/>
+    <w:lsdException w:name="toc 9" w:semiHidden="0" w:uiPriority="0" w:unhideWhenUsed="0"/>
+    <w:lsdException w:name="Normal Indent" w:semiHidden="0" w:uiPriority="0" w:unhideWhenUsed="0"/>
+    <w:lsdException w:name="footnote text" w:semiHidden="0" w:uiPriority="0" w:unhideWhenUsed="0"/>
+    <w:lsdException w:name="annotation text" w:semiHidden="0" w:uiPriority="0" w:unhideWhenUsed="0" w:qFormat="1"/>
+    <w:lsdException w:name="header" w:semiHidden="0" w:uiPriority="0" w:unhideWhenUsed="0" w:qFormat="1"/>
+    <w:lsdException w:name="footer" w:semiHidden="0" w:uiPriority="0" w:unhideWhenUsed="0" w:qFormat="1"/>
+    <w:lsdException w:name="index heading" w:semiHidden="0" w:uiPriority="0" w:unhideWhenUsed="0"/>
+    <w:lsdException w:name="caption" w:uiPriority="0" w:qFormat="1"/>
+    <w:lsdException w:name="table of figures" w:semiHidden="0" w:uiPriority="0" w:unhideWhenUsed="0"/>
+    <w:lsdException w:name="envelope address" w:semiHidden="0" w:uiPriority="0" w:unhideWhenUsed="0"/>
+    <w:lsdException w:name="envelope return" w:semiHidden="0" w:uiPriority="0" w:unhideWhenUsed="0"/>
+    <w:lsdException w:name="footnote reference" w:semiHidden="0" w:uiPriority="0" w:unhideWhenUsed="0"/>
+    <w:lsdException w:name="annotation reference" w:semiHidden="0" w:uiPriority="0" w:unhideWhenUsed="0"/>
+    <w:lsdException w:name="line number" w:semiHidden="0" w:uiPriority="0" w:unhideWhenUsed="0"/>
+    <w:lsdException w:name="page number" w:semiHidden="0" w:uiPriority="0" w:unhideWhenUsed="0"/>
+    <w:lsdException w:name="endnote reference" w:semiHidden="0" w:uiPriority="0" w:unhideWhenUsed="0"/>
+    <w:lsdException w:name="endnote text" w:semiHidden="0" w:uiPriority="0" w:unhideWhenUsed="0"/>
+    <w:lsdException w:name="table of authorities" w:semiHidden="0" w:uiPriority="0" w:unhideWhenUsed="0"/>
+    <w:lsdException w:name="macro" w:semiHidden="0" w:uiPriority="0" w:unhideWhenUsed="0"/>
+    <w:lsdException w:name="toa heading" w:semiHidden="0" w:uiPriority="0" w:unhideWhenUsed="0"/>
+    <w:lsdException w:name="List" w:semiHidden="0" w:uiPriority="0" w:unhideWhenUsed="0"/>
+    <w:lsdException w:name="List Bullet" w:semiHidden="0" w:uiPriority="0" w:unhideWhenUsed="0"/>
+    <w:lsdException w:name="List Number" w:semiHidden="0" w:uiPriority="0" w:unhideWhenUsed="0"/>
+    <w:lsdException w:name="List 2" w:semiHidden="0" w:uiPriority="0" w:unhideWhenUsed="0"/>
+    <w:lsdException w:name="List 3" w:semiHidden="0" w:uiPriority="0" w:unhideWhenUsed="0"/>
+    <w:lsdException w:name="List 4" w:semiHidden="0" w:uiPriority="0" w:unhideWhenUsed="0"/>
+    <w:lsdException w:name="List 5" w:semiHidden="0" w:uiPriority="0" w:unhideWhenUsed="0"/>
+    <w:lsdException w:name="List Bullet 2" w:semiHidden="0" w:uiPriority="0" w:unhideWhenUsed="0"/>
+    <w:lsdException w:name="List Bullet 3" w:semiHidden="0" w:uiPriority="0" w:unhideWhenUsed="0"/>
+    <w:lsdException w:name="List Bullet 4" w:semiHidden="0" w:uiPriority="0" w:unhideWhenUsed="0"/>
+    <w:lsdException w:name="List Bullet 5" w:semiHidden="0" w:uiPriority="0" w:unhideWhenUsed="0"/>
+    <w:lsdException w:name="List Number 2" w:semiHidden="0" w:uiPriority="0" w:unhideWhenUsed="0"/>
+    <w:lsdException w:name="List Number 3" w:semiHidden="0" w:uiPriority="0" w:unhideWhenUsed="0"/>
+    <w:lsdException w:name="List Number 4" w:semiHidden="0" w:uiPriority="0" w:unhideWhenUsed="0"/>
+    <w:lsdException w:name="List Number 5" w:semiHidden="0" w:uiPriority="0" w:unhideWhenUsed="0"/>
+    <w:lsdException w:name="Title" w:semiHidden="0" w:uiPriority="0" w:unhideWhenUsed="0" w:qFormat="1"/>
+    <w:lsdException w:name="Closing" w:semiHidden="0" w:uiPriority="0" w:unhideWhenUsed="0"/>
+    <w:lsdException w:name="Signature" w:semiHidden="0" w:uiPriority="0" w:unhideWhenUsed="0"/>
+    <w:lsdException w:name="Default Paragraph Font" w:uiPriority="0" w:unhideWhenUsed="0" w:qFormat="1"/>
+    <w:lsdException w:name="Body Text" w:uiPriority="0" w:unhideWhenUsed="0" w:qFormat="1"/>
+    <w:lsdException w:name="Body Text Indent" w:semiHidden="0" w:uiPriority="0" w:unhideWhenUsed="0"/>
+    <w:lsdException w:name="List Continue" w:semiHidden="0" w:uiPriority="0" w:unhideWhenUsed="0"/>
+    <w:lsdException w:name="List Continue 2" w:semiHidden="0" w:uiPriority="0" w:unhideWhenUsed="0"/>
+    <w:lsdException w:name="List Continue 3" w:semiHidden="0" w:uiPriority="0" w:unhideWhenUsed="0"/>
+    <w:lsdException w:name="List Continue 4" w:semiHidden="0" w:uiPriority="0" w:unhideWhenUsed="0"/>
+    <w:lsdException w:name="List Continue 5" w:semiHidden="0" w:uiPriority="0" w:unhideWhenUsed="0"/>
+    <w:lsdException w:name="Message Header" w:semiHidden="0" w:uiPriority="0" w:unhideWhenUsed="0"/>
+    <w:lsdException w:name="Subtitle" w:semiHidden="0" w:uiPriority="0" w:unhideWhenUsed="0" w:qFormat="1"/>
+    <w:lsdException w:name="Salutation" w:semiHidden="0" w:uiPriority="0" w:unhideWhenUsed="0"/>
+    <w:lsdException w:name="Date" w:semiHidden="0" w:uiPriority="0" w:unhideWhenUsed="0"/>
+    <w:lsdException w:name="Body Text First Indent" w:semiHidden="0" w:uiPriority="0" w:unhideWhenUsed="0"/>
+    <w:lsdException w:name="Body Text First Indent 2" w:semiHidden="0" w:uiPriority="0" w:unhideWhenUsed="0"/>
+    <w:lsdException w:name="Body Text 2" w:semiHidden="0" w:uiPriority="0" w:unhideWhenUsed="0"/>
+    <w:lsdException w:name="Body Text 3" w:semiHidden="0" w:uiPriority="0" w:unhideWhenUsed="0"/>
+    <w:lsdException w:name="Body Text Indent 2" w:semiHidden="0" w:uiPriority="0" w:unhideWhenUsed="0"/>
+    <w:lsdException w:name="Body Text Indent 3" w:semiHidden="0" w:uiPriority="0" w:unhideWhenUsed="0"/>
+    <w:lsdException w:name="Block Text" w:semiHidden="0" w:uiPriority="0" w:unhideWhenUsed="0"/>
+    <w:lsdException w:name="Hyperlink" w:semiHidden="0" w:uiPriority="0" w:unhideWhenUsed="0"/>
+    <w:lsdException w:name="FollowedHyperlink" w:semiHidden="0" w:uiPriority="0" w:unhideWhenUsed="0"/>
+    <w:lsdException w:name="Strong" w:semiHidden="0" w:uiPriority="0" w:unhideWhenUsed="0" w:qFormat="1"/>
+    <w:lsdException w:name="Emphasis" w:semiHidden="0" w:uiPriority="0" w:unhideWhenUsed="0" w:qFormat="1"/>
+    <w:lsdException w:name="Document Map" w:semiHidden="0" w:uiPriority="0" w:unhideWhenUsed="0"/>
+    <w:lsdException w:name="Plain Text" w:semiHidden="0" w:uiPriority="0" w:unhideWhenUsed="0"/>
+    <w:lsdException w:name="E-mail Signature" w:semiHidden="0" w:uiPriority="0" w:unhideWhenUsed="0"/>
+    <w:lsdException w:name="Normal (Web)" w:semiHidden="0" w:uiPriority="0" w:unhideWhenUsed="0" w:qFormat="1"/>
+    <w:lsdException w:name="HTML Acronym" w:semiHidden="0" w:uiPriority="0" w:unhideWhenUsed="0"/>
+    <w:lsdException w:name="HTML Address" w:semiHidden="0" w:uiPriority="0" w:unhideWhenUsed="0"/>
+    <w:lsdException w:name="HTML Cite" w:semiHidden="0" w:uiPriority="0" w:unhideWhenUsed="0"/>
+    <w:lsdException w:name="HTML Code" w:semiHidden="0" w:uiPriority="0" w:unhideWhenUsed="0"/>
+    <w:lsdException w:name="HTML Definition" w:semiHidden="0" w:uiPriority="0" w:unhideWhenUsed="0"/>
+    <w:lsdException w:name="HTML Keyboard" w:semiHidden="0" w:uiPriority="0" w:unhideWhenUsed="0"/>
+    <w:lsdException w:name="HTML Preformatted" w:semiHidden="0" w:uiPriority="0" w:unhideWhenUsed="0"/>
+    <w:lsdException w:name="HTML Sample" w:semiHidden="0" w:uiPriority="0" w:unhideWhenUsed="0"/>
+    <w:lsdException w:name="HTML Typewriter" w:semiHidden="0" w:uiPriority="0" w:unhideWhenUsed="0"/>
+    <w:lsdException w:name="HTML Variable" w:semiHidden="0" w:uiPriority="0" w:unhideWhenUsed="0"/>
+    <w:lsdException w:name="Normal Table" w:uiPriority="0" w:unhideWhenUsed="0" w:qFormat="1"/>
+    <w:lsdException w:name="annotation subject" w:semiHidden="0" w:uiPriority="0" w:unhideWhenUsed="0"/>
+    <w:lsdException w:name="Table Simple 1" w:semiHidden="0" w:uiPriority="0" w:unhideWhenUsed="0"/>
+    <w:lsdException w:name="Table Simple 2" w:semiHidden="0" w:uiPriority="0" w:unhideWhenUsed="0"/>
+    <w:lsdException w:name="Table Simple 3" w:semiHidden="0" w:uiPriority="0" w:unhideWhenUsed="0"/>
+    <w:lsdException w:name="Table Classic 1" w:semiHidden="0" w:uiPriority="0" w:unhideWhenUsed="0"/>
+    <w:lsdException w:name="Table Classic 2" w:semiHidden="0" w:uiPriority="0" w:unhideWhenUsed="0"/>
+    <w:lsdException w:name="Table Classic 3" w:semiHidden="0" w:uiPriority="0" w:unhideWhenUsed="0"/>
+    <w:lsdException w:name="Table Classic 4" w:semiHidden="0" w:uiPriority="0" w:unhideWhenUsed="0"/>
+    <w:lsdException w:name="Table Colorful 1" w:semiHidden="0" w:uiPriority="0" w:unhideWhenUsed="0"/>
+    <w:lsdException w:name="Table Colorful 2" w:semiHidden="0" w:uiPriority="0" w:unhideWhenUsed="0"/>
+    <w:lsdException w:name="Table Colorful 3" w:semiHidden="0" w:uiPriority="0" w:unhideWhenUsed="0"/>
+    <w:lsdException w:name="Table Columns 1" w:semiHidden="0" w:uiPriority="0" w:unhideWhenUsed="0"/>
+    <w:lsdException w:name="Table Columns 2" w:semiHidden="0" w:uiPriority="0" w:unhideWhenUsed="0"/>
+    <w:lsdException w:name="Table Columns 3" w:semiHidden="0" w:uiPriority="0" w:unhideWhenUsed="0"/>
+    <w:lsdException w:name="Table Columns 4" w:semiHidden="0" w:uiPriority="0" w:unhideWhenUsed="0"/>
+    <w:lsdException w:name="Table Columns 5" w:semiHidden="0" w:uiPriority="0" w:unhideWhenUsed="0"/>
+    <w:lsdException w:name="Table Grid 1" w:semiHidden="0" w:uiPriority="0" w:unhideWhenUsed="0"/>
+    <w:lsdException w:name="Table Grid 2" w:semiHidden="0" w:uiPriority="0" w:unhideWhenUsed="0"/>
+    <w:lsdException w:name="Table Grid 3" w:semiHidden="0" w:uiPriority="0" w:unhideWhenUsed="0"/>
+    <w:lsdException w:name="Table Grid 4" w:semiHidden="0" w:uiPriority="0" w:unhideWhenUsed="0"/>
+    <w:lsdException w:name="Table Grid 5" w:semiHidden="0" w:uiPriority="0" w:unhideWhenUsed="0"/>
+    <w:lsdException w:name="Table Grid 6" w:semiHidden="0" w:uiPriority="0" w:unhideWhenUsed="0"/>
+    <w:lsdException w:name="Table Grid 7" w:semiHidden="0" w:uiPriority="0" w:unhideWhenUsed="0"/>
+    <w:lsdException w:name="Table Grid 8" w:semiHidden="0" w:uiPriority="0" w:unhideWhenUsed="0"/>
+    <w:lsdException w:name="Table List 1" w:semiHidden="0" w:uiPriority="0" w:unhideWhenUsed="0"/>
+    <w:lsdException w:name="Table List 2" w:semiHidden="0" w:uiPriority="0" w:unhideWhenUsed="0"/>
+    <w:lsdException w:name="Table List 3" w:semiHidden="0" w:uiPriority="0" w:unhideWhenUsed="0"/>
+    <w:lsdException w:name="Table List 4" w:semiHidden="0" w:uiPriority="0" w:unhideWhenUsed="0"/>
+    <w:lsdException w:name="Table List 5" w:semiHidden="0" w:uiPriority="0" w:unhideWhenUsed="0"/>
+    <w:lsdException w:name="Table List 6" w:semiHidden="0" w:uiPriority="0" w:unhideWhenUsed="0"/>
+    <w:lsdException w:name="Table List 7" w:semiHidden="0" w:uiPriority="0" w:unhideWhenUsed="0"/>
+    <w:lsdException w:name="Table List 8" w:semiHidden="0" w:uiPriority="0" w:unhideWhenUsed="0"/>
+    <w:lsdException w:name="Table 3D effects 1" w:semiHidden="0" w:uiPriority="0" w:unhideWhenUsed="0"/>
+    <w:lsdException w:name="Table 3D effects 2" w:semiHidden="0" w:uiPriority="0" w:unhideWhenUsed="0"/>
+    <w:lsdException w:name="Table 3D effects 3" w:semiHidden="0" w:uiPriority="0" w:unhideWhenUsed="0"/>
+    <w:lsdException w:name="Table Contemporary" w:semiHidden="0" w:uiPriority="0" w:unhideWhenUsed="0"/>
+    <w:lsdException w:name="Table Elegant" w:semiHidden="0" w:uiPriority="0" w:unhideWhenUsed="0"/>
+    <w:lsdException w:name="Table Professional" w:semiHidden="0" w:uiPriority="0" w:unhideWhenUsed="0"/>
+    <w:lsdException w:name="Table Subtle 1" w:semiHidden="0" w:uiPriority="0" w:unhideWhenUsed="0"/>
+    <w:lsdException w:name="Table Subtle 2" w:semiHidden="0" w:uiPriority="0" w:unhideWhenUsed="0"/>
+    <w:lsdException w:name="Table Web 1" w:semiHidden="0" w:uiPriority="0" w:unhideWhenUsed="0"/>
+    <w:lsdException w:name="Table Web 2" w:semiHidden="0" w:uiPriority="0" w:unhideWhenUsed="0"/>
+    <w:lsdException w:name="Table Web 3" w:semiHidden="0" w:uiPriority="0" w:unhideWhenUsed="0"/>
+    <w:lsdException w:name="Balloon Text" w:semiHidden="0" w:uiPriority="0" w:unhideWhenUsed="0"/>
+    <w:lsdException w:name="Table Grid" w:semiHidden="0" w:uiPriority="0" w:unhideWhenUsed="0" w:qFormat="1"/>
+    <w:lsdException w:name="Table Theme" w:semiHidden="0" w:uiPriority="0" w:unhideWhenUsed="0"/>
+    <w:lsdException w:name="Light Shading" w:semiHidden="0" w:uiPriority="60" w:unhideWhenUsed="0"/>
+    <w:lsdException w:name="Light List" w:semiHidden="0" w:uiPriority="61" w:unhideWhenUsed="0"/>
+    <w:lsdException w:name="Light Grid" w:semiHidden="0" w:uiPriority="62" w:unhideWhenUsed="0"/>
+    <w:lsdException w:name="Medium Shading 1" w:semiHidden="0" w:uiPriority="63" w:unhideWhenUsed="0"/>
+    <w:lsdException w:name="Medium Shading 2" w:semiHidden="0" w:uiPriority="64" w:unhideWhenUsed="0"/>
+    <w:lsdException w:name="Medium List 1" w:semiHidden="0" w:uiPriority="65" w:unhideWhenUsed="0"/>
+    <w:lsdException w:name="Medium List 2" w:semiHidden="0" w:uiPriority="66" w:unhideWhenUsed="0"/>
+    <w:lsdException w:name="Medium Grid 1" w:semiHidden="0" w:uiPriority="67" w:unhideWhenUsed="0"/>
+    <w:lsdException w:name="Medium Grid 2" w:semiHidden="0" w:uiPriority="68" w:unhideWhenUsed="0"/>
+    <w:lsdException w:name="Medium Grid 3" w:semiHidden="0" w:uiPriority="69" w:unhideWhenUsed="0"/>
+    <w:lsdException w:name="Dark List" w:semiHidden="0" w:uiPriority="70" w:unhideWhenUsed="0"/>
+    <w:lsdException w:name="Colorful Shading" w:semiHidden="0" w:uiPriority="71" w:unhideWhenUsed="0"/>
+    <w:lsdException w:name="Colorful List" w:semiHidden="0" w:uiPriority="72" w:unhideWhenUsed="0"/>
+    <w:lsdException w:name="Colorful Grid" w:semiHidden="0" w:uiPriority="73" w:unhideWhenUsed="0"/>
+    <w:lsdException w:name="Light Shading Accent 1" w:semiHidden="0" w:uiPriority="60" w:unhideWhenUsed="0"/>
+    <w:lsdException w:name="Light List Accent 1" w:semiHidden="0" w:uiPriority="61" w:unhideWhenUsed="0"/>
+    <w:lsdException w:name="Light Grid Accent 1" w:semiHidden="0" w:uiPriority="62" w:unhideWhenUsed="0"/>
+    <w:lsdException w:name="Medium Shading 1 Accent 1" w:semiHidden="0" w:uiPriority="63" w:unhideWhenUsed="0"/>
+    <w:lsdException w:name="Medium Shading 2 Accent 1" w:semiHidden="0" w:uiPriority="64" w:unhideWhenUsed="0"/>
+    <w:lsdException w:name="Medium List 1 Accent 1" w:semiHidden="0" w:uiPriority="65" w:unhideWhenUsed="0"/>
+    <w:lsdException w:name="Medium List 2 Accent 1" w:semiHidden="0" w:uiPriority="66" w:unhideWhenUsed="0"/>
+    <w:lsdException w:name="Medium Grid 1 Accent 1" w:semiHidden="0" w:uiPriority="67" w:unhideWhenUsed="0"/>
+    <w:lsdException w:name="Medium Grid 2 Accent 1" w:semiHidden="0" w:uiPriority="68" w:unhideWhenUsed="0"/>
+    <w:lsdException w:name="Medium Grid 3 Accent 1" w:semiHidden="0" w:uiPriority="69" w:unhideWhenUsed="0"/>
+    <w:lsdException w:name="Dark List Accent 1" w:semiHidden="0" w:uiPriority="70" w:unhideWhenUsed="0"/>
+    <w:lsdException w:name="Colorful Shading Accent 1" w:semiHidden="0" w:uiPriority="71" w:unhideWhenUsed="0"/>
+    <w:lsdException w:name="Colorful List Accent 1" w:semiHidden="0" w:uiPriority="72" w:unhideWhenUsed="0"/>
+    <w:lsdException w:name="Colorful Grid Accent 1" w:semiHidden="0" w:uiPriority="73" w:unhideWhenUsed="0"/>
+    <w:lsdException w:name="Light Shading Accent 2" w:semiHidden="0" w:uiPriority="60" w:unhideWhenUsed="0"/>
+    <w:lsdException w:name="Light List Accent 2" w:semiHidden="0" w:uiPriority="61" w:unhideWhenUsed="0"/>
+    <w:lsdException w:name="Light Grid Accent 2" w:semiHidden="0" w:uiPriority="62" w:unhideWhenUsed="0"/>
+    <w:lsdException w:name="Medium Shading 1 Accent 2" w:semiHidden="0" w:uiPriority="63" w:unhideWhenUsed="0"/>
+    <w:lsdException w:name="Medium Shading 2 Accent 2" w:semiHidden="0" w:uiPriority="64" w:unhideWhenUsed="0"/>
+    <w:lsdException w:name="Medium List 1 Accent 2" w:semiHidden="0" w:uiPriority="65" w:unhideWhenUsed="0"/>
+    <w:lsdException w:name="Medium List 2 Accent 2" w:semiHidden="0" w:uiPriority="66" w:unhideWhenUsed="0"/>
+    <w:lsdException w:name="Medium Grid 1 Accent 2" w:semiHidden="0" w:uiPriority="67" w:unhideWhenUsed="0"/>
+    <w:lsdException w:name="Medium Grid 2 Accent 2" w:semiHidden="0" w:uiPriority="68" w:unhideWhenUsed="0"/>
+    <w:lsdException w:name="Medium Grid 3 Accent 2" w:semiHidden="0" w:uiPriority="69" w:unhideWhenUsed="0"/>
+    <w:lsdException w:name="Dark List Accent 2" w:semiHidden="0" w:uiPriority="70" w:unhideWhenUsed="0"/>
+    <w:lsdException w:name="Colorful Shading Accent 2" w:semiHidden="0" w:uiPriority="71" w:unhideWhenUsed="0"/>
+    <w:lsdException w:name="Colorful List Accent 2" w:semiHidden="0" w:uiPriority="72" w:unhideWhenUsed="0"/>
+    <w:lsdException w:name="Colorful Grid Accent 2" w:semiHidden="0" w:uiPriority="73" w:unhideWhenUsed="0"/>
+    <w:lsdException w:name="Light Shading Accent 3" w:semiHidden="0" w:uiPriority="60" w:unhideWhenUsed="0"/>
+    <w:lsdException w:name="Light List Accent 3" w:semiHidden="0" w:uiPriority="61" w:unhideWhenUsed="0"/>
+    <w:lsdException w:name="Light Grid Accent 3" w:semiHidden="0" w:uiPriority="62" w:unhideWhenUsed="0"/>
+    <w:lsdException w:name="Medium Shading 1 Accent 3" w:semiHidden="0" w:uiPriority="63" w:unhideWhenUsed="0"/>
+    <w:lsdException w:name="Medium Shading 2 Accent 3" w:semiHidden="0" w:uiPriority="64" w:unhideWhenUsed="0"/>
+    <w:lsdException w:name="Medium List 1 Accent 3" w:semiHidden="0" w:uiPriority="65" w:unhideWhenUsed="0"/>
+    <w:lsdException w:name="Medium List 2 Accent 3" w:semiHidden="0" w:uiPriority="66" w:unhideWhenUsed="0"/>
+    <w:lsdException w:name="Medium Grid 1 Accent 3" w:semiHidden="0" w:uiPriority="67" w:unhideWhenUsed="0"/>
+    <w:lsdException w:name="Medium Grid 2 Accent 3" w:semiHidden="0" w:uiPriority="68" w:unhideWhenUsed="0"/>
+    <w:lsdException w:name="Medium Grid 3 Accent 3" w:semiHidden="0" w:uiPriority="69" w:unhideWhenUsed="0"/>
+    <w:lsdException w:name="Dark List Accent 3" w:semiHidden="0" w:uiPriority="70" w:unhideWhenUsed="0"/>
+    <w:lsdException w:name="Colorful Shading Accent 3" w:semiHidden="0" w:uiPriority="71" w:unhideWhenUsed="0"/>
+    <w:lsdException w:name="Colorful List Accent 3" w:semiHidden="0" w:uiPriority="72" w:unhideWhenUsed="0"/>
+    <w:lsdException w:name="Colorful Grid Accent 3" w:semiHidden="0" w:uiPriority="73" w:unhideWhenUsed="0"/>
+    <w:lsdException w:name="Light Shading Accent 4" w:semiHidden="0" w:uiPriority="60" w:unhideWhenUsed="0"/>
+    <w:lsdException w:name="Light List Accent 4" w:semiHidden="0" w:uiPriority="61" w:unhideWhenUsed="0"/>
+    <w:lsdException w:name="Light Grid Accent 4" w:semiHidden="0" w:uiPriority="62" w:unhideWhenUsed="0"/>
+    <w:lsdException w:name="Medium Shading 1 Accent 4" w:semiHidden="0" w:uiPriority="63" w:unhideWhenUsed="0"/>
+    <w:lsdException w:name="Medium Shading 2 Accent 4" w:semiHidden="0" w:uiPriority="64" w:unhideWhenUsed="0"/>
+    <w:lsdException w:name="Medium List 1 Accent 4" w:semiHidden="0" w:uiPriority="65" w:unhideWhenUsed="0"/>
+    <w:lsdException w:name="Medium List 2 Accent 4" w:semiHidden="0" w:uiPriority="66" w:unhideWhenUsed="0"/>
+    <w:lsdException w:name="Medium Grid 1 Accent 4" w:semiHidden="0" w:uiPriority="67" w:unhideWhenUsed="0"/>
+    <w:lsdException w:name="Medium Grid 2 Accent 4" w:semiHidden="0" w:uiPriority="68" w:unhideWhenUsed="0"/>
+    <w:lsdException w:name="Medium Grid 3 Accent 4" w:semiHidden="0" w:uiPriority="69" w:unhideWhenUsed="0"/>
+    <w:lsdException w:name="Dark List Accent 4" w:semiHidden="0" w:uiPriority="70" w:unhideWhenUsed="0"/>
+    <w:lsdException w:name="Colorful Shading Accent 4" w:semiHidden="0" w:uiPriority="71" w:unhideWhenUsed="0"/>
+    <w:lsdException w:name="Colorful List Accent 4" w:semiHidden="0" w:uiPriority="72" w:unhideWhenUsed="0"/>
+    <w:lsdException w:name="Colorful Grid Accent 4" w:semiHidden="0" w:uiPriority="73" w:unhideWhenUsed="0"/>
+    <w:lsdException w:name="Light Shading Accent 5" w:semiHidden="0" w:uiPriority="60" w:unhideWhenUsed="0"/>
+    <w:lsdException w:name="Light List Accent 5" w:semiHidden="0" w:uiPriority="61" w:unhideWhenUsed="0"/>
+    <w:lsdException w:name="Light Grid Accent 5" w:semiHidden="0" w:uiPriority="62" w:unhideWhenUsed="0"/>
+    <w:lsdException w:name="Medium Shading 1 Accent 5" w:semiHidden="0" w:uiPriority="63" w:unhideWhenUsed="0"/>
+    <w:lsdException w:name="Medium Shading 2 Accent 5" w:semiHidden="0" w:uiPriority="64" w:unhideWhenUsed="0"/>
+    <w:lsdException w:name="Medium List 1 Accent 5" w:semiHidden="0" w:uiPriority="65" w:unhideWhenUsed="0"/>
+    <w:lsdException w:name="Medium List 2 Accent 5" w:semiHidden="0" w:uiPriority="66" w:unhideWhenUsed="0"/>
+    <w:lsdException w:name="Medium Grid 1 Accent 5" w:semiHidden="0" w:uiPriority="67" w:unhideWhenUsed="0"/>
+    <w:lsdException w:name="Medium Grid 2 Accent 5" w:semiHidden="0" w:uiPriority="68" w:unhideWhenUsed="0"/>
+    <w:lsdException w:name="Medium Grid 3 Accent 5" w:semiHidden="0" w:uiPriority="69" w:unhideWhenUsed="0"/>
+    <w:lsdException w:name="Dark List Accent 5" w:semiHidden="0" w:uiPriority="70" w:unhideWhenUsed="0"/>
+    <w:lsdException w:name="Colorful Shading Accent 5" w:semiHidden="0" w:uiPriority="71" w:unhideWhenUsed="0"/>
+    <w:lsdException w:name="Colorful List Accent 5" w:semiHidden="0" w:uiPriority="72" w:unhideWhenUsed="0"/>
+    <w:lsdException w:name="Colorful Grid Accent 5" w:semiHidden="0" w:uiPriority="73" w:unhideWhenUsed="0"/>
+    <w:lsdException w:name="Light Shading Accent 6" w:semiHidden="0" w:uiPriority="60" w:unhideWhenUsed="0"/>
+    <w:lsdException w:name="Light List Accent 6" w:semiHidden="0" w:uiPriority="61" w:unhideWhenUsed="0"/>
+    <w:lsdException w:name="Light Grid Accent 6" w:semiHidden="0" w:uiPriority="62" w:unhideWhenUsed="0"/>
+    <w:lsdException w:name="Medium Shading 1 Accent 6" w:semiHidden="0" w:uiPriority="63" w:unhideWhenUsed="0"/>
+    <w:lsdException w:name="Medium Shading 2 Accent 6" w:semiHidden="0" w:uiPriority="64" w:unhideWhenUsed="0"/>
+    <w:lsdException w:name="Medium List 1 Accent 6" w:semiHidden="0" w:uiPriority="65" w:unhideWhenUsed="0"/>
+    <w:lsdException w:name="Medium List 2 Accent 6" w:semiHidden="0" w:uiPriority="66" w:unhideWhenUsed="0"/>
+    <w:lsdException w:name="Medium Grid 1 Accent 6" w:semiHidden="0" w:uiPriority="67" w:unhideWhenUsed="0"/>
+    <w:lsdException w:name="Medium Grid 2 Accent 6" w:semiHidden="0" w:uiPriority="68" w:unhideWhenUsed="0"/>
+    <w:lsdException w:name="Medium Grid 3 Accent 6" w:semiHidden="0" w:uiPriority="69" w:unhideWhenUsed="0"/>
+    <w:lsdException w:name="Dark List Accent 6" w:semiHidden="0" w:uiPriority="70" w:unhideWhenUsed="0"/>
+    <w:lsdException w:name="Colorful Shading Accent 6" w:semiHidden="0" w:uiPriority="71" w:unhideWhenUsed="0"/>
+    <w:lsdException w:name="Colorful List Accent 6" w:semiHidden="0" w:uiPriority="72" w:unhideWhenUsed="0"/>
+    <w:lsdException w:name="Colorful Grid Accent 6" w:semiHidden="0" w:uiPriority="73" w:unhideWhenUsed="0"/>
   </w:latentStyles>
-  <w:style w:type="paragraph" w:default="1" w:styleId="1">
+  <w:style w:type="paragraph" w:default="1" w:styleId="Normal">
     <w:name w:val="Normal"/>
     <w:qFormat/>
-    <w:uiPriority w:val="0"/>
     <w:pPr>
       <w:kinsoku w:val="0"/>
       <w:autoSpaceDE w:val="0"/>
@@ -8040,7 +7850,7 @@
       <w:textAlignment w:val="baseline"/>
     </w:pPr>
     <w:rPr>
-      <w:rFonts w:ascii="Arial" w:hAnsi="Arial" w:eastAsia="宋体" w:cs="Arial"/>
+      <w:rFonts w:ascii="Arial" w:eastAsia="宋体" w:hAnsi="Arial" w:cs="Arial"/>
       <w:snapToGrid w:val="0"/>
       <w:color w:val="000000"/>
       <w:kern w:val="0"/>
@@ -8049,12 +7859,11 @@
       <w:lang w:val="en-US" w:eastAsia="en-US" w:bidi="ar-SA"/>
     </w:rPr>
   </w:style>
-  <w:style w:type="paragraph" w:styleId="2">
+  <w:style w:type="paragraph" w:styleId="Heading1">
     <w:name w:val="heading 1"/>
-    <w:basedOn w:val="1"/>
-    <w:next w:val="1"/>
+    <w:basedOn w:val="Normal"/>
+    <w:next w:val="Normal"/>
     <w:qFormat/>
-    <w:uiPriority w:val="0"/>
     <w:pPr>
       <w:keepNext/>
       <w:keepLines/>
@@ -8072,13 +7881,12 @@
       <w:sz w:val="44"/>
     </w:rPr>
   </w:style>
-  <w:style w:type="paragraph" w:styleId="3">
+  <w:style w:type="paragraph" w:styleId="Heading2">
     <w:name w:val="heading 2"/>
-    <w:basedOn w:val="1"/>
-    <w:next w:val="1"/>
+    <w:basedOn w:val="Normal"/>
+    <w:next w:val="Normal"/>
     <w:unhideWhenUsed/>
     <w:qFormat/>
-    <w:uiPriority w:val="0"/>
     <w:pPr>
       <w:keepNext/>
       <w:keepLines/>
@@ -8091,19 +7899,18 @@
       <w:outlineLvl w:val="1"/>
     </w:pPr>
     <w:rPr>
-      <w:rFonts w:ascii="Arial" w:hAnsi="Arial" w:eastAsia="黑体"/>
+      <w:rFonts w:ascii="Arial" w:eastAsia="黑体" w:hAnsi="Arial"/>
       <w:b/>
       <w:sz w:val="32"/>
     </w:rPr>
   </w:style>
-  <w:style w:type="paragraph" w:styleId="4">
+  <w:style w:type="paragraph" w:styleId="Heading3">
     <w:name w:val="heading 3"/>
-    <w:basedOn w:val="1"/>
-    <w:next w:val="1"/>
+    <w:basedOn w:val="Normal"/>
+    <w:next w:val="Normal"/>
     <w:semiHidden/>
     <w:unhideWhenUsed/>
     <w:qFormat/>
-    <w:uiPriority w:val="0"/>
     <w:pPr>
       <w:keepNext/>
       <w:keepLines/>
@@ -8120,13 +7927,12 @@
       <w:sz w:val="32"/>
     </w:rPr>
   </w:style>
-  <w:style w:type="paragraph" w:styleId="5">
+  <w:style w:type="paragraph" w:styleId="Heading4">
     <w:name w:val="heading 4"/>
-    <w:basedOn w:val="1"/>
-    <w:next w:val="1"/>
+    <w:basedOn w:val="Normal"/>
+    <w:next w:val="Normal"/>
     <w:unhideWhenUsed/>
     <w:qFormat/>
-    <w:uiPriority w:val="0"/>
     <w:pPr>
       <w:keepNext/>
       <w:keepLines/>
@@ -8139,19 +7945,18 @@
       <w:outlineLvl w:val="3"/>
     </w:pPr>
     <w:rPr>
-      <w:rFonts w:ascii="Arial" w:hAnsi="Arial" w:eastAsia="黑体"/>
+      <w:rFonts w:ascii="Arial" w:eastAsia="黑体" w:hAnsi="Arial"/>
       <w:b/>
       <w:sz w:val="28"/>
     </w:rPr>
   </w:style>
-  <w:style w:type="paragraph" w:styleId="6">
+  <w:style w:type="paragraph" w:styleId="Heading5">
     <w:name w:val="heading 5"/>
-    <w:basedOn w:val="1"/>
-    <w:next w:val="1"/>
+    <w:basedOn w:val="Normal"/>
+    <w:next w:val="Normal"/>
     <w:semiHidden/>
     <w:unhideWhenUsed/>
     <w:qFormat/>
-    <w:uiPriority w:val="0"/>
     <w:pPr>
       <w:keepNext/>
       <w:keepLines/>
@@ -8168,14 +7973,13 @@
       <w:sz w:val="28"/>
     </w:rPr>
   </w:style>
-  <w:style w:type="paragraph" w:styleId="7">
+  <w:style w:type="paragraph" w:styleId="Heading6">
     <w:name w:val="heading 6"/>
-    <w:basedOn w:val="1"/>
-    <w:next w:val="1"/>
+    <w:basedOn w:val="Normal"/>
+    <w:next w:val="Normal"/>
     <w:semiHidden/>
     <w:unhideWhenUsed/>
     <w:qFormat/>
-    <w:uiPriority w:val="0"/>
     <w:pPr>
       <w:keepNext/>
       <w:keepLines/>
@@ -8188,19 +7992,18 @@
       <w:outlineLvl w:val="5"/>
     </w:pPr>
     <w:rPr>
-      <w:rFonts w:ascii="Arial" w:hAnsi="Arial" w:eastAsia="黑体"/>
+      <w:rFonts w:ascii="Arial" w:eastAsia="黑体" w:hAnsi="Arial"/>
       <w:b/>
       <w:sz w:val="24"/>
     </w:rPr>
   </w:style>
-  <w:style w:type="paragraph" w:styleId="8">
+  <w:style w:type="paragraph" w:styleId="Heading7">
     <w:name w:val="heading 7"/>
-    <w:basedOn w:val="1"/>
-    <w:next w:val="1"/>
+    <w:basedOn w:val="Normal"/>
+    <w:next w:val="Normal"/>
     <w:semiHidden/>
     <w:unhideWhenUsed/>
     <w:qFormat/>
-    <w:uiPriority w:val="0"/>
     <w:pPr>
       <w:keepNext/>
       <w:keepLines/>
@@ -8217,14 +8020,13 @@
       <w:sz w:val="24"/>
     </w:rPr>
   </w:style>
-  <w:style w:type="paragraph" w:styleId="9">
+  <w:style w:type="paragraph" w:styleId="Heading8">
     <w:name w:val="heading 8"/>
-    <w:basedOn w:val="1"/>
-    <w:next w:val="1"/>
+    <w:basedOn w:val="Normal"/>
+    <w:next w:val="Normal"/>
     <w:semiHidden/>
     <w:unhideWhenUsed/>
     <w:qFormat/>
-    <w:uiPriority w:val="0"/>
     <w:pPr>
       <w:keepNext/>
       <w:keepLines/>
@@ -8237,18 +8039,17 @@
       <w:outlineLvl w:val="7"/>
     </w:pPr>
     <w:rPr>
-      <w:rFonts w:ascii="Arial" w:hAnsi="Arial" w:eastAsia="黑体"/>
+      <w:rFonts w:ascii="Arial" w:eastAsia="黑体" w:hAnsi="Arial"/>
       <w:sz w:val="24"/>
     </w:rPr>
   </w:style>
-  <w:style w:type="paragraph" w:styleId="10">
+  <w:style w:type="paragraph" w:styleId="Heading9">
     <w:name w:val="heading 9"/>
-    <w:basedOn w:val="1"/>
-    <w:next w:val="1"/>
+    <w:basedOn w:val="Normal"/>
+    <w:next w:val="Normal"/>
     <w:semiHidden/>
     <w:unhideWhenUsed/>
     <w:qFormat/>
-    <w:uiPriority w:val="0"/>
     <w:pPr>
       <w:keepNext/>
       <w:keepLines/>
@@ -8261,21 +8062,19 @@
       <w:outlineLvl w:val="8"/>
     </w:pPr>
     <w:rPr>
-      <w:rFonts w:ascii="Arial" w:hAnsi="Arial" w:eastAsia="黑体"/>
+      <w:rFonts w:ascii="Arial" w:eastAsia="黑体" w:hAnsi="Arial"/>
       <w:sz w:val="21"/>
     </w:rPr>
   </w:style>
-  <w:style w:type="character" w:default="1" w:styleId="22">
+  <w:style w:type="character" w:default="1" w:styleId="DefaultParagraphFont">
     <w:name w:val="Default Paragraph Font"/>
     <w:semiHidden/>
     <w:qFormat/>
-    <w:uiPriority w:val="0"/>
   </w:style>
-  <w:style w:type="table" w:default="1" w:styleId="20">
+  <w:style w:type="table" w:default="1" w:styleId="TableNormal">
     <w:name w:val="Normal Table"/>
     <w:semiHidden/>
     <w:qFormat/>
-    <w:uiPriority w:val="0"/>
     <w:tblPr>
       <w:tblCellMar>
         <w:top w:w="0" w:type="dxa"/>
@@ -8285,43 +8084,39 @@
       </w:tblCellMar>
     </w:tblPr>
   </w:style>
-  <w:style w:type="paragraph" w:styleId="11">
+  <w:style w:type="paragraph" w:styleId="CommentText">
     <w:name w:val="annotation text"/>
-    <w:basedOn w:val="1"/>
+    <w:basedOn w:val="Normal"/>
     <w:qFormat/>
-    <w:uiPriority w:val="0"/>
     <w:pPr>
       <w:jc w:val="left"/>
     </w:pPr>
   </w:style>
-  <w:style w:type="paragraph" w:styleId="12">
+  <w:style w:type="paragraph" w:styleId="BodyText">
     <w:name w:val="Body Text"/>
-    <w:basedOn w:val="1"/>
+    <w:basedOn w:val="Normal"/>
     <w:semiHidden/>
     <w:qFormat/>
-    <w:uiPriority w:val="0"/>
     <w:rPr>
-      <w:rFonts w:ascii="Arial" w:hAnsi="Arial" w:eastAsia="Arial" w:cs="Arial"/>
+      <w:rFonts w:ascii="Arial" w:eastAsia="Arial" w:hAnsi="Arial" w:cs="Arial"/>
       <w:sz w:val="21"/>
       <w:szCs w:val="21"/>
       <w:lang w:val="en-US" w:eastAsia="en-US" w:bidi="ar-SA"/>
     </w:rPr>
   </w:style>
-  <w:style w:type="paragraph" w:styleId="13">
+  <w:style w:type="paragraph" w:styleId="TOC3">
     <w:name w:val="toc 3"/>
-    <w:basedOn w:val="1"/>
-    <w:next w:val="1"/>
+    <w:basedOn w:val="Normal"/>
+    <w:next w:val="Normal"/>
     <w:qFormat/>
-    <w:uiPriority w:val="0"/>
     <w:pPr>
       <w:ind w:left="840" w:leftChars="400"/>
     </w:pPr>
   </w:style>
-  <w:style w:type="paragraph" w:styleId="14">
+  <w:style w:type="paragraph" w:styleId="Footer">
     <w:name w:val="footer"/>
-    <w:basedOn w:val="1"/>
+    <w:basedOn w:val="Normal"/>
     <w:qFormat/>
-    <w:uiPriority w:val="0"/>
     <w:pPr>
       <w:tabs>
         <w:tab w:val="center" w:pos="4153"/>
@@ -8334,17 +8129,16 @@
       <w:sz w:val="18"/>
     </w:rPr>
   </w:style>
-  <w:style w:type="paragraph" w:styleId="15">
+  <w:style w:type="paragraph" w:styleId="Header">
     <w:name w:val="header"/>
-    <w:basedOn w:val="1"/>
+    <w:basedOn w:val="Normal"/>
     <w:qFormat/>
-    <w:uiPriority w:val="0"/>
     <w:pPr>
       <w:pBdr>
-        <w:top w:val="none" w:color="auto" w:sz="0" w:space="0"/>
-        <w:left w:val="none" w:color="auto" w:sz="0" w:space="0"/>
-        <w:bottom w:val="none" w:color="auto" w:sz="0" w:space="0"/>
-        <w:right w:val="none" w:color="auto" w:sz="0" w:space="0"/>
+        <w:top w:val="nil"/>
+        <w:left w:val="nil"/>
+        <w:bottom w:val="nil"/>
+        <w:right w:val="nil"/>
       </w:pBdr>
       <w:tabs>
         <w:tab w:val="center" w:pos="4153"/>
@@ -8359,41 +8153,37 @@
       <w:sz w:val="18"/>
     </w:rPr>
   </w:style>
-  <w:style w:type="paragraph" w:styleId="16">
+  <w:style w:type="paragraph" w:styleId="TOC1">
     <w:name w:val="toc 1"/>
-    <w:basedOn w:val="1"/>
-    <w:next w:val="1"/>
+    <w:basedOn w:val="Normal"/>
+    <w:next w:val="Normal"/>
     <w:qFormat/>
-    <w:uiPriority w:val="0"/>
     <w:rPr>
-      <w:rFonts w:ascii="Arial" w:hAnsi="Arial" w:eastAsia="Microsoft JhengHei"/>
+      <w:rFonts w:ascii="Arial" w:eastAsia="Microsoft JhengHei" w:hAnsi="Arial"/>
       <w:sz w:val="24"/>
     </w:rPr>
   </w:style>
-  <w:style w:type="paragraph" w:styleId="17">
+  <w:style w:type="paragraph" w:styleId="TOC2">
     <w:name w:val="toc 2"/>
-    <w:basedOn w:val="1"/>
-    <w:next w:val="1"/>
+    <w:basedOn w:val="Normal"/>
+    <w:next w:val="Normal"/>
     <w:qFormat/>
-    <w:uiPriority w:val="0"/>
     <w:pPr>
       <w:ind w:left="420" w:leftChars="200"/>
     </w:pPr>
   </w:style>
-  <w:style w:type="paragraph" w:styleId="18">
+  <w:style w:type="paragraph" w:styleId="NormalWeb">
     <w:name w:val="Normal (Web)"/>
-    <w:basedOn w:val="1"/>
+    <w:basedOn w:val="Normal"/>
     <w:qFormat/>
-    <w:uiPriority w:val="0"/>
     <w:rPr>
       <w:sz w:val="24"/>
     </w:rPr>
   </w:style>
-  <w:style w:type="paragraph" w:styleId="19">
+  <w:style w:type="paragraph" w:styleId="Title">
     <w:name w:val="Title"/>
-    <w:basedOn w:val="1"/>
+    <w:basedOn w:val="Normal"/>
     <w:qFormat/>
-    <w:uiPriority w:val="0"/>
     <w:pPr>
       <w:spacing w:before="240" w:beforeLines="0" w:beforeAutospacing="0" w:after="60" w:afterLines="0" w:afterAutospacing="0"/>
       <w:jc w:val="center"/>
@@ -8405,73 +8195,68 @@
       <w:sz w:val="32"/>
     </w:rPr>
   </w:style>
-  <w:style w:type="table" w:styleId="21">
+  <w:style w:type="table" w:styleId="TableGrid">
     <w:name w:val="Table Grid"/>
-    <w:basedOn w:val="20"/>
+    <w:basedOn w:val="TableNormal"/>
     <w:qFormat/>
-    <w:uiPriority w:val="0"/>
     <w:pPr>
       <w:widowControl w:val="0"/>
       <w:jc w:val="both"/>
     </w:pPr>
     <w:tblPr>
       <w:tblBorders>
-        <w:top w:val="single" w:color="auto" w:sz="4" w:space="0"/>
-        <w:left w:val="single" w:color="auto" w:sz="4" w:space="0"/>
-        <w:bottom w:val="single" w:color="auto" w:sz="4" w:space="0"/>
-        <w:right w:val="single" w:color="auto" w:sz="4" w:space="0"/>
-        <w:insideH w:val="single" w:color="auto" w:sz="4" w:space="0"/>
-        <w:insideV w:val="single" w:color="auto" w:sz="4" w:space="0"/>
+        <w:top w:val="single" w:sz="4" w:space="0" w:color="auto"/>
+        <w:left w:val="single" w:sz="4" w:space="0" w:color="auto"/>
+        <w:bottom w:val="single" w:sz="4" w:space="0" w:color="auto"/>
+        <w:right w:val="single" w:sz="4" w:space="0" w:color="auto"/>
+        <w:insideH w:val="single" w:sz="4" w:space="0" w:color="auto"/>
+        <w:insideV w:val="single" w:sz="4" w:space="0" w:color="auto"/>
       </w:tblBorders>
     </w:tblPr>
   </w:style>
-  <w:style w:type="character" w:styleId="23">
+  <w:style w:type="character" w:styleId="Strong">
     <w:name w:val="Strong"/>
-    <w:basedOn w:val="22"/>
+    <w:basedOn w:val="DefaultParagraphFont"/>
     <w:qFormat/>
-    <w:uiPriority w:val="0"/>
     <w:rPr>
       <w:b/>
     </w:rPr>
   </w:style>
-  <w:style w:type="paragraph" w:customStyle="1" w:styleId="24">
+  <w:style w:type="paragraph" w:customStyle="1" w:styleId="a">
     <w:name w:val="柴_公司名"/>
-    <w:basedOn w:val="19"/>
+    <w:basedOn w:val="Title"/>
     <w:qFormat/>
-    <w:uiPriority w:val="0"/>
     <w:pPr>
       <w:spacing w:after="600" w:afterLines="600"/>
     </w:pPr>
     <w:rPr>
-      <w:rFonts w:hint="eastAsia" w:ascii="宋体" w:hAnsi="宋体" w:eastAsia="宋体" w:cs="宋体"/>
+      <w:rFonts w:ascii="宋体" w:eastAsia="宋体" w:hAnsi="宋体" w:cs="宋体" w:hint="eastAsia"/>
       <w:bCs/>
       <w:spacing w:val="-6"/>
       <w:sz w:val="52"/>
       <w:szCs w:val="52"/>
     </w:rPr>
   </w:style>
-  <w:style w:type="paragraph" w:customStyle="1" w:styleId="25">
+  <w:style w:type="paragraph" w:customStyle="1" w:styleId="a0">
     <w:name w:val="柴_文档名"/>
-    <w:basedOn w:val="19"/>
+    <w:basedOn w:val="Title"/>
     <w:qFormat/>
-    <w:uiPriority w:val="0"/>
     <w:pPr>
       <w:spacing w:after="900" w:afterLines="900"/>
     </w:pPr>
     <w:rPr>
-      <w:rFonts w:ascii="黑体" w:hAnsi="黑体" w:eastAsia="黑体" w:cs="黑体"/>
+      <w:rFonts w:ascii="黑体" w:eastAsia="黑体" w:hAnsi="黑体" w:cs="黑体"/>
       <w:bCs/>
       <w:spacing w:val="-7"/>
       <w:sz w:val="52"/>
       <w:szCs w:val="52"/>
     </w:rPr>
   </w:style>
-  <w:style w:type="table" w:customStyle="1" w:styleId="26">
+  <w:style w:type="table" w:customStyle="1" w:styleId="TableNormal0">
     <w:name w:val="Table Normal_0"/>
     <w:semiHidden/>
     <w:unhideWhenUsed/>
     <w:qFormat/>
-    <w:uiPriority w:val="0"/>
     <w:tblPr>
       <w:tblCellMar>
         <w:top w:w="0" w:type="dxa"/>
@@ -8481,87 +8266,81 @@
       </w:tblCellMar>
     </w:tblPr>
   </w:style>
-  <w:style w:type="paragraph" w:customStyle="1" w:styleId="27">
+  <w:style w:type="paragraph" w:customStyle="1" w:styleId="TableText">
     <w:name w:val="Table Text"/>
-    <w:basedOn w:val="1"/>
+    <w:basedOn w:val="Normal"/>
     <w:semiHidden/>
     <w:qFormat/>
-    <w:uiPriority w:val="0"/>
     <w:rPr>
-      <w:rFonts w:ascii="宋体" w:hAnsi="宋体" w:eastAsia="宋体" w:cs="宋体"/>
+      <w:rFonts w:ascii="宋体" w:eastAsia="宋体" w:hAnsi="宋体" w:cs="宋体"/>
       <w:sz w:val="21"/>
       <w:szCs w:val="21"/>
       <w:lang w:val="en-US" w:eastAsia="en-US" w:bidi="ar-SA"/>
     </w:rPr>
   </w:style>
-  <w:style w:type="paragraph" w:customStyle="1" w:styleId="28">
+  <w:style w:type="paragraph" w:customStyle="1" w:styleId="1">
     <w:name w:val="柴_标题1"/>
-    <w:basedOn w:val="2"/>
-    <w:next w:val="29"/>
-    <w:link w:val="38"/>
+    <w:basedOn w:val="Heading1"/>
+    <w:next w:val="a1"/>
+    <w:link w:val="1Char"/>
     <w:qFormat/>
-    <w:uiPriority w:val="0"/>
     <w:pPr>
       <w:spacing w:before="100" w:after="90" w:line="360" w:lineRule="auto"/>
     </w:pPr>
     <w:rPr>
-      <w:rFonts w:ascii="Arial" w:hAnsi="Arial" w:eastAsia="宋体"/>
+      <w:rFonts w:ascii="Arial" w:eastAsia="宋体" w:hAnsi="Arial"/>
       <w:sz w:val="32"/>
     </w:rPr>
   </w:style>
-  <w:style w:type="paragraph" w:customStyle="1" w:styleId="29">
+  <w:style w:type="paragraph" w:customStyle="1" w:styleId="a1">
     <w:name w:val="柴_正文"/>
-    <w:basedOn w:val="12"/>
-    <w:link w:val="42"/>
+    <w:basedOn w:val="BodyText"/>
+    <w:link w:val="Char"/>
     <w:qFormat/>
-    <w:uiPriority w:val="0"/>
     <w:pPr>
       <w:spacing w:line="360" w:lineRule="auto"/>
       <w:ind w:firstLine="470" w:firstLineChars="200"/>
     </w:pPr>
     <w:rPr>
-      <w:rFonts w:ascii="Arial" w:hAnsi="Arial" w:eastAsia="宋体"/>
+      <w:rFonts w:ascii="Arial" w:eastAsia="宋体" w:hAnsi="Arial"/>
       <w:sz w:val="24"/>
       <w:lang w:eastAsia="zh-CN"/>
     </w:rPr>
   </w:style>
-  <w:style w:type="paragraph" w:customStyle="1" w:styleId="30">
+  <w:style w:type="paragraph" w:customStyle="1" w:styleId="2">
     <w:name w:val="柴_标题2"/>
-    <w:basedOn w:val="3"/>
-    <w:next w:val="29"/>
+    <w:basedOn w:val="Heading2"/>
+    <w:next w:val="a1"/>
     <w:qFormat/>
-    <w:uiPriority w:val="0"/>
     <w:pPr>
       <w:spacing w:line="360" w:lineRule="auto"/>
     </w:pPr>
     <w:rPr>
-      <w:rFonts w:ascii="Arial" w:hAnsi="Arial" w:eastAsia="宋体"/>
+      <w:rFonts w:ascii="Arial" w:eastAsia="宋体" w:hAnsi="Arial"/>
       <w:sz w:val="28"/>
     </w:rPr>
   </w:style>
-  <w:style w:type="paragraph" w:customStyle="1" w:styleId="31">
+  <w:style w:type="paragraph" w:customStyle="1" w:styleId="3">
     <w:name w:val="柴_标题3"/>
-    <w:basedOn w:val="4"/>
-    <w:next w:val="29"/>
+    <w:basedOn w:val="Heading3"/>
+    <w:next w:val="a1"/>
     <w:qFormat/>
-    <w:uiPriority w:val="0"/>
     <w:pPr>
       <w:spacing w:line="360" w:lineRule="auto"/>
       <w:ind w:left="0" w:firstLine="472" w:firstLineChars="200"/>
     </w:pPr>
     <w:rPr>
-      <w:rFonts w:ascii="宋体" w:hAnsi="宋体" w:eastAsia="宋体" w:cs="宋体"/>
+      <w:rFonts w:ascii="宋体" w:eastAsia="宋体" w:hAnsi="宋体" w:cs="宋体"/>
       <w:spacing w:val="-2"/>
       <w:sz w:val="24"/>
       <w:szCs w:val="24"/>
     </w:rPr>
   </w:style>
-  <w:style w:type="paragraph" w:customStyle="1" w:styleId="32">
+  <w:style w:type="paragraph" w:customStyle="1" w:styleId="a2">
     <w:name w:val="柴_目录"/>
-    <w:basedOn w:val="1"/>
-    <w:next w:val="12"/>
+    <w:basedOn w:val="Normal"/>
+    <w:next w:val="BodyText"/>
     <w:qFormat/>
-    <w:uiPriority w:val="0"/>
     <w:pPr>
       <w:tabs>
         <w:tab w:val="right" w:leader="dot" w:pos="8442"/>
@@ -8569,64 +8348,59 @@
       <w:ind w:left="0" w:leftChars="0"/>
     </w:pPr>
     <w:rPr>
-      <w:rFonts w:ascii="Arial" w:hAnsi="Arial" w:eastAsia="Microsoft JhengHei"/>
+      <w:rFonts w:ascii="Arial" w:eastAsia="Microsoft JhengHei" w:hAnsi="Arial"/>
       <w:sz w:val="24"/>
     </w:rPr>
   </w:style>
-  <w:style w:type="paragraph" w:customStyle="1" w:styleId="33">
+  <w:style w:type="paragraph" w:customStyle="1" w:styleId="WPSOffice1">
     <w:name w:val="WPSOffice手动目录 1"/>
     <w:qFormat/>
-    <w:uiPriority w:val="0"/>
     <w:pPr>
       <w:ind w:leftChars="0"/>
     </w:pPr>
     <w:rPr>
-      <w:rFonts w:ascii="Times New Roman" w:hAnsi="Times New Roman" w:eastAsia="宋体" w:cs="Times New Roman"/>
+      <w:rFonts w:ascii="Times New Roman" w:eastAsia="宋体" w:hAnsi="Times New Roman" w:cs="Times New Roman"/>
       <w:sz w:val="20"/>
       <w:szCs w:val="20"/>
     </w:rPr>
   </w:style>
-  <w:style w:type="paragraph" w:customStyle="1" w:styleId="34">
+  <w:style w:type="paragraph" w:customStyle="1" w:styleId="WPSOffice2">
     <w:name w:val="WPSOffice手动目录 2"/>
     <w:qFormat/>
-    <w:uiPriority w:val="0"/>
     <w:pPr>
       <w:ind w:leftChars="200"/>
     </w:pPr>
     <w:rPr>
-      <w:rFonts w:ascii="Times New Roman" w:hAnsi="Times New Roman" w:eastAsia="宋体" w:cs="Times New Roman"/>
+      <w:rFonts w:ascii="Times New Roman" w:eastAsia="宋体" w:hAnsi="Times New Roman" w:cs="Times New Roman"/>
       <w:sz w:val="20"/>
       <w:szCs w:val="20"/>
     </w:rPr>
   </w:style>
-  <w:style w:type="paragraph" w:customStyle="1" w:styleId="35">
+  <w:style w:type="paragraph" w:customStyle="1" w:styleId="WPSOffice3">
     <w:name w:val="WPSOffice手动目录 3"/>
     <w:qFormat/>
-    <w:uiPriority w:val="0"/>
     <w:pPr>
       <w:ind w:leftChars="400"/>
     </w:pPr>
     <w:rPr>
-      <w:rFonts w:ascii="Times New Roman" w:hAnsi="Times New Roman" w:eastAsia="宋体" w:cs="Times New Roman"/>
+      <w:rFonts w:ascii="Times New Roman" w:eastAsia="宋体" w:hAnsi="Times New Roman" w:cs="Times New Roman"/>
       <w:sz w:val="20"/>
       <w:szCs w:val="20"/>
     </w:rPr>
   </w:style>
-  <w:style w:type="paragraph" w:customStyle="1" w:styleId="36">
+  <w:style w:type="paragraph" w:customStyle="1" w:styleId="Compact">
     <w:name w:val="Compact"/>
-    <w:basedOn w:val="12"/>
+    <w:basedOn w:val="BodyText"/>
     <w:qFormat/>
-    <w:uiPriority w:val="0"/>
     <w:pPr>
       <w:spacing w:before="36" w:after="36"/>
     </w:pPr>
   </w:style>
-  <w:style w:type="table" w:customStyle="1" w:styleId="37">
+  <w:style w:type="table" w:customStyle="1" w:styleId="Table">
     <w:name w:val="Table"/>
     <w:semiHidden/>
     <w:unhideWhenUsed/>
     <w:qFormat/>
-    <w:uiPriority w:val="0"/>
     <w:tblPr>
       <w:tblCellMar>
         <w:top w:w="0" w:type="dxa"/>
@@ -8638,28 +8412,26 @@
     <w:tblStylePr w:type="firstRow">
       <w:tcPr>
         <w:tcBorders>
-          <w:bottom w:val="single" w:color="auto" w:sz="0" w:space="0"/>
+          <w:bottom w:val="single" w:sz="0" w:space="0" w:color="auto"/>
         </w:tcBorders>
         <w:vAlign w:val="bottom"/>
       </w:tcPr>
     </w:tblStylePr>
   </w:style>
-  <w:style w:type="character" w:customStyle="1" w:styleId="38">
+  <w:style w:type="character" w:customStyle="1" w:styleId="1Char">
     <w:name w:val="柴_标题1 Char"/>
-    <w:link w:val="28"/>
+    <w:link w:val="1"/>
     <w:qFormat/>
-    <w:uiPriority w:val="0"/>
     <w:rPr>
-      <w:rFonts w:ascii="Arial" w:hAnsi="Arial" w:eastAsia="宋体"/>
+      <w:rFonts w:ascii="Arial" w:eastAsia="宋体" w:hAnsi="Arial"/>
       <w:sz w:val="32"/>
     </w:rPr>
   </w:style>
-  <w:style w:type="table" w:customStyle="1" w:styleId="39">
+  <w:style w:type="table" w:customStyle="1" w:styleId="TableNormal1">
     <w:name w:val="Table Normal_1"/>
     <w:semiHidden/>
     <w:unhideWhenUsed/>
     <w:qFormat/>
-    <w:uiPriority w:val="0"/>
     <w:tblPr>
       <w:tblCellMar>
         <w:top w:w="0" w:type="dxa"/>
@@ -8669,11 +8441,10 @@
       </w:tblCellMar>
     </w:tblPr>
   </w:style>
-  <w:style w:type="paragraph" w:customStyle="1" w:styleId="40">
+  <w:style w:type="paragraph" w:customStyle="1" w:styleId="a3">
     <w:name w:val="柴_正文_无缩进"/>
-    <w:basedOn w:val="1"/>
+    <w:basedOn w:val="Normal"/>
     <w:qFormat/>
-    <w:uiPriority w:val="0"/>
     <w:pPr>
       <w:ind w:firstLine="0" w:firstLineChars="0"/>
     </w:pPr>
@@ -8683,31 +8454,29 @@
       <w:lang w:eastAsia="zh-CN"/>
     </w:rPr>
   </w:style>
-  <w:style w:type="paragraph" w:customStyle="1" w:styleId="41">
+  <w:style w:type="paragraph" w:customStyle="1" w:styleId="4">
     <w:name w:val="柴_标题4"/>
-    <w:basedOn w:val="5"/>
-    <w:next w:val="1"/>
+    <w:basedOn w:val="Heading4"/>
+    <w:next w:val="Normal"/>
     <w:qFormat/>
-    <w:uiPriority w:val="0"/>
     <w:pPr>
       <w:widowControl w:val="0"/>
       <w:spacing w:before="160" w:line="360" w:lineRule="auto"/>
-      <w:ind w:left="981" w:leftChars="300" w:hanging="862"/>
+      <w:ind w:left="981" w:hanging="862" w:leftChars="300"/>
     </w:pPr>
     <w:rPr>
-      <w:rFonts w:hint="eastAsia" w:ascii="Calibri" w:hAnsi="Calibri" w:eastAsia="宋体" w:cs="宋体"/>
+      <w:rFonts w:ascii="Calibri" w:eastAsia="宋体" w:hAnsi="Calibri" w:cs="宋体" w:hint="eastAsia"/>
       <w:sz w:val="24"/>
       <w:szCs w:val="24"/>
       <w:lang w:eastAsia="zh-CN" w:bidi="zh-CN"/>
     </w:rPr>
   </w:style>
-  <w:style w:type="character" w:customStyle="1" w:styleId="42">
+  <w:style w:type="character" w:customStyle="1" w:styleId="Char">
     <w:name w:val="柴_正文 Char"/>
-    <w:link w:val="29"/>
+    <w:link w:val="a1"/>
     <w:qFormat/>
-    <w:uiPriority w:val="0"/>
     <w:rPr>
-      <w:rFonts w:ascii="Arial" w:hAnsi="Arial" w:eastAsia="宋体"/>
+      <w:rFonts w:ascii="Arial" w:eastAsia="宋体" w:hAnsi="Arial"/>
       <w:sz w:val="24"/>
       <w:lang w:eastAsia="zh-CN"/>
     </w:rPr>
